--- a/Collatio/2b/4. Edición/2b.docx
+++ b/Collatio/2b/4. Edición/2b.docx
@@ -160,7 +160,23 @@
           <w:rFonts w:ascii="Brill" w:hAnsi="Brill"/>
           <w:lang w:val="es-ES"/>
         </w:rPr>
-        <w:t xml:space="preserve"> muchas vegadas acaece que se faze</w:t>
+        <w:t xml:space="preserve"> </w:t>
+      </w:r>
+      <w:proofErr w:type="gramStart"/>
+      <w:r>
+        <w:rPr>
+          <w:rFonts w:ascii="Brill" w:hAnsi="Brill"/>
+          <w:lang w:val="es-ES"/>
+        </w:rPr>
+        <w:t>muchas vegadas acaece</w:t>
+      </w:r>
+      <w:proofErr w:type="gramEnd"/>
+      <w:r>
+        <w:rPr>
+          <w:rFonts w:ascii="Brill" w:hAnsi="Brill"/>
+          <w:lang w:val="es-ES"/>
+        </w:rPr>
+        <w:t xml:space="preserve"> que se faze</w:t>
       </w:r>
       <w:r>
         <w:rPr>
@@ -275,7 +291,39 @@
           <w:rFonts w:ascii="Brill" w:hAnsi="Brill"/>
           <w:lang w:val="es-ES"/>
         </w:rPr>
-        <w:t xml:space="preserve"> una ora señalada e non acaecer</w:t>
+        <w:t xml:space="preserve"> una </w:t>
+      </w:r>
+      <w:proofErr w:type="spellStart"/>
+      <w:r>
+        <w:rPr>
+          <w:rFonts w:ascii="Brill" w:hAnsi="Brill"/>
+          <w:lang w:val="es-ES"/>
+        </w:rPr>
+        <w:t>ora</w:t>
+      </w:r>
+      <w:proofErr w:type="spellEnd"/>
+      <w:r>
+        <w:rPr>
+          <w:rFonts w:ascii="Brill" w:hAnsi="Brill"/>
+          <w:lang w:val="es-ES"/>
+        </w:rPr>
+        <w:t xml:space="preserve"> señalada </w:t>
+      </w:r>
+      <w:proofErr w:type="gramStart"/>
+      <w:r>
+        <w:rPr>
+          <w:rFonts w:ascii="Brill" w:hAnsi="Brill"/>
+          <w:lang w:val="es-ES"/>
+        </w:rPr>
+        <w:t>e</w:t>
+      </w:r>
+      <w:proofErr w:type="gramEnd"/>
+      <w:r>
+        <w:rPr>
+          <w:rFonts w:ascii="Brill" w:hAnsi="Brill"/>
+          <w:lang w:val="es-ES"/>
+        </w:rPr>
+        <w:t xml:space="preserve"> non acaecer</w:t>
       </w:r>
       <w:r>
         <w:rPr>
@@ -446,8 +494,17 @@
           <w:rFonts w:ascii="Brill" w:hAnsi="Brill"/>
           <w:lang w:val="es-ES"/>
         </w:rPr>
-        <w:t xml:space="preserve"> mas</w:t>
-      </w:r>
+        <w:t xml:space="preserve"> </w:t>
+      </w:r>
+      <w:proofErr w:type="spellStart"/>
+      <w:r>
+        <w:rPr>
+          <w:rFonts w:ascii="Brill" w:hAnsi="Brill"/>
+          <w:lang w:val="es-ES"/>
+        </w:rPr>
+        <w:t>mas</w:t>
+      </w:r>
+      <w:proofErr w:type="spellEnd"/>
       <w:r>
         <w:rPr>
           <w:rStyle w:val="Appelnotedebasdep"/>
@@ -538,7 +595,23 @@
           <w:rFonts w:ascii="Brill" w:hAnsi="Brill"/>
           <w:lang w:val="es-ES"/>
         </w:rPr>
-        <w:t xml:space="preserve"> as sabor poco a poco de levar de m</w:t>
+        <w:t xml:space="preserve"> </w:t>
+      </w:r>
+      <w:proofErr w:type="spellStart"/>
+      <w:r>
+        <w:rPr>
+          <w:rFonts w:ascii="Brill" w:hAnsi="Brill"/>
+          <w:lang w:val="es-ES"/>
+        </w:rPr>
+        <w:t>as</w:t>
+      </w:r>
+      <w:proofErr w:type="spellEnd"/>
+      <w:r>
+        <w:rPr>
+          <w:rFonts w:ascii="Brill" w:hAnsi="Brill"/>
+          <w:lang w:val="es-ES"/>
+        </w:rPr>
+        <w:t xml:space="preserve"> sabor poco a poco de levar de m</w:t>
       </w:r>
       <w:r>
         <w:rPr>
@@ -667,7 +740,39 @@
           <w:rFonts w:ascii="Brill" w:hAnsi="Brill"/>
           <w:lang w:val="es-ES"/>
         </w:rPr>
-        <w:t xml:space="preserve"> ante me plaze mucho e me tengo ende</w:t>
+        <w:t xml:space="preserve"> ante me </w:t>
+      </w:r>
+      <w:proofErr w:type="spellStart"/>
+      <w:r>
+        <w:rPr>
+          <w:rFonts w:ascii="Brill" w:hAnsi="Brill"/>
+          <w:lang w:val="es-ES"/>
+        </w:rPr>
+        <w:t>plaze</w:t>
+      </w:r>
+      <w:proofErr w:type="spellEnd"/>
+      <w:r>
+        <w:rPr>
+          <w:rFonts w:ascii="Brill" w:hAnsi="Brill"/>
+          <w:lang w:val="es-ES"/>
+        </w:rPr>
+        <w:t xml:space="preserve"> mucho </w:t>
+      </w:r>
+      <w:proofErr w:type="gramStart"/>
+      <w:r>
+        <w:rPr>
+          <w:rFonts w:ascii="Brill" w:hAnsi="Brill"/>
+          <w:lang w:val="es-ES"/>
+        </w:rPr>
+        <w:t>e</w:t>
+      </w:r>
+      <w:proofErr w:type="gramEnd"/>
+      <w:r>
+        <w:rPr>
+          <w:rFonts w:ascii="Brill" w:hAnsi="Brill"/>
+          <w:lang w:val="es-ES"/>
+        </w:rPr>
+        <w:t xml:space="preserve"> me tengo ende</w:t>
       </w:r>
       <w:r>
         <w:rPr>
@@ -755,7 +860,23 @@
           <w:rFonts w:ascii="Brill" w:hAnsi="Brill"/>
           <w:lang w:val="es-ES"/>
         </w:rPr>
-        <w:t xml:space="preserve"> aparejada para aprender e saber esto que yo le</w:t>
+        <w:t xml:space="preserve"> aparejada para aprender </w:t>
+      </w:r>
+      <w:proofErr w:type="gramStart"/>
+      <w:r>
+        <w:rPr>
+          <w:rFonts w:ascii="Brill" w:hAnsi="Brill"/>
+          <w:lang w:val="es-ES"/>
+        </w:rPr>
+        <w:t>e</w:t>
+      </w:r>
+      <w:proofErr w:type="gramEnd"/>
+      <w:r>
+        <w:rPr>
+          <w:rFonts w:ascii="Brill" w:hAnsi="Brill"/>
+          <w:lang w:val="es-ES"/>
+        </w:rPr>
+        <w:t xml:space="preserve"> saber esto que yo le</w:t>
       </w:r>
       <w:r>
         <w:rPr>
@@ -856,7 +977,15 @@
           <w:rFonts w:ascii="Brill" w:hAnsi="Brill"/>
           <w:lang w:val="es-ES"/>
         </w:rPr>
-        <w:t xml:space="preserve"> Salam</w:t>
+        <w:t xml:space="preserve"> </w:t>
+      </w:r>
+      <w:proofErr w:type="spellStart"/>
+      <w:r>
+        <w:rPr>
+          <w:rFonts w:ascii="Brill" w:hAnsi="Brill"/>
+          <w:lang w:val="es-ES"/>
+        </w:rPr>
+        <w:t>Salam</w:t>
       </w:r>
       <w:r>
         <w:rPr>
@@ -872,6 +1001,7 @@
         </w:rPr>
         <w:t>n</w:t>
       </w:r>
+      <w:proofErr w:type="spellEnd"/>
       <w:r>
         <w:rPr>
           <w:rFonts w:ascii="Brill" w:hAnsi="Brill"/>
@@ -900,8 +1030,9 @@
           <w:iCs/>
           <w:lang w:val="es-ES"/>
         </w:rPr>
-        <w:t>Gloria patris filius sapie</w:t>
-      </w:r>
+        <w:t xml:space="preserve">Gloria </w:t>
+      </w:r>
+      <w:proofErr w:type="spellStart"/>
       <w:r>
         <w:rPr>
           <w:rFonts w:ascii="Brill" w:hAnsi="Brill"/>
@@ -909,8 +1040,9 @@
           <w:iCs/>
           <w:lang w:val="es-ES"/>
         </w:rPr>
-        <w:t>n</w:t>
-      </w:r>
+        <w:t>patris</w:t>
+      </w:r>
+      <w:proofErr w:type="spellEnd"/>
       <w:r>
         <w:rPr>
           <w:rFonts w:ascii="Brill" w:hAnsi="Brill"/>
@@ -918,8 +1050,57 @@
           <w:iCs/>
           <w:lang w:val="es-ES"/>
         </w:rPr>
-        <w:t>s est</w:t>
-      </w:r>
+        <w:t xml:space="preserve"> </w:t>
+      </w:r>
+      <w:proofErr w:type="spellStart"/>
+      <w:r>
+        <w:rPr>
+          <w:rFonts w:ascii="Brill" w:hAnsi="Brill"/>
+          <w:i/>
+          <w:iCs/>
+          <w:lang w:val="es-ES"/>
+        </w:rPr>
+        <w:t>filius</w:t>
+      </w:r>
+      <w:proofErr w:type="spellEnd"/>
+      <w:r>
+        <w:rPr>
+          <w:rFonts w:ascii="Brill" w:hAnsi="Brill"/>
+          <w:i/>
+          <w:iCs/>
+          <w:lang w:val="es-ES"/>
+        </w:rPr>
+        <w:t xml:space="preserve"> sapie</w:t>
+      </w:r>
+      <w:r>
+        <w:rPr>
+          <w:rFonts w:ascii="Brill" w:hAnsi="Brill"/>
+          <w:i/>
+          <w:iCs/>
+          <w:lang w:val="es-ES"/>
+        </w:rPr>
+        <w:t>n</w:t>
+      </w:r>
+      <w:r>
+        <w:rPr>
+          <w:rFonts w:ascii="Brill" w:hAnsi="Brill"/>
+          <w:i/>
+          <w:iCs/>
+          <w:lang w:val="es-ES"/>
+        </w:rPr>
+        <w:t xml:space="preserve">s </w:t>
+      </w:r>
+      <w:proofErr w:type="spellStart"/>
+      <w:r>
+        <w:rPr>
+          <w:rFonts w:ascii="Brill" w:hAnsi="Brill"/>
+          <w:i/>
+          <w:iCs/>
+          <w:lang w:val="es-ES"/>
+        </w:rPr>
+        <w:t>est</w:t>
+      </w:r>
+      <w:proofErr w:type="spellEnd"/>
       <w:r>
         <w:rPr>
           <w:rFonts w:ascii="Brill" w:hAnsi="Brill"/>
@@ -989,7 +1170,39 @@
           <w:rFonts w:ascii="Brill" w:hAnsi="Brill"/>
           <w:lang w:val="es-ES"/>
         </w:rPr>
-        <w:t xml:space="preserve">loria e la bienandança en que toma plazer el padre es </w:t>
+        <w:t xml:space="preserve">loria </w:t>
+      </w:r>
+      <w:proofErr w:type="spellStart"/>
+      <w:r>
+        <w:rPr>
+          <w:rFonts w:ascii="Brill" w:hAnsi="Brill"/>
+          <w:lang w:val="es-ES"/>
+        </w:rPr>
+        <w:t>e</w:t>
+      </w:r>
+      <w:proofErr w:type="spellEnd"/>
+      <w:r>
+        <w:rPr>
+          <w:rFonts w:ascii="Brill" w:hAnsi="Brill"/>
+          <w:lang w:val="es-ES"/>
+        </w:rPr>
+        <w:t xml:space="preserve"> la </w:t>
+      </w:r>
+      <w:proofErr w:type="spellStart"/>
+      <w:r>
+        <w:rPr>
+          <w:rFonts w:ascii="Brill" w:hAnsi="Brill"/>
+          <w:lang w:val="es-ES"/>
+        </w:rPr>
+        <w:t>bienandança</w:t>
+      </w:r>
+      <w:proofErr w:type="spellEnd"/>
+      <w:r>
+        <w:rPr>
+          <w:rFonts w:ascii="Brill" w:hAnsi="Brill"/>
+          <w:lang w:val="es-ES"/>
+        </w:rPr>
+        <w:t xml:space="preserve"> en que toma plazer el padre es </w:t>
       </w:r>
       <w:r>
         <w:rPr>
@@ -1112,7 +1325,15 @@
           <w:rFonts w:ascii="Brill" w:hAnsi="Brill"/>
           <w:lang w:val="es-ES"/>
         </w:rPr>
-        <w:t xml:space="preserve"> vez</w:t>
+        <w:t xml:space="preserve"> </w:t>
+      </w:r>
+      <w:proofErr w:type="spellStart"/>
+      <w:r>
+        <w:rPr>
+          <w:rFonts w:ascii="Brill" w:hAnsi="Brill"/>
+          <w:lang w:val="es-ES"/>
+        </w:rPr>
+        <w:t>vez</w:t>
       </w:r>
       <w:r>
         <w:rPr>
@@ -1121,6 +1342,7 @@
         </w:rPr>
         <w:t>é</w:t>
       </w:r>
+      <w:proofErr w:type="spellEnd"/>
       <w:r>
         <w:rPr>
           <w:rFonts w:ascii="Brill" w:hAnsi="Brill"/>
@@ -1319,7 +1541,15 @@
           <w:rFonts w:ascii="Brill" w:hAnsi="Brill"/>
           <w:lang w:val="es-ES"/>
         </w:rPr>
-        <w:t xml:space="preserve">te quiero agora tornar a la demanda que me feziste en </w:t>
+        <w:t xml:space="preserve">te quiero agora tornar a la demanda que me feziste </w:t>
+      </w:r>
+      <w:proofErr w:type="gramStart"/>
+      <w:r>
+        <w:rPr>
+          <w:rFonts w:ascii="Brill" w:hAnsi="Brill"/>
+          <w:lang w:val="es-ES"/>
+        </w:rPr>
+        <w:t xml:space="preserve">en </w:t>
       </w:r>
       <w:r>
         <w:rPr>
@@ -1333,7 +1563,15 @@
           <w:rFonts w:ascii="Brill" w:hAnsi="Brill"/>
           <w:lang w:val="es-ES"/>
         </w:rPr>
-        <w:t xml:space="preserve"> de la </w:t>
+        <w:t xml:space="preserve"> de</w:t>
+      </w:r>
+      <w:proofErr w:type="gramEnd"/>
+      <w:r>
+        <w:rPr>
+          <w:rFonts w:ascii="Brill" w:hAnsi="Brill"/>
+          <w:lang w:val="es-ES"/>
+        </w:rPr>
+        <w:t xml:space="preserve"> la </w:t>
       </w:r>
       <w:r>
         <w:rPr>
@@ -1396,6 +1634,7 @@
         </w:rPr>
         <w:t xml:space="preserve"> </w:t>
       </w:r>
+      <w:proofErr w:type="gramStart"/>
       <w:r>
         <w:rPr>
           <w:rFonts w:ascii="Brill" w:hAnsi="Brill"/>
@@ -1408,7 +1647,15 @@
           <w:rFonts w:ascii="Brill" w:hAnsi="Brill"/>
           <w:lang w:val="es-ES"/>
         </w:rPr>
-        <w:t xml:space="preserve"> planetas </w:t>
+        <w:t xml:space="preserve"> planetas</w:t>
+      </w:r>
+      <w:proofErr w:type="gramEnd"/>
+      <w:r>
+        <w:rPr>
+          <w:rFonts w:ascii="Brill" w:hAnsi="Brill"/>
+          <w:lang w:val="es-ES"/>
+        </w:rPr>
+        <w:t xml:space="preserve"> </w:t>
       </w:r>
       <w:r>
         <w:rPr>
@@ -1860,6 +2107,7 @@
         </w:rPr>
         <w:t xml:space="preserve"> planetas </w:t>
       </w:r>
+      <w:proofErr w:type="spellStart"/>
       <w:r>
         <w:rPr>
           <w:rFonts w:ascii="Brill" w:hAnsi="Brill"/>
@@ -1867,6 +2115,7 @@
         </w:rPr>
         <w:t>á</w:t>
       </w:r>
+      <w:proofErr w:type="spellEnd"/>
       <w:r>
         <w:rPr>
           <w:rFonts w:ascii="Brill" w:hAnsi="Brill"/>
@@ -2022,7 +2271,23 @@
           <w:rFonts w:ascii="Brill" w:hAnsi="Brill"/>
           <w:lang w:val="es-ES"/>
         </w:rPr>
-        <w:t xml:space="preserve"> ellas la virtud e la propiedat que an</w:t>
+        <w:t xml:space="preserve"> ellas la virtud </w:t>
+      </w:r>
+      <w:proofErr w:type="spellStart"/>
+      <w:r>
+        <w:rPr>
+          <w:rFonts w:ascii="Brill" w:hAnsi="Brill"/>
+          <w:lang w:val="es-ES"/>
+        </w:rPr>
+        <w:t>e</w:t>
+      </w:r>
+      <w:proofErr w:type="spellEnd"/>
+      <w:r>
+        <w:rPr>
+          <w:rFonts w:ascii="Brill" w:hAnsi="Brill"/>
+          <w:lang w:val="es-ES"/>
+        </w:rPr>
+        <w:t xml:space="preserve"> la propiedat que an</w:t>
       </w:r>
       <w:r>
         <w:rPr>
@@ -2577,7 +2842,23 @@
           <w:rFonts w:ascii="Brill" w:hAnsi="Brill"/>
           <w:lang w:val="es-ES"/>
         </w:rPr>
-        <w:t>ellas si non tanto</w:t>
+        <w:t xml:space="preserve">ellas si </w:t>
+      </w:r>
+      <w:proofErr w:type="spellStart"/>
+      <w:r>
+        <w:rPr>
+          <w:rFonts w:ascii="Brill" w:hAnsi="Brill"/>
+          <w:lang w:val="es-ES"/>
+        </w:rPr>
+        <w:t>non</w:t>
+      </w:r>
+      <w:proofErr w:type="spellEnd"/>
+      <w:r>
+        <w:rPr>
+          <w:rFonts w:ascii="Brill" w:hAnsi="Brill"/>
+          <w:lang w:val="es-ES"/>
+        </w:rPr>
+        <w:t xml:space="preserve"> tanto</w:t>
       </w:r>
       <w:r>
         <w:rPr>
@@ -2607,8 +2888,17 @@
           <w:rFonts w:ascii="Brill" w:hAnsi="Brill"/>
           <w:lang w:val="es-ES"/>
         </w:rPr>
-        <w:t xml:space="preserve"> reluzen</w:t>
-      </w:r>
+        <w:t xml:space="preserve"> </w:t>
+      </w:r>
+      <w:proofErr w:type="spellStart"/>
+      <w:r>
+        <w:rPr>
+          <w:rFonts w:ascii="Brill" w:hAnsi="Brill"/>
+          <w:lang w:val="es-ES"/>
+        </w:rPr>
+        <w:t>reluzen</w:t>
+      </w:r>
+      <w:proofErr w:type="spellEnd"/>
       <w:r>
         <w:rPr>
           <w:rStyle w:val="Appelnotedebasdep"/>
@@ -2671,7 +2961,23 @@
           <w:rFonts w:ascii="Brill" w:hAnsi="Brill"/>
           <w:lang w:val="es-ES"/>
         </w:rPr>
-        <w:t xml:space="preserve"> otras ay d</w:t>
+        <w:t xml:space="preserve"> </w:t>
+      </w:r>
+      <w:proofErr w:type="gramStart"/>
+      <w:r>
+        <w:rPr>
+          <w:rFonts w:ascii="Brill" w:hAnsi="Brill"/>
+          <w:lang w:val="es-ES"/>
+        </w:rPr>
+        <w:t>otras ay</w:t>
+      </w:r>
+      <w:proofErr w:type="gramEnd"/>
+      <w:r>
+        <w:rPr>
+          <w:rFonts w:ascii="Brill" w:hAnsi="Brill"/>
+          <w:lang w:val="es-ES"/>
+        </w:rPr>
+        <w:t xml:space="preserve"> d</w:t>
       </w:r>
       <w:r>
         <w:rPr>
@@ -2827,7 +3133,23 @@
           <w:rFonts w:ascii="Brill" w:hAnsi="Brill"/>
           <w:lang w:val="es-ES"/>
         </w:rPr>
-        <w:t xml:space="preserve"> nin se camian de su natura</w:t>
+        <w:t xml:space="preserve"> nin se </w:t>
+      </w:r>
+      <w:proofErr w:type="spellStart"/>
+      <w:r>
+        <w:rPr>
+          <w:rFonts w:ascii="Brill" w:hAnsi="Brill"/>
+          <w:lang w:val="es-ES"/>
+        </w:rPr>
+        <w:t>camian</w:t>
+      </w:r>
+      <w:proofErr w:type="spellEnd"/>
+      <w:r>
+        <w:rPr>
+          <w:rFonts w:ascii="Brill" w:hAnsi="Brill"/>
+          <w:lang w:val="es-ES"/>
+        </w:rPr>
+        <w:t xml:space="preserve"> de su natura</w:t>
       </w:r>
       <w:r>
         <w:rPr>
@@ -2841,7 +3163,23 @@
           <w:rFonts w:ascii="Brill" w:hAnsi="Brill"/>
           <w:lang w:val="es-ES"/>
         </w:rPr>
-        <w:t>en guisa que parescan a n</w:t>
+        <w:t xml:space="preserve">en guisa que </w:t>
+      </w:r>
+      <w:proofErr w:type="spellStart"/>
+      <w:r>
+        <w:rPr>
+          <w:rFonts w:ascii="Brill" w:hAnsi="Brill"/>
+          <w:lang w:val="es-ES"/>
+        </w:rPr>
+        <w:t>parescan</w:t>
+      </w:r>
+      <w:proofErr w:type="spellEnd"/>
+      <w:r>
+        <w:rPr>
+          <w:rFonts w:ascii="Brill" w:hAnsi="Brill"/>
+          <w:lang w:val="es-ES"/>
+        </w:rPr>
+        <w:t xml:space="preserve"> a n</w:t>
       </w:r>
       <w:r>
         <w:rPr>
@@ -3243,7 +3581,15 @@
           <w:rFonts w:ascii="Brill" w:hAnsi="Brill"/>
           <w:lang w:val="es-ES"/>
         </w:rPr>
-        <w:t xml:space="preserve"> todo el rostro d</w:t>
+        <w:t xml:space="preserve"> todo el rostro </w:t>
+      </w:r>
+      <w:proofErr w:type="spellStart"/>
+      <w:r>
+        <w:rPr>
+          <w:rFonts w:ascii="Brill" w:hAnsi="Brill"/>
+          <w:lang w:val="es-ES"/>
+        </w:rPr>
+        <w:t>d</w:t>
       </w:r>
       <w:r>
         <w:rPr>
@@ -3259,6 +3605,7 @@
         </w:rPr>
         <w:t>l</w:t>
       </w:r>
+      <w:proofErr w:type="spellEnd"/>
       <w:r>
         <w:rPr>
           <w:rStyle w:val="Appelnotedebasdep"/>
@@ -3351,7 +3698,23 @@
           <w:rFonts w:ascii="Brill" w:hAnsi="Brill"/>
           <w:lang w:val="es-ES"/>
         </w:rPr>
-        <w:t xml:space="preserve"> de dos mugeres que se </w:t>
+        <w:t xml:space="preserve"> de dos </w:t>
+      </w:r>
+      <w:proofErr w:type="spellStart"/>
+      <w:r>
+        <w:rPr>
+          <w:rFonts w:ascii="Brill" w:hAnsi="Brill"/>
+          <w:lang w:val="es-ES"/>
+        </w:rPr>
+        <w:t>mugeres</w:t>
+      </w:r>
+      <w:proofErr w:type="spellEnd"/>
+      <w:r>
+        <w:rPr>
+          <w:rFonts w:ascii="Brill" w:hAnsi="Brill"/>
+          <w:lang w:val="es-ES"/>
+        </w:rPr>
+        <w:t xml:space="preserve"> que se </w:t>
       </w:r>
       <w:r>
         <w:rPr>
@@ -3365,8 +3728,17 @@
           <w:rFonts w:ascii="Brill" w:hAnsi="Brill"/>
           <w:lang w:val="es-ES"/>
         </w:rPr>
-        <w:t xml:space="preserve"> abraçando</w:t>
-      </w:r>
+        <w:t xml:space="preserve"> </w:t>
+      </w:r>
+      <w:proofErr w:type="spellStart"/>
+      <w:r>
+        <w:rPr>
+          <w:rFonts w:ascii="Brill" w:hAnsi="Brill"/>
+          <w:lang w:val="es-ES"/>
+        </w:rPr>
+        <w:t>abraçando</w:t>
+      </w:r>
+      <w:proofErr w:type="spellEnd"/>
       <w:r>
         <w:rPr>
           <w:rStyle w:val="Appelnotedebasdep"/>
@@ -3437,7 +3809,23 @@
           <w:rFonts w:ascii="Brill" w:hAnsi="Brill"/>
           <w:lang w:val="es-ES"/>
         </w:rPr>
-        <w:t>que es figura de cangrejo que tiene la cabeça de fuera sacada e todos los ramos que en s</w:t>
+        <w:t xml:space="preserve">que es figura de cangrejo que tiene la </w:t>
+      </w:r>
+      <w:proofErr w:type="spellStart"/>
+      <w:r>
+        <w:rPr>
+          <w:rFonts w:ascii="Brill" w:hAnsi="Brill"/>
+          <w:lang w:val="es-ES"/>
+        </w:rPr>
+        <w:t>cabeça</w:t>
+      </w:r>
+      <w:proofErr w:type="spellEnd"/>
+      <w:r>
+        <w:rPr>
+          <w:rFonts w:ascii="Brill" w:hAnsi="Brill"/>
+          <w:lang w:val="es-ES"/>
+        </w:rPr>
+        <w:t xml:space="preserve"> de fuera sacada e todos los ramos que en s</w:t>
       </w:r>
       <w:r>
         <w:rPr>
@@ -3530,7 +3918,23 @@
           <w:rFonts w:ascii="Brill" w:hAnsi="Brill"/>
           <w:lang w:val="es-ES"/>
         </w:rPr>
-        <w:t xml:space="preserve"> que tiene la cabeça tornada e </w:t>
+        <w:t xml:space="preserve"> que tiene la </w:t>
+      </w:r>
+      <w:proofErr w:type="spellStart"/>
+      <w:r>
+        <w:rPr>
+          <w:rFonts w:ascii="Brill" w:hAnsi="Brill"/>
+          <w:lang w:val="es-ES"/>
+        </w:rPr>
+        <w:t>cabeça</w:t>
+      </w:r>
+      <w:proofErr w:type="spellEnd"/>
+      <w:r>
+        <w:rPr>
+          <w:rFonts w:ascii="Brill" w:hAnsi="Brill"/>
+          <w:lang w:val="es-ES"/>
+        </w:rPr>
+        <w:t xml:space="preserve"> tornada e </w:t>
       </w:r>
       <w:r>
         <w:rPr>
@@ -3582,7 +3986,23 @@
           <w:rFonts w:ascii="Brill" w:hAnsi="Brill"/>
           <w:lang w:val="es-ES"/>
         </w:rPr>
-        <w:t>l sesto es</w:t>
+        <w:t xml:space="preserve">l </w:t>
+      </w:r>
+      <w:proofErr w:type="spellStart"/>
+      <w:r>
+        <w:rPr>
+          <w:rFonts w:ascii="Brill" w:hAnsi="Brill"/>
+          <w:lang w:val="es-ES"/>
+        </w:rPr>
+        <w:t>sesto</w:t>
+      </w:r>
+      <w:proofErr w:type="spellEnd"/>
+      <w:r>
+        <w:rPr>
+          <w:rFonts w:ascii="Brill" w:hAnsi="Brill"/>
+          <w:lang w:val="es-ES"/>
+        </w:rPr>
+        <w:t xml:space="preserve"> es</w:t>
       </w:r>
       <w:r>
         <w:rPr>
@@ -3783,7 +4203,15 @@
           <w:rFonts w:ascii="Brill" w:hAnsi="Brill"/>
           <w:lang w:val="es-ES"/>
         </w:rPr>
-        <w:t xml:space="preserve"> catando de entream</w:t>
+        <w:t xml:space="preserve"> catando de </w:t>
+      </w:r>
+      <w:proofErr w:type="spellStart"/>
+      <w:r>
+        <w:rPr>
+          <w:rFonts w:ascii="Brill" w:hAnsi="Brill"/>
+          <w:lang w:val="es-ES"/>
+        </w:rPr>
+        <w:t>entream</w:t>
       </w:r>
       <w:r>
         <w:rPr>
@@ -3799,6 +4227,7 @@
         </w:rPr>
         <w:t>os</w:t>
       </w:r>
+      <w:proofErr w:type="spellEnd"/>
       <w:r>
         <w:rPr>
           <w:rStyle w:val="Appelnotedebasdep"/>
@@ -4059,8 +4488,33 @@
           <w:rFonts w:ascii="Brill" w:hAnsi="Brill"/>
           <w:lang w:val="es-ES"/>
         </w:rPr>
-        <w:t xml:space="preserve"> en guisa que las balanças estudiesen</w:t>
-      </w:r>
+        <w:t xml:space="preserve"> en guisa que las </w:t>
+      </w:r>
+      <w:proofErr w:type="spellStart"/>
+      <w:r>
+        <w:rPr>
+          <w:rFonts w:ascii="Brill" w:hAnsi="Brill"/>
+          <w:lang w:val="es-ES"/>
+        </w:rPr>
+        <w:t>balanças</w:t>
+      </w:r>
+      <w:proofErr w:type="spellEnd"/>
+      <w:r>
+        <w:rPr>
+          <w:rFonts w:ascii="Brill" w:hAnsi="Brill"/>
+          <w:lang w:val="es-ES"/>
+        </w:rPr>
+        <w:t xml:space="preserve"> </w:t>
+      </w:r>
+      <w:proofErr w:type="spellStart"/>
+      <w:r>
+        <w:rPr>
+          <w:rFonts w:ascii="Brill" w:hAnsi="Brill"/>
+          <w:lang w:val="es-ES"/>
+        </w:rPr>
+        <w:t>estudiesen</w:t>
+      </w:r>
+      <w:proofErr w:type="spellEnd"/>
       <w:r>
         <w:rPr>
           <w:rStyle w:val="Appelnotedebasdep"/>
@@ -4139,7 +4593,23 @@
           <w:rFonts w:ascii="Brill" w:hAnsi="Brill"/>
           <w:lang w:val="es-ES"/>
         </w:rPr>
-        <w:t xml:space="preserve"> el otavo es </w:t>
+        <w:t xml:space="preserve"> el </w:t>
+      </w:r>
+      <w:proofErr w:type="spellStart"/>
+      <w:r>
+        <w:rPr>
+          <w:rFonts w:ascii="Brill" w:hAnsi="Brill"/>
+          <w:lang w:val="es-ES"/>
+        </w:rPr>
+        <w:t>otavo</w:t>
+      </w:r>
+      <w:proofErr w:type="spellEnd"/>
+      <w:r>
+        <w:rPr>
+          <w:rFonts w:ascii="Brill" w:hAnsi="Brill"/>
+          <w:lang w:val="es-ES"/>
+        </w:rPr>
+        <w:t xml:space="preserve"> es </w:t>
       </w:r>
       <w:r>
         <w:rPr>
@@ -4504,7 +4974,39 @@
           <w:rFonts w:ascii="Brill" w:hAnsi="Brill"/>
           <w:lang w:val="es-ES"/>
         </w:rPr>
-        <w:t xml:space="preserve"> figurado como si oviese el pescueço e la cabeça corto</w:t>
+        <w:t xml:space="preserve"> figurado como si oviese el </w:t>
+      </w:r>
+      <w:proofErr w:type="spellStart"/>
+      <w:r>
+        <w:rPr>
+          <w:rFonts w:ascii="Brill" w:hAnsi="Brill"/>
+          <w:lang w:val="es-ES"/>
+        </w:rPr>
+        <w:t>pescueço</w:t>
+      </w:r>
+      <w:proofErr w:type="spellEnd"/>
+      <w:r>
+        <w:rPr>
+          <w:rFonts w:ascii="Brill" w:hAnsi="Brill"/>
+          <w:lang w:val="es-ES"/>
+        </w:rPr>
+        <w:t xml:space="preserve"> e la </w:t>
+      </w:r>
+      <w:proofErr w:type="spellStart"/>
+      <w:r>
+        <w:rPr>
+          <w:rFonts w:ascii="Brill" w:hAnsi="Brill"/>
+          <w:lang w:val="es-ES"/>
+        </w:rPr>
+        <w:t>cabeça</w:t>
+      </w:r>
+      <w:proofErr w:type="spellEnd"/>
+      <w:r>
+        <w:rPr>
+          <w:rFonts w:ascii="Brill" w:hAnsi="Brill"/>
+          <w:lang w:val="es-ES"/>
+        </w:rPr>
+        <w:t xml:space="preserve"> corto</w:t>
       </w:r>
       <w:r>
         <w:rPr>
@@ -4626,7 +5128,23 @@
           <w:rFonts w:ascii="Brill" w:hAnsi="Brill"/>
           <w:lang w:val="es-ES"/>
         </w:rPr>
-        <w:t xml:space="preserve"> va la cabeça tornada e</w:t>
+        <w:t xml:space="preserve"> va la </w:t>
+      </w:r>
+      <w:proofErr w:type="spellStart"/>
+      <w:r>
+        <w:rPr>
+          <w:rFonts w:ascii="Brill" w:hAnsi="Brill"/>
+          <w:lang w:val="es-ES"/>
+        </w:rPr>
+        <w:t>cabeça</w:t>
+      </w:r>
+      <w:proofErr w:type="spellEnd"/>
+      <w:r>
+        <w:rPr>
+          <w:rFonts w:ascii="Brill" w:hAnsi="Brill"/>
+          <w:lang w:val="es-ES"/>
+        </w:rPr>
+        <w:t xml:space="preserve"> tornada e</w:t>
       </w:r>
       <w:r>
         <w:rPr>
@@ -4735,7 +5253,23 @@
           <w:rFonts w:ascii="Brill" w:hAnsi="Brill"/>
           <w:lang w:val="es-ES"/>
         </w:rPr>
-        <w:t xml:space="preserve"> el dezeno es </w:t>
+        <w:t xml:space="preserve"> el </w:t>
+      </w:r>
+      <w:proofErr w:type="spellStart"/>
+      <w:r>
+        <w:rPr>
+          <w:rFonts w:ascii="Brill" w:hAnsi="Brill"/>
+          <w:lang w:val="es-ES"/>
+        </w:rPr>
+        <w:t>dezeno</w:t>
+      </w:r>
+      <w:proofErr w:type="spellEnd"/>
+      <w:r>
+        <w:rPr>
+          <w:rFonts w:ascii="Brill" w:hAnsi="Brill"/>
+          <w:lang w:val="es-ES"/>
+        </w:rPr>
+        <w:t xml:space="preserve"> es </w:t>
       </w:r>
       <w:r>
         <w:rPr>
@@ -4916,8 +5450,17 @@
           <w:rFonts w:ascii="Brill" w:hAnsi="Brill"/>
           <w:lang w:val="es-ES"/>
         </w:rPr>
-        <w:t xml:space="preserve"> rezia</w:t>
-      </w:r>
+        <w:t xml:space="preserve"> </w:t>
+      </w:r>
+      <w:proofErr w:type="spellStart"/>
+      <w:r>
+        <w:rPr>
+          <w:rFonts w:ascii="Brill" w:hAnsi="Brill"/>
+          <w:lang w:val="es-ES"/>
+        </w:rPr>
+        <w:t>rezia</w:t>
+      </w:r>
+      <w:proofErr w:type="spellEnd"/>
       <w:r>
         <w:rPr>
           <w:rStyle w:val="Appelnotedebasdep"/>
@@ -4938,7 +5481,23 @@
           <w:rFonts w:ascii="Brill" w:hAnsi="Brill"/>
           <w:lang w:val="es-ES"/>
         </w:rPr>
-        <w:t xml:space="preserve"> el onzeno es </w:t>
+        <w:t xml:space="preserve"> el </w:t>
+      </w:r>
+      <w:proofErr w:type="spellStart"/>
+      <w:r>
+        <w:rPr>
+          <w:rFonts w:ascii="Brill" w:hAnsi="Brill"/>
+          <w:lang w:val="es-ES"/>
+        </w:rPr>
+        <w:t>onzeno</w:t>
+      </w:r>
+      <w:proofErr w:type="spellEnd"/>
+      <w:r>
+        <w:rPr>
+          <w:rFonts w:ascii="Brill" w:hAnsi="Brill"/>
+          <w:lang w:val="es-ES"/>
+        </w:rPr>
+        <w:t xml:space="preserve"> es </w:t>
       </w:r>
       <w:r>
         <w:rPr>
@@ -5010,7 +5569,15 @@
           <w:rFonts w:ascii="Brill" w:hAnsi="Brill"/>
           <w:lang w:val="es-ES"/>
         </w:rPr>
-        <w:t xml:space="preserve"> el agua d</w:t>
+        <w:t xml:space="preserve"> el agua </w:t>
+      </w:r>
+      <w:proofErr w:type="spellStart"/>
+      <w:r>
+        <w:rPr>
+          <w:rFonts w:ascii="Brill" w:hAnsi="Brill"/>
+          <w:lang w:val="es-ES"/>
+        </w:rPr>
+        <w:t>d</w:t>
       </w:r>
       <w:r>
         <w:rPr>
@@ -5026,6 +5593,7 @@
         </w:rPr>
         <w:t>l</w:t>
       </w:r>
+      <w:proofErr w:type="spellEnd"/>
       <w:r>
         <w:rPr>
           <w:rFonts w:ascii="Brill" w:hAnsi="Brill"/>
@@ -5038,7 +5606,23 @@
           <w:rFonts w:ascii="Brill" w:hAnsi="Brill"/>
           <w:lang w:val="es-ES"/>
         </w:rPr>
-        <w:t xml:space="preserve"> el dozeno es </w:t>
+        <w:t xml:space="preserve"> el </w:t>
+      </w:r>
+      <w:proofErr w:type="spellStart"/>
+      <w:r>
+        <w:rPr>
+          <w:rFonts w:ascii="Brill" w:hAnsi="Brill"/>
+          <w:lang w:val="es-ES"/>
+        </w:rPr>
+        <w:t>dozeno</w:t>
+      </w:r>
+      <w:proofErr w:type="spellEnd"/>
+      <w:r>
+        <w:rPr>
+          <w:rFonts w:ascii="Brill" w:hAnsi="Brill"/>
+          <w:lang w:val="es-ES"/>
+        </w:rPr>
+        <w:t xml:space="preserve"> es </w:t>
       </w:r>
       <w:r>
         <w:rPr>
@@ -5180,7 +5764,39 @@
           <w:rFonts w:ascii="Brill" w:hAnsi="Brill"/>
           <w:lang w:val="es-ES"/>
         </w:rPr>
-        <w:t xml:space="preserve"> e el uno tiene la cabeça contra delante e el otro la tiene tornada</w:t>
+        <w:t xml:space="preserve"> e el uno tiene la </w:t>
+      </w:r>
+      <w:proofErr w:type="spellStart"/>
+      <w:r>
+        <w:rPr>
+          <w:rFonts w:ascii="Brill" w:hAnsi="Brill"/>
+          <w:lang w:val="es-ES"/>
+        </w:rPr>
+        <w:t>cabeça</w:t>
+      </w:r>
+      <w:proofErr w:type="spellEnd"/>
+      <w:r>
+        <w:rPr>
+          <w:rFonts w:ascii="Brill" w:hAnsi="Brill"/>
+          <w:lang w:val="es-ES"/>
+        </w:rPr>
+        <w:t xml:space="preserve"> contra delante </w:t>
+      </w:r>
+      <w:proofErr w:type="spellStart"/>
+      <w:r>
+        <w:rPr>
+          <w:rFonts w:ascii="Brill" w:hAnsi="Brill"/>
+          <w:lang w:val="es-ES"/>
+        </w:rPr>
+        <w:t>e</w:t>
+      </w:r>
+      <w:proofErr w:type="spellEnd"/>
+      <w:r>
+        <w:rPr>
+          <w:rFonts w:ascii="Brill" w:hAnsi="Brill"/>
+          <w:lang w:val="es-ES"/>
+        </w:rPr>
+        <w:t xml:space="preserve"> el otro la tiene tornada</w:t>
       </w:r>
       <w:r>
         <w:rPr>
@@ -5238,8 +5854,17 @@
           <w:rFonts w:ascii="Brill" w:hAnsi="Brill"/>
           <w:lang w:val="es-ES"/>
         </w:rPr>
-        <w:t xml:space="preserve"> en guisa que semeja que fuye</w:t>
-      </w:r>
+        <w:t xml:space="preserve"> en guisa que semeja que </w:t>
+      </w:r>
+      <w:proofErr w:type="spellStart"/>
+      <w:r>
+        <w:rPr>
+          <w:rFonts w:ascii="Brill" w:hAnsi="Brill"/>
+          <w:lang w:val="es-ES"/>
+        </w:rPr>
+        <w:t>fuye</w:t>
+      </w:r>
+      <w:proofErr w:type="spellEnd"/>
       <w:r>
         <w:rPr>
           <w:rStyle w:val="Appelnotedebasdep"/>
@@ -5267,7 +5892,23 @@
           <w:rFonts w:ascii="Brill" w:hAnsi="Brill"/>
           <w:lang w:val="es-ES"/>
         </w:rPr>
-        <w:t xml:space="preserve"> si non fuese</w:t>
+        <w:t xml:space="preserve"> si </w:t>
+      </w:r>
+      <w:proofErr w:type="spellStart"/>
+      <w:r>
+        <w:rPr>
+          <w:rFonts w:ascii="Brill" w:hAnsi="Brill"/>
+          <w:lang w:val="es-ES"/>
+        </w:rPr>
+        <w:t>non</w:t>
+      </w:r>
+      <w:proofErr w:type="spellEnd"/>
+      <w:r>
+        <w:rPr>
+          <w:rFonts w:ascii="Brill" w:hAnsi="Brill"/>
+          <w:lang w:val="es-ES"/>
+        </w:rPr>
+        <w:t xml:space="preserve"> fuese</w:t>
       </w:r>
       <w:r>
         <w:rPr>
@@ -5298,6 +5939,7 @@
         </w:rPr>
         <w:t xml:space="preserve"> </w:t>
       </w:r>
+      <w:proofErr w:type="spellStart"/>
       <w:r>
         <w:rPr>
           <w:rFonts w:ascii="Brill" w:hAnsi="Brill"/>
@@ -5319,6 +5961,7 @@
         </w:rPr>
         <w:t>avados</w:t>
       </w:r>
+      <w:proofErr w:type="spellEnd"/>
       <w:r>
         <w:rPr>
           <w:rStyle w:val="Appelnotedebasdep"/>
@@ -5444,7 +6087,23 @@
           <w:rFonts w:ascii="Brill" w:hAnsi="Brill"/>
           <w:lang w:val="es-ES"/>
         </w:rPr>
-        <w:t xml:space="preserve"> que esta bondat que en s</w:t>
+        <w:t xml:space="preserve"> que esta </w:t>
+      </w:r>
+      <w:proofErr w:type="spellStart"/>
+      <w:r>
+        <w:rPr>
+          <w:rFonts w:ascii="Brill" w:hAnsi="Brill"/>
+          <w:lang w:val="es-ES"/>
+        </w:rPr>
+        <w:t>bondat</w:t>
+      </w:r>
+      <w:proofErr w:type="spellEnd"/>
+      <w:r>
+        <w:rPr>
+          <w:rFonts w:ascii="Brill" w:hAnsi="Brill"/>
+          <w:lang w:val="es-ES"/>
+        </w:rPr>
+        <w:t xml:space="preserve"> que en s</w:t>
       </w:r>
       <w:r>
         <w:rPr>
@@ -5472,7 +6131,23 @@
           <w:rFonts w:ascii="Brill" w:hAnsi="Brill"/>
           <w:lang w:val="es-ES"/>
         </w:rPr>
-        <w:t xml:space="preserve"> ca unos ay que son</w:t>
+        <w:t xml:space="preserve"> ca </w:t>
+      </w:r>
+      <w:proofErr w:type="gramStart"/>
+      <w:r>
+        <w:rPr>
+          <w:rFonts w:ascii="Brill" w:hAnsi="Brill"/>
+          <w:lang w:val="es-ES"/>
+        </w:rPr>
+        <w:t>unos ay</w:t>
+      </w:r>
+      <w:proofErr w:type="gramEnd"/>
+      <w:r>
+        <w:rPr>
+          <w:rFonts w:ascii="Brill" w:hAnsi="Brill"/>
+          <w:lang w:val="es-ES"/>
+        </w:rPr>
+        <w:t xml:space="preserve"> que son</w:t>
       </w:r>
       <w:r>
         <w:rPr>
@@ -5489,6 +6164,7 @@
         </w:rPr>
         <w:t xml:space="preserve"> todos buenos </w:t>
       </w:r>
+      <w:proofErr w:type="spellStart"/>
       <w:r>
         <w:rPr>
           <w:rFonts w:ascii="Brill" w:hAnsi="Brill"/>
@@ -5496,12 +6172,45 @@
         </w:rPr>
         <w:t>cuanto</w:t>
       </w:r>
-      <w:r>
-        <w:rPr>
-          <w:rFonts w:ascii="Brill" w:hAnsi="Brill"/>
-          <w:lang w:val="es-ES"/>
-        </w:rPr>
-        <w:t xml:space="preserve"> dura la forma de la figura e otros ay que son buenos en una </w:t>
+      <w:proofErr w:type="spellEnd"/>
+      <w:r>
+        <w:rPr>
+          <w:rFonts w:ascii="Brill" w:hAnsi="Brill"/>
+          <w:lang w:val="es-ES"/>
+        </w:rPr>
+        <w:t xml:space="preserve"> dura la forma de la figura </w:t>
+      </w:r>
+      <w:proofErr w:type="gramStart"/>
+      <w:r>
+        <w:rPr>
+          <w:rFonts w:ascii="Brill" w:hAnsi="Brill"/>
+          <w:lang w:val="es-ES"/>
+        </w:rPr>
+        <w:t>e</w:t>
+      </w:r>
+      <w:proofErr w:type="gramEnd"/>
+      <w:r>
+        <w:rPr>
+          <w:rFonts w:ascii="Brill" w:hAnsi="Brill"/>
+          <w:lang w:val="es-ES"/>
+        </w:rPr>
+        <w:t xml:space="preserve"> </w:t>
+      </w:r>
+      <w:proofErr w:type="gramStart"/>
+      <w:r>
+        <w:rPr>
+          <w:rFonts w:ascii="Brill" w:hAnsi="Brill"/>
+          <w:lang w:val="es-ES"/>
+        </w:rPr>
+        <w:t>otros ay</w:t>
+      </w:r>
+      <w:proofErr w:type="gramEnd"/>
+      <w:r>
+        <w:rPr>
+          <w:rFonts w:ascii="Brill" w:hAnsi="Brill"/>
+          <w:lang w:val="es-ES"/>
+        </w:rPr>
+        <w:t xml:space="preserve"> que son buenos en una </w:t>
       </w:r>
       <w:r>
         <w:rPr>
@@ -5806,6 +6515,7 @@
         </w:rPr>
         <w:t xml:space="preserve"> por tales </w:t>
       </w:r>
+      <w:proofErr w:type="spellStart"/>
       <w:r>
         <w:rPr>
           <w:rFonts w:ascii="Brill" w:hAnsi="Brill"/>
@@ -5813,6 +6523,7 @@
         </w:rPr>
         <w:t>aí</w:t>
       </w:r>
+      <w:proofErr w:type="spellEnd"/>
       <w:r>
         <w:rPr>
           <w:rFonts w:ascii="Brill" w:hAnsi="Brill"/>
@@ -5825,7 +6536,23 @@
           <w:rFonts w:ascii="Brill" w:hAnsi="Brill"/>
           <w:lang w:val="es-ES"/>
         </w:rPr>
-        <w:t xml:space="preserve"> los otros signos si non por que </w:t>
+        <w:t xml:space="preserve"> los otros signos si non </w:t>
+      </w:r>
+      <w:proofErr w:type="spellStart"/>
+      <w:r>
+        <w:rPr>
+          <w:rFonts w:ascii="Brill" w:hAnsi="Brill"/>
+          <w:lang w:val="es-ES"/>
+        </w:rPr>
+        <w:t>por que</w:t>
+      </w:r>
+      <w:proofErr w:type="spellEnd"/>
+      <w:r>
+        <w:rPr>
+          <w:rFonts w:ascii="Brill" w:hAnsi="Brill"/>
+          <w:lang w:val="es-ES"/>
+        </w:rPr>
+        <w:t xml:space="preserve"> </w:t>
       </w:r>
       <w:r>
         <w:rPr>
@@ -5980,7 +6707,23 @@
           <w:rFonts w:ascii="Brill" w:hAnsi="Brill"/>
           <w:lang w:val="es-ES"/>
         </w:rPr>
-        <w:t xml:space="preserve"> firmes e quedas</w:t>
+        <w:t xml:space="preserve"> firmes </w:t>
+      </w:r>
+      <w:proofErr w:type="gramStart"/>
+      <w:r>
+        <w:rPr>
+          <w:rFonts w:ascii="Brill" w:hAnsi="Brill"/>
+          <w:lang w:val="es-ES"/>
+        </w:rPr>
+        <w:t>e</w:t>
+      </w:r>
+      <w:proofErr w:type="gramEnd"/>
+      <w:r>
+        <w:rPr>
+          <w:rFonts w:ascii="Brill" w:hAnsi="Brill"/>
+          <w:lang w:val="es-ES"/>
+        </w:rPr>
+        <w:t xml:space="preserve"> quedas</w:t>
       </w:r>
       <w:r>
         <w:rPr>
@@ -6074,7 +6817,23 @@
           <w:rFonts w:ascii="Brill" w:hAnsi="Brill"/>
           <w:lang w:val="es-ES"/>
         </w:rPr>
-        <w:t xml:space="preserve"> las planetas se mueven e</w:t>
+        <w:t xml:space="preserve"> </w:t>
+      </w:r>
+      <w:proofErr w:type="gramStart"/>
+      <w:r>
+        <w:rPr>
+          <w:rFonts w:ascii="Brill" w:hAnsi="Brill"/>
+          <w:lang w:val="es-ES"/>
+        </w:rPr>
+        <w:t>las planetas</w:t>
+      </w:r>
+      <w:proofErr w:type="gramEnd"/>
+      <w:r>
+        <w:rPr>
+          <w:rFonts w:ascii="Brill" w:hAnsi="Brill"/>
+          <w:lang w:val="es-ES"/>
+        </w:rPr>
+        <w:t xml:space="preserve"> se mueven e</w:t>
       </w:r>
       <w:r>
         <w:rPr>
@@ -6132,7 +6891,23 @@
           <w:rFonts w:ascii="Brill" w:hAnsi="Brill"/>
           <w:lang w:val="es-ES"/>
         </w:rPr>
-        <w:t xml:space="preserve"> que entran por estos signos e </w:t>
+        <w:t xml:space="preserve"> que entran por estos signos </w:t>
+      </w:r>
+      <w:proofErr w:type="gramStart"/>
+      <w:r>
+        <w:rPr>
+          <w:rFonts w:ascii="Brill" w:hAnsi="Brill"/>
+          <w:lang w:val="es-ES"/>
+        </w:rPr>
+        <w:t>e</w:t>
+      </w:r>
+      <w:proofErr w:type="gramEnd"/>
+      <w:r>
+        <w:rPr>
+          <w:rFonts w:ascii="Brill" w:hAnsi="Brill"/>
+          <w:lang w:val="es-ES"/>
+        </w:rPr>
+        <w:t xml:space="preserve"> </w:t>
       </w:r>
       <w:r>
         <w:rPr>
@@ -6277,7 +7052,23 @@
           <w:rFonts w:ascii="Brill" w:hAnsi="Brill"/>
           <w:lang w:val="es-ES"/>
         </w:rPr>
-        <w:t xml:space="preserve"> ora señalada</w:t>
+        <w:t xml:space="preserve"> </w:t>
+      </w:r>
+      <w:proofErr w:type="spellStart"/>
+      <w:r>
+        <w:rPr>
+          <w:rFonts w:ascii="Brill" w:hAnsi="Brill"/>
+          <w:lang w:val="es-ES"/>
+        </w:rPr>
+        <w:t>ora</w:t>
+      </w:r>
+      <w:proofErr w:type="spellEnd"/>
+      <w:r>
+        <w:rPr>
+          <w:rFonts w:ascii="Brill" w:hAnsi="Brill"/>
+          <w:lang w:val="es-ES"/>
+        </w:rPr>
+        <w:t xml:space="preserve"> señalada</w:t>
       </w:r>
       <w:r>
         <w:rPr>
@@ -6306,7 +7097,39 @@
           <w:rFonts w:ascii="Brill" w:hAnsi="Brill"/>
           <w:lang w:val="es-ES"/>
         </w:rPr>
-        <w:t xml:space="preserve"> la planeta en la cabeça del signo</w:t>
+        <w:t xml:space="preserve"> </w:t>
+      </w:r>
+      <w:proofErr w:type="gramStart"/>
+      <w:r>
+        <w:rPr>
+          <w:rFonts w:ascii="Brill" w:hAnsi="Brill"/>
+          <w:lang w:val="es-ES"/>
+        </w:rPr>
+        <w:t>la planeta</w:t>
+      </w:r>
+      <w:proofErr w:type="gramEnd"/>
+      <w:r>
+        <w:rPr>
+          <w:rFonts w:ascii="Brill" w:hAnsi="Brill"/>
+          <w:lang w:val="es-ES"/>
+        </w:rPr>
+        <w:t xml:space="preserve"> en la </w:t>
+      </w:r>
+      <w:proofErr w:type="spellStart"/>
+      <w:r>
+        <w:rPr>
+          <w:rFonts w:ascii="Brill" w:hAnsi="Brill"/>
+          <w:lang w:val="es-ES"/>
+        </w:rPr>
+        <w:t>cabeça</w:t>
+      </w:r>
+      <w:proofErr w:type="spellEnd"/>
+      <w:r>
+        <w:rPr>
+          <w:rFonts w:ascii="Brill" w:hAnsi="Brill"/>
+          <w:lang w:val="es-ES"/>
+        </w:rPr>
+        <w:t xml:space="preserve"> del signo</w:t>
       </w:r>
       <w:r>
         <w:rPr>
@@ -6320,7 +7143,23 @@
           <w:rFonts w:ascii="Brill" w:hAnsi="Brill"/>
           <w:lang w:val="es-ES"/>
         </w:rPr>
-        <w:t xml:space="preserve"> e segund aquello los judgadores d</w:t>
+        <w:t xml:space="preserve"> e segund aquello los </w:t>
+      </w:r>
+      <w:proofErr w:type="spellStart"/>
+      <w:r>
+        <w:rPr>
+          <w:rFonts w:ascii="Brill" w:hAnsi="Brill"/>
+          <w:lang w:val="es-ES"/>
+        </w:rPr>
+        <w:t>judgadores</w:t>
+      </w:r>
+      <w:proofErr w:type="spellEnd"/>
+      <w:r>
+        <w:rPr>
+          <w:rFonts w:ascii="Brill" w:hAnsi="Brill"/>
+          <w:lang w:val="es-ES"/>
+        </w:rPr>
+        <w:t xml:space="preserve"> d</w:t>
       </w:r>
       <w:r>
         <w:rPr>
@@ -6378,7 +7217,23 @@
           <w:rFonts w:ascii="Brill" w:hAnsi="Brill"/>
           <w:lang w:val="es-ES"/>
         </w:rPr>
-        <w:t xml:space="preserve"> judgan el bien o</w:t>
+        <w:t xml:space="preserve"> </w:t>
+      </w:r>
+      <w:proofErr w:type="gramStart"/>
+      <w:r>
+        <w:rPr>
+          <w:rFonts w:ascii="Brill" w:hAnsi="Brill"/>
+          <w:lang w:val="es-ES"/>
+        </w:rPr>
+        <w:t>judgan</w:t>
+      </w:r>
+      <w:proofErr w:type="gramEnd"/>
+      <w:r>
+        <w:rPr>
+          <w:rFonts w:ascii="Brill" w:hAnsi="Brill"/>
+          <w:lang w:val="es-ES"/>
+        </w:rPr>
+        <w:t xml:space="preserve"> el bien o</w:t>
       </w:r>
       <w:r>
         <w:rPr>
@@ -6518,13 +7373,22 @@
         </w:rPr>
         <w:t xml:space="preserve"> ca el que lo bien quiere </w:t>
       </w:r>
+      <w:proofErr w:type="gramStart"/>
       <w:r>
         <w:rPr>
           <w:rFonts w:ascii="Brill" w:hAnsi="Brill"/>
           <w:lang w:val="es-ES"/>
         </w:rPr>
         <w:lastRenderedPageBreak/>
-        <w:t xml:space="preserve">judgar </w:t>
+        <w:t>judgar</w:t>
+      </w:r>
+      <w:proofErr w:type="gramEnd"/>
+      <w:r>
+        <w:rPr>
+          <w:rFonts w:ascii="Brill" w:hAnsi="Brill"/>
+          <w:lang w:val="es-ES"/>
+        </w:rPr>
+        <w:t xml:space="preserve"> </w:t>
       </w:r>
       <w:r>
         <w:rPr>
@@ -6681,6 +7545,7 @@
         </w:rPr>
         <w:t xml:space="preserve"> </w:t>
       </w:r>
+      <w:proofErr w:type="spellStart"/>
       <w:r>
         <w:rPr>
           <w:rFonts w:ascii="Brill" w:hAnsi="Brill"/>
@@ -6688,6 +7553,7 @@
         </w:rPr>
         <w:t>acendentes</w:t>
       </w:r>
+      <w:proofErr w:type="spellEnd"/>
       <w:r>
         <w:rPr>
           <w:rStyle w:val="Appelnotedebasdep"/>
@@ -6845,7 +7711,23 @@
           <w:rFonts w:ascii="Brill" w:hAnsi="Brill"/>
           <w:lang w:val="es-ES"/>
         </w:rPr>
-        <w:t xml:space="preserve"> la triplicidat e los </w:t>
+        <w:t xml:space="preserve"> la </w:t>
+      </w:r>
+      <w:proofErr w:type="spellStart"/>
+      <w:r>
+        <w:rPr>
+          <w:rFonts w:ascii="Brill" w:hAnsi="Brill"/>
+          <w:lang w:val="es-ES"/>
+        </w:rPr>
+        <w:t>triplicidat</w:t>
+      </w:r>
+      <w:proofErr w:type="spellEnd"/>
+      <w:r>
+        <w:rPr>
+          <w:rFonts w:ascii="Brill" w:hAnsi="Brill"/>
+          <w:lang w:val="es-ES"/>
+        </w:rPr>
+        <w:t xml:space="preserve"> e los </w:t>
       </w:r>
       <w:r>
         <w:rPr>
@@ -6915,7 +7797,39 @@
           <w:rFonts w:ascii="Brill" w:hAnsi="Brill"/>
           <w:lang w:val="es-ES"/>
         </w:rPr>
-        <w:t xml:space="preserve"> muy mejor dar los juizios de aquello que quiere</w:t>
+        <w:t xml:space="preserve"> </w:t>
+      </w:r>
+      <w:proofErr w:type="gramStart"/>
+      <w:r>
+        <w:rPr>
+          <w:rFonts w:ascii="Brill" w:hAnsi="Brill"/>
+          <w:lang w:val="es-ES"/>
+        </w:rPr>
+        <w:t>muy mejor</w:t>
+      </w:r>
+      <w:proofErr w:type="gramEnd"/>
+      <w:r>
+        <w:rPr>
+          <w:rFonts w:ascii="Brill" w:hAnsi="Brill"/>
+          <w:lang w:val="es-ES"/>
+        </w:rPr>
+        <w:t xml:space="preserve"> dar los </w:t>
+      </w:r>
+      <w:proofErr w:type="spellStart"/>
+      <w:r>
+        <w:rPr>
+          <w:rFonts w:ascii="Brill" w:hAnsi="Brill"/>
+          <w:lang w:val="es-ES"/>
+        </w:rPr>
+        <w:t>juizios</w:t>
+      </w:r>
+      <w:proofErr w:type="spellEnd"/>
+      <w:r>
+        <w:rPr>
+          <w:rFonts w:ascii="Brill" w:hAnsi="Brill"/>
+          <w:lang w:val="es-ES"/>
+        </w:rPr>
+        <w:t xml:space="preserve"> de aquello que quiere</w:t>
       </w:r>
       <w:r>
         <w:rPr>
@@ -6930,8 +7844,17 @@
           <w:rFonts w:ascii="Brill" w:hAnsi="Brill"/>
           <w:lang w:val="es-ES"/>
         </w:rPr>
-        <w:t xml:space="preserve"> judgar</w:t>
-      </w:r>
+        <w:t xml:space="preserve"> </w:t>
+      </w:r>
+      <w:proofErr w:type="gramStart"/>
+      <w:r>
+        <w:rPr>
+          <w:rFonts w:ascii="Brill" w:hAnsi="Brill"/>
+          <w:lang w:val="es-ES"/>
+        </w:rPr>
+        <w:t>judgar</w:t>
+      </w:r>
+      <w:proofErr w:type="gramEnd"/>
       <w:r>
         <w:rPr>
           <w:rFonts w:ascii="Brill" w:hAnsi="Brill"/>
@@ -7133,8 +8056,17 @@
           <w:rFonts w:ascii="Brill" w:hAnsi="Brill"/>
           <w:lang w:val="es-ES"/>
         </w:rPr>
-        <w:t>una es una de las siete planetas</w:t>
-      </w:r>
+        <w:t xml:space="preserve">una es una de </w:t>
+      </w:r>
+      <w:proofErr w:type="gramStart"/>
+      <w:r>
+        <w:rPr>
+          <w:rFonts w:ascii="Brill" w:hAnsi="Brill"/>
+          <w:lang w:val="es-ES"/>
+        </w:rPr>
+        <w:t>las siete planetas</w:t>
+      </w:r>
+      <w:proofErr w:type="gramEnd"/>
       <w:r>
         <w:rPr>
           <w:rFonts w:ascii="Brill" w:hAnsi="Brill"/>
@@ -7190,8 +8122,17 @@
           <w:rFonts w:ascii="Brill" w:hAnsi="Brill"/>
           <w:lang w:val="es-ES"/>
         </w:rPr>
-        <w:t>s que otra planeta ninguna</w:t>
-      </w:r>
+        <w:t xml:space="preserve">s que otra </w:t>
+      </w:r>
+      <w:proofErr w:type="gramStart"/>
+      <w:r>
+        <w:rPr>
+          <w:rFonts w:ascii="Brill" w:hAnsi="Brill"/>
+          <w:lang w:val="es-ES"/>
+        </w:rPr>
+        <w:t>planeta ninguna</w:t>
+      </w:r>
+      <w:proofErr w:type="gramEnd"/>
       <w:r>
         <w:rPr>
           <w:rFonts w:ascii="Brill" w:hAnsi="Brill"/>
@@ -7304,7 +8245,23 @@
           <w:rFonts w:ascii="Brill" w:hAnsi="Brill"/>
           <w:lang w:val="es-ES"/>
         </w:rPr>
-        <w:t>esto te quiero dar prueva verdadera luego</w:t>
+        <w:t xml:space="preserve">esto te quiero dar </w:t>
+      </w:r>
+      <w:proofErr w:type="spellStart"/>
+      <w:r>
+        <w:rPr>
+          <w:rFonts w:ascii="Brill" w:hAnsi="Brill"/>
+          <w:lang w:val="es-ES"/>
+        </w:rPr>
+        <w:t>prueva</w:t>
+      </w:r>
+      <w:proofErr w:type="spellEnd"/>
+      <w:r>
+        <w:rPr>
+          <w:rFonts w:ascii="Brill" w:hAnsi="Brill"/>
+          <w:lang w:val="es-ES"/>
+        </w:rPr>
+        <w:t xml:space="preserve"> verdadera luego</w:t>
       </w:r>
       <w:r>
         <w:rPr>
@@ -7903,7 +8860,15 @@
           <w:rFonts w:ascii="Brill" w:hAnsi="Brill"/>
           <w:lang w:val="es-ES"/>
         </w:rPr>
-        <w:t xml:space="preserve"> rebu</w:t>
+        <w:t xml:space="preserve"> </w:t>
+      </w:r>
+      <w:proofErr w:type="spellStart"/>
+      <w:r>
+        <w:rPr>
+          <w:rFonts w:ascii="Brill" w:hAnsi="Brill"/>
+          <w:lang w:val="es-ES"/>
+        </w:rPr>
+        <w:t>rebu</w:t>
       </w:r>
       <w:r>
         <w:rPr>
@@ -7931,7 +8896,15 @@
           <w:rFonts w:ascii="Brill" w:hAnsi="Brill"/>
           <w:lang w:val="es-ES"/>
         </w:rPr>
-        <w:t>se el cerco del cielo en que ella anda</w:t>
+        <w:t>se</w:t>
+      </w:r>
+      <w:proofErr w:type="spellEnd"/>
+      <w:r>
+        <w:rPr>
+          <w:rFonts w:ascii="Brill" w:hAnsi="Brill"/>
+          <w:lang w:val="es-ES"/>
+        </w:rPr>
+        <w:t xml:space="preserve"> el cerco del cielo en que ella anda</w:t>
       </w:r>
       <w:r>
         <w:rPr>
@@ -7945,7 +8918,39 @@
           <w:rFonts w:ascii="Brill" w:hAnsi="Brill"/>
           <w:lang w:val="es-ES"/>
         </w:rPr>
-        <w:t xml:space="preserve"> en guisa que se abaxa contra la redondeza de la tierra</w:t>
+        <w:t xml:space="preserve"> en guisa que se </w:t>
+      </w:r>
+      <w:proofErr w:type="spellStart"/>
+      <w:r>
+        <w:rPr>
+          <w:rFonts w:ascii="Brill" w:hAnsi="Brill"/>
+          <w:lang w:val="es-ES"/>
+        </w:rPr>
+        <w:t>abaxa</w:t>
+      </w:r>
+      <w:proofErr w:type="spellEnd"/>
+      <w:r>
+        <w:rPr>
+          <w:rFonts w:ascii="Brill" w:hAnsi="Brill"/>
+          <w:lang w:val="es-ES"/>
+        </w:rPr>
+        <w:t xml:space="preserve"> contra la </w:t>
+      </w:r>
+      <w:proofErr w:type="spellStart"/>
+      <w:r>
+        <w:rPr>
+          <w:rFonts w:ascii="Brill" w:hAnsi="Brill"/>
+          <w:lang w:val="es-ES"/>
+        </w:rPr>
+        <w:t>redondeza</w:t>
+      </w:r>
+      <w:proofErr w:type="spellEnd"/>
+      <w:r>
+        <w:rPr>
+          <w:rFonts w:ascii="Brill" w:hAnsi="Brill"/>
+          <w:lang w:val="es-ES"/>
+        </w:rPr>
+        <w:t xml:space="preserve"> de la tierra</w:t>
       </w:r>
       <w:r>
         <w:rPr>
@@ -7973,8 +8978,17 @@
           <w:rFonts w:ascii="Brill" w:hAnsi="Brill"/>
           <w:lang w:val="es-ES"/>
         </w:rPr>
-        <w:t xml:space="preserve"> viene aquel abaxamiento</w:t>
-      </w:r>
+        <w:t xml:space="preserve"> viene aquel </w:t>
+      </w:r>
+      <w:proofErr w:type="spellStart"/>
+      <w:r>
+        <w:rPr>
+          <w:rFonts w:ascii="Brill" w:hAnsi="Brill"/>
+          <w:lang w:val="es-ES"/>
+        </w:rPr>
+        <w:t>abaxamiento</w:t>
+      </w:r>
+      <w:proofErr w:type="spellEnd"/>
       <w:r>
         <w:rPr>
           <w:rFonts w:ascii="Brill" w:hAnsi="Brill"/>
@@ -7982,12 +8996,21 @@
         </w:rPr>
         <w:t xml:space="preserve">, </w:t>
       </w:r>
-      <w:r>
-        <w:rPr>
-          <w:rFonts w:ascii="Brill" w:hAnsi="Brill"/>
-          <w:lang w:val="es-ES"/>
-        </w:rPr>
-        <w:t xml:space="preserve">alcança la </w:t>
+      <w:proofErr w:type="spellStart"/>
+      <w:r>
+        <w:rPr>
+          <w:rFonts w:ascii="Brill" w:hAnsi="Brill"/>
+          <w:lang w:val="es-ES"/>
+        </w:rPr>
+        <w:t>alcança</w:t>
+      </w:r>
+      <w:proofErr w:type="spellEnd"/>
+      <w:r>
+        <w:rPr>
+          <w:rFonts w:ascii="Brill" w:hAnsi="Brill"/>
+          <w:lang w:val="es-ES"/>
+        </w:rPr>
+        <w:t xml:space="preserve"> la </w:t>
       </w:r>
       <w:r>
         <w:rPr>
@@ -8189,7 +9212,23 @@
           <w:rFonts w:ascii="Brill" w:hAnsi="Brill"/>
           <w:lang w:val="es-ES"/>
         </w:rPr>
-        <w:t xml:space="preserve"> sin claridad de la color que se ha ella</w:t>
+        <w:t xml:space="preserve"> sin claridad </w:t>
+      </w:r>
+      <w:proofErr w:type="gramStart"/>
+      <w:r>
+        <w:rPr>
+          <w:rFonts w:ascii="Brill" w:hAnsi="Brill"/>
+          <w:lang w:val="es-ES"/>
+        </w:rPr>
+        <w:t>de la color</w:t>
+      </w:r>
+      <w:proofErr w:type="gramEnd"/>
+      <w:r>
+        <w:rPr>
+          <w:rFonts w:ascii="Brill" w:hAnsi="Brill"/>
+          <w:lang w:val="es-ES"/>
+        </w:rPr>
+        <w:t xml:space="preserve"> que se ha ella</w:t>
       </w:r>
       <w:r>
         <w:rPr>
@@ -8342,7 +9381,23 @@
           <w:rFonts w:ascii="Brill" w:hAnsi="Brill"/>
           <w:lang w:val="es-ES"/>
         </w:rPr>
-        <w:t xml:space="preserve"> e </w:t>
+        <w:t xml:space="preserve"> </w:t>
+      </w:r>
+      <w:proofErr w:type="gramStart"/>
+      <w:r>
+        <w:rPr>
+          <w:rFonts w:ascii="Brill" w:hAnsi="Brill"/>
+          <w:lang w:val="es-ES"/>
+        </w:rPr>
+        <w:t>e</w:t>
+      </w:r>
+      <w:proofErr w:type="gramEnd"/>
+      <w:r>
+        <w:rPr>
+          <w:rFonts w:ascii="Brill" w:hAnsi="Brill"/>
+          <w:lang w:val="es-ES"/>
+        </w:rPr>
+        <w:t xml:space="preserve"> </w:t>
       </w:r>
       <w:r>
         <w:rPr>
@@ -8624,7 +9679,23 @@
           <w:rFonts w:ascii="Brill" w:hAnsi="Brill"/>
           <w:lang w:val="es-ES"/>
         </w:rPr>
-        <w:t xml:space="preserve"> e si te fiziere mal catando contra ella</w:t>
+        <w:t xml:space="preserve"> e si te </w:t>
+      </w:r>
+      <w:proofErr w:type="spellStart"/>
+      <w:r>
+        <w:rPr>
+          <w:rFonts w:ascii="Brill" w:hAnsi="Brill"/>
+          <w:lang w:val="es-ES"/>
+        </w:rPr>
+        <w:t>fiziere</w:t>
+      </w:r>
+      <w:proofErr w:type="spellEnd"/>
+      <w:r>
+        <w:rPr>
+          <w:rFonts w:ascii="Brill" w:hAnsi="Brill"/>
+          <w:lang w:val="es-ES"/>
+        </w:rPr>
+        <w:t xml:space="preserve"> mal catando contra ella</w:t>
       </w:r>
       <w:r>
         <w:rPr>
@@ -8654,6 +9725,7 @@
         </w:rPr>
         <w:t xml:space="preserve"> e </w:t>
       </w:r>
+      <w:proofErr w:type="spellStart"/>
       <w:r>
         <w:rPr>
           <w:rFonts w:ascii="Brill" w:hAnsi="Brill"/>
@@ -8666,7 +9738,31 @@
           <w:rFonts w:ascii="Brill" w:hAnsi="Brill"/>
           <w:lang w:val="es-ES"/>
         </w:rPr>
-        <w:t xml:space="preserve">nchelo de agua e veras </w:t>
+        <w:t>nchelo</w:t>
+      </w:r>
+      <w:proofErr w:type="spellEnd"/>
+      <w:r>
+        <w:rPr>
+          <w:rFonts w:ascii="Brill" w:hAnsi="Brill"/>
+          <w:lang w:val="es-ES"/>
+        </w:rPr>
+        <w:t xml:space="preserve"> de agua </w:t>
+      </w:r>
+      <w:proofErr w:type="gramStart"/>
+      <w:r>
+        <w:rPr>
+          <w:rFonts w:ascii="Brill" w:hAnsi="Brill"/>
+          <w:lang w:val="es-ES"/>
+        </w:rPr>
+        <w:t>e</w:t>
+      </w:r>
+      <w:proofErr w:type="gramEnd"/>
+      <w:r>
+        <w:rPr>
+          <w:rFonts w:ascii="Brill" w:hAnsi="Brill"/>
+          <w:lang w:val="es-ES"/>
+        </w:rPr>
+        <w:t xml:space="preserve"> veras </w:t>
       </w:r>
       <w:r>
         <w:rPr>
@@ -8717,12 +9813,21 @@
         </w:rPr>
         <w:t xml:space="preserve">, </w:t>
       </w:r>
-      <w:r>
-        <w:rPr>
-          <w:rFonts w:ascii="Brill" w:hAnsi="Brill"/>
-          <w:lang w:val="es-ES"/>
-        </w:rPr>
-        <w:t xml:space="preserve">bien </w:t>
+      <w:proofErr w:type="gramStart"/>
+      <w:r>
+        <w:rPr>
+          <w:rFonts w:ascii="Brill" w:hAnsi="Brill"/>
+          <w:lang w:val="es-ES"/>
+        </w:rPr>
+        <w:t>bien</w:t>
+      </w:r>
+      <w:proofErr w:type="gramEnd"/>
+      <w:r>
+        <w:rPr>
+          <w:rFonts w:ascii="Brill" w:hAnsi="Brill"/>
+          <w:lang w:val="es-ES"/>
+        </w:rPr>
+        <w:t xml:space="preserve"> </w:t>
       </w:r>
       <w:r>
         <w:rPr>
@@ -8836,7 +9941,23 @@
           <w:rFonts w:ascii="Brill" w:hAnsi="Brill"/>
           <w:lang w:val="es-ES"/>
         </w:rPr>
-        <w:t xml:space="preserve"> e </w:t>
+        <w:t xml:space="preserve"> </w:t>
+      </w:r>
+      <w:proofErr w:type="gramStart"/>
+      <w:r>
+        <w:rPr>
+          <w:rFonts w:ascii="Brill" w:hAnsi="Brill"/>
+          <w:lang w:val="es-ES"/>
+        </w:rPr>
+        <w:t>e</w:t>
+      </w:r>
+      <w:proofErr w:type="gramEnd"/>
+      <w:r>
+        <w:rPr>
+          <w:rFonts w:ascii="Brill" w:hAnsi="Brill"/>
+          <w:lang w:val="es-ES"/>
+        </w:rPr>
+        <w:t xml:space="preserve"> </w:t>
       </w:r>
       <w:r>
         <w:rPr>
@@ -9328,7 +10449,21 @@
           <w:rFonts w:ascii="Brill" w:hAnsi="Brill"/>
           <w:lang w:val="es-ES"/>
         </w:rPr>
-        <w:t xml:space="preserve"> ningund grand fecho que ayan de fazer ocho </w:t>
+        <w:t xml:space="preserve"> ning</w:t>
+      </w:r>
+      <w:r>
+        <w:rPr>
+          <w:rFonts w:ascii="Brill" w:hAnsi="Brill"/>
+          <w:lang w:val="es-ES"/>
+        </w:rPr>
+        <w:t>ún</w:t>
+      </w:r>
+      <w:r>
+        <w:rPr>
+          <w:rFonts w:ascii="Brill" w:hAnsi="Brill"/>
+          <w:lang w:val="es-ES"/>
+        </w:rPr>
+        <w:t xml:space="preserve"> grand fecho que ayan de fazer ocho </w:t>
       </w:r>
       <w:r>
         <w:rPr>
@@ -9342,8 +10477,17 @@
           <w:rFonts w:ascii="Brill" w:hAnsi="Brill"/>
           <w:lang w:val="es-ES"/>
         </w:rPr>
-        <w:t xml:space="preserve"> antes que contesca</w:t>
-      </w:r>
+        <w:t xml:space="preserve"> antes que </w:t>
+      </w:r>
+      <w:proofErr w:type="spellStart"/>
+      <w:r>
+        <w:rPr>
+          <w:rFonts w:ascii="Brill" w:hAnsi="Brill"/>
+          <w:lang w:val="es-ES"/>
+        </w:rPr>
+        <w:t>contesca</w:t>
+      </w:r>
+      <w:proofErr w:type="spellEnd"/>
       <w:r>
         <w:rPr>
           <w:rStyle w:val="Appelnotedebasdep"/>
@@ -9400,8 +10544,17 @@
           <w:rFonts w:ascii="Brill" w:hAnsi="Brill"/>
           <w:lang w:val="es-ES"/>
         </w:rPr>
-        <w:t>e comoquier que lo mucho caten</w:t>
-      </w:r>
+        <w:t xml:space="preserve">e comoquier que lo </w:t>
+      </w:r>
+      <w:proofErr w:type="gramStart"/>
+      <w:r>
+        <w:rPr>
+          <w:rFonts w:ascii="Brill" w:hAnsi="Brill"/>
+          <w:lang w:val="es-ES"/>
+        </w:rPr>
+        <w:t>mucho caten</w:t>
+      </w:r>
+      <w:proofErr w:type="gramEnd"/>
       <w:r>
         <w:rPr>
           <w:rStyle w:val="Appelnotedebasdep"/>
@@ -9791,7 +10944,17 @@
           <w:szCs w:val="20"/>
           <w:lang w:val="es-ES"/>
         </w:rPr>
-        <w:t xml:space="preserve"> que</w:t>
+        <w:t xml:space="preserve"> </w:t>
+      </w:r>
+      <w:proofErr w:type="spellStart"/>
+      <w:r>
+        <w:rPr>
+          <w:rFonts w:ascii="Brill" w:hAnsi="Brill"/>
+          <w:sz w:val="20"/>
+          <w:szCs w:val="20"/>
+          <w:lang w:val="es-ES"/>
+        </w:rPr>
+        <w:t>que</w:t>
       </w:r>
       <w:r>
         <w:rPr>
@@ -9809,7 +10972,17 @@
           <w:szCs w:val="20"/>
           <w:lang w:val="es-ES"/>
         </w:rPr>
-        <w:t xml:space="preserve">faze </w:t>
+        <w:t>faze</w:t>
+      </w:r>
+      <w:proofErr w:type="spellEnd"/>
+      <w:r>
+        <w:rPr>
+          <w:rFonts w:ascii="Brill" w:hAnsi="Brill"/>
+          <w:sz w:val="20"/>
+          <w:szCs w:val="20"/>
+          <w:lang w:val="es-ES"/>
+        </w:rPr>
+        <w:t xml:space="preserve"> </w:t>
       </w:r>
       <w:r>
         <w:rPr>
@@ -9832,6 +11005,7 @@
         </w:rPr>
         <w:t xml:space="preserve">] </w:t>
       </w:r>
+      <w:proofErr w:type="spellStart"/>
       <w:r>
         <w:rPr>
           <w:rStyle w:val="Italic"/>
@@ -9840,7 +11014,18 @@
           <w:szCs w:val="20"/>
           <w:lang w:val="es-ES"/>
         </w:rPr>
-        <w:t>om.</w:t>
+        <w:t>om</w:t>
+      </w:r>
+      <w:proofErr w:type="spellEnd"/>
+      <w:r>
+        <w:rPr>
+          <w:rStyle w:val="Italic"/>
+          <w:rFonts w:ascii="Brill" w:hAnsi="Brill"/>
+          <w:sz w:val="20"/>
+          <w:szCs w:val="20"/>
+          <w:lang w:val="es-ES"/>
+        </w:rPr>
+        <w:t>.</w:t>
       </w:r>
       <w:r>
         <w:rPr>
@@ -9927,6 +11112,7 @@
         </w:rPr>
         <w:t xml:space="preserve">] </w:t>
       </w:r>
+      <w:proofErr w:type="spellStart"/>
       <w:r>
         <w:rPr>
           <w:rStyle w:val="Italic"/>
@@ -9935,7 +11121,18 @@
           <w:szCs w:val="20"/>
           <w:lang w:val="es-ES"/>
         </w:rPr>
-        <w:t>om.</w:t>
+        <w:t>om</w:t>
+      </w:r>
+      <w:proofErr w:type="spellEnd"/>
+      <w:r>
+        <w:rPr>
+          <w:rStyle w:val="Italic"/>
+          <w:rFonts w:ascii="Brill" w:hAnsi="Brill"/>
+          <w:sz w:val="20"/>
+          <w:szCs w:val="20"/>
+          <w:lang w:val="es-ES"/>
+        </w:rPr>
+        <w:t>.</w:t>
       </w:r>
       <w:r>
         <w:rPr>
@@ -10100,7 +11297,27 @@
           <w:szCs w:val="20"/>
           <w:lang w:val="es-ES"/>
         </w:rPr>
-        <w:t xml:space="preserve">] contecer </w:t>
+        <w:t xml:space="preserve">] </w:t>
+      </w:r>
+      <w:proofErr w:type="spellStart"/>
+      <w:r>
+        <w:rPr>
+          <w:rFonts w:ascii="Brill" w:hAnsi="Brill"/>
+          <w:sz w:val="20"/>
+          <w:szCs w:val="20"/>
+          <w:lang w:val="es-ES"/>
+        </w:rPr>
+        <w:t>contecer</w:t>
+      </w:r>
+      <w:proofErr w:type="spellEnd"/>
+      <w:r>
+        <w:rPr>
+          <w:rFonts w:ascii="Brill" w:hAnsi="Brill"/>
+          <w:sz w:val="20"/>
+          <w:szCs w:val="20"/>
+          <w:lang w:val="es-ES"/>
+        </w:rPr>
+        <w:t xml:space="preserve"> </w:t>
       </w:r>
       <w:r>
         <w:rPr>
@@ -10251,6 +11468,7 @@
         </w:rPr>
         <w:t xml:space="preserve">] </w:t>
       </w:r>
+      <w:proofErr w:type="spellStart"/>
       <w:r>
         <w:rPr>
           <w:rStyle w:val="Italic"/>
@@ -10259,7 +11477,18 @@
           <w:szCs w:val="20"/>
           <w:lang w:val="es-ES"/>
         </w:rPr>
-        <w:t>om.</w:t>
+        <w:t>om</w:t>
+      </w:r>
+      <w:proofErr w:type="spellEnd"/>
+      <w:r>
+        <w:rPr>
+          <w:rStyle w:val="Italic"/>
+          <w:rFonts w:ascii="Brill" w:hAnsi="Brill"/>
+          <w:sz w:val="20"/>
+          <w:szCs w:val="20"/>
+          <w:lang w:val="es-ES"/>
+        </w:rPr>
+        <w:t>.</w:t>
       </w:r>
       <w:r>
         <w:rPr>
@@ -10358,6 +11587,7 @@
         </w:rPr>
         <w:t xml:space="preserve">] </w:t>
       </w:r>
+      <w:proofErr w:type="spellStart"/>
       <w:r>
         <w:rPr>
           <w:rStyle w:val="Italic"/>
@@ -10366,7 +11596,18 @@
           <w:szCs w:val="20"/>
           <w:lang w:val="es-ES"/>
         </w:rPr>
-        <w:t>om.</w:t>
+        <w:t>om</w:t>
+      </w:r>
+      <w:proofErr w:type="spellEnd"/>
+      <w:r>
+        <w:rPr>
+          <w:rStyle w:val="Italic"/>
+          <w:rFonts w:ascii="Brill" w:hAnsi="Brill"/>
+          <w:sz w:val="20"/>
+          <w:szCs w:val="20"/>
+          <w:lang w:val="es-ES"/>
+        </w:rPr>
+        <w:t>.</w:t>
       </w:r>
       <w:r>
         <w:rPr>
@@ -10453,6 +11694,7 @@
         </w:rPr>
         <w:t xml:space="preserve">] </w:t>
       </w:r>
+      <w:proofErr w:type="spellStart"/>
       <w:r>
         <w:rPr>
           <w:rStyle w:val="Italic"/>
@@ -10461,7 +11703,18 @@
           <w:szCs w:val="20"/>
           <w:lang w:val="es-ES"/>
         </w:rPr>
-        <w:t>om.</w:t>
+        <w:t>om</w:t>
+      </w:r>
+      <w:proofErr w:type="spellEnd"/>
+      <w:r>
+        <w:rPr>
+          <w:rStyle w:val="Italic"/>
+          <w:rFonts w:ascii="Brill" w:hAnsi="Brill"/>
+          <w:sz w:val="20"/>
+          <w:szCs w:val="20"/>
+          <w:lang w:val="es-ES"/>
+        </w:rPr>
+        <w:t>.</w:t>
       </w:r>
       <w:r>
         <w:rPr>
@@ -10513,7 +11766,27 @@
           <w:szCs w:val="20"/>
           <w:lang w:val="es-ES"/>
         </w:rPr>
-        <w:t xml:space="preserve"> mas </w:t>
+        <w:t xml:space="preserve"> </w:t>
+      </w:r>
+      <w:proofErr w:type="spellStart"/>
+      <w:r>
+        <w:rPr>
+          <w:rFonts w:ascii="Brill" w:hAnsi="Brill"/>
+          <w:sz w:val="20"/>
+          <w:szCs w:val="20"/>
+          <w:lang w:val="es-ES"/>
+        </w:rPr>
+        <w:t>mas</w:t>
+      </w:r>
+      <w:proofErr w:type="spellEnd"/>
+      <w:r>
+        <w:rPr>
+          <w:rFonts w:ascii="Brill" w:hAnsi="Brill"/>
+          <w:sz w:val="20"/>
+          <w:szCs w:val="20"/>
+          <w:lang w:val="es-ES"/>
+        </w:rPr>
+        <w:t xml:space="preserve"> </w:t>
       </w:r>
       <w:r>
         <w:rPr>
@@ -10548,6 +11821,7 @@
         </w:rPr>
         <w:t xml:space="preserve">] </w:t>
       </w:r>
+      <w:proofErr w:type="spellStart"/>
       <w:r>
         <w:rPr>
           <w:rStyle w:val="Italic"/>
@@ -10556,7 +11830,18 @@
           <w:szCs w:val="20"/>
           <w:lang w:val="es-ES"/>
         </w:rPr>
-        <w:t>om.</w:t>
+        <w:t>om</w:t>
+      </w:r>
+      <w:proofErr w:type="spellEnd"/>
+      <w:r>
+        <w:rPr>
+          <w:rStyle w:val="Italic"/>
+          <w:rFonts w:ascii="Brill" w:hAnsi="Brill"/>
+          <w:sz w:val="20"/>
+          <w:szCs w:val="20"/>
+          <w:lang w:val="es-ES"/>
+        </w:rPr>
+        <w:t>.</w:t>
       </w:r>
       <w:r>
         <w:rPr>
@@ -10935,7 +12220,17 @@
           <w:szCs w:val="20"/>
           <w:lang w:val="es-ES"/>
         </w:rPr>
-        <w:t xml:space="preserve"> mucho</w:t>
+        <w:t xml:space="preserve"> </w:t>
+      </w:r>
+      <w:proofErr w:type="spellStart"/>
+      <w:r>
+        <w:rPr>
+          <w:rFonts w:ascii="Brill" w:hAnsi="Brill"/>
+          <w:sz w:val="20"/>
+          <w:szCs w:val="20"/>
+          <w:lang w:val="es-ES"/>
+        </w:rPr>
+        <w:t>mucho</w:t>
       </w:r>
       <w:r>
         <w:rPr>
@@ -10953,7 +12248,17 @@
           <w:szCs w:val="20"/>
           <w:lang w:val="es-ES"/>
         </w:rPr>
-        <w:t xml:space="preserve">ende </w:t>
+        <w:t>ende</w:t>
+      </w:r>
+      <w:proofErr w:type="spellEnd"/>
+      <w:r>
+        <w:rPr>
+          <w:rFonts w:ascii="Brill" w:hAnsi="Brill"/>
+          <w:sz w:val="20"/>
+          <w:szCs w:val="20"/>
+          <w:lang w:val="es-ES"/>
+        </w:rPr>
+        <w:t xml:space="preserve"> </w:t>
       </w:r>
       <w:r>
         <w:rPr>
@@ -10974,7 +12279,27 @@
           <w:szCs w:val="20"/>
           <w:lang w:val="es-ES"/>
         </w:rPr>
-        <w:t xml:space="preserve">] ende mucho e me tengo </w:t>
+        <w:t xml:space="preserve">] ende mucho </w:t>
+      </w:r>
+      <w:proofErr w:type="gramStart"/>
+      <w:r>
+        <w:rPr>
+          <w:rFonts w:ascii="Brill" w:hAnsi="Brill"/>
+          <w:sz w:val="20"/>
+          <w:szCs w:val="20"/>
+          <w:lang w:val="es-ES"/>
+        </w:rPr>
+        <w:t>e</w:t>
+      </w:r>
+      <w:proofErr w:type="gramEnd"/>
+      <w:r>
+        <w:rPr>
+          <w:rFonts w:ascii="Brill" w:hAnsi="Brill"/>
+          <w:sz w:val="20"/>
+          <w:szCs w:val="20"/>
+          <w:lang w:val="es-ES"/>
+        </w:rPr>
+        <w:t xml:space="preserve"> me tengo </w:t>
       </w:r>
       <w:r>
         <w:rPr>
@@ -10995,7 +12320,27 @@
           <w:szCs w:val="20"/>
           <w:lang w:val="es-ES"/>
         </w:rPr>
-        <w:t xml:space="preserve"> | mucho e me tengo </w:t>
+        <w:t xml:space="preserve"> | mucho </w:t>
+      </w:r>
+      <w:proofErr w:type="gramStart"/>
+      <w:r>
+        <w:rPr>
+          <w:rFonts w:ascii="Brill" w:hAnsi="Brill"/>
+          <w:sz w:val="20"/>
+          <w:szCs w:val="20"/>
+          <w:lang w:val="es-ES"/>
+        </w:rPr>
+        <w:t>e</w:t>
+      </w:r>
+      <w:proofErr w:type="gramEnd"/>
+      <w:r>
+        <w:rPr>
+          <w:rFonts w:ascii="Brill" w:hAnsi="Brill"/>
+          <w:sz w:val="20"/>
+          <w:szCs w:val="20"/>
+          <w:lang w:val="es-ES"/>
+        </w:rPr>
+        <w:t xml:space="preserve"> me tengo </w:t>
       </w:r>
       <w:r>
         <w:rPr>
@@ -11665,6 +13010,7 @@
         </w:rPr>
         <w:t>«</w:t>
       </w:r>
+      <w:proofErr w:type="spellStart"/>
       <w:r>
         <w:rPr>
           <w:rFonts w:ascii="Brill" w:hAnsi="Brill"/>
@@ -11673,40 +13019,9 @@
           <w:highlight w:val="yellow"/>
           <w:lang w:val="es-ES"/>
         </w:rPr>
-        <w:t>filius sapiens laetificat patrem</w:t>
-      </w:r>
-      <w:r>
-        <w:rPr>
-          <w:rFonts w:ascii="Brill" w:hAnsi="Brill"/>
-          <w:highlight w:val="yellow"/>
-          <w:lang w:val="es-ES"/>
-        </w:rPr>
-        <w:t>»</w:t>
-      </w:r>
-      <w:r>
-        <w:rPr>
-          <w:rFonts w:ascii="Brill" w:hAnsi="Brill"/>
-          <w:highlight w:val="yellow"/>
-          <w:lang w:val="es-ES"/>
-        </w:rPr>
-        <w:t xml:space="preserve">) popularizada </w:t>
-      </w:r>
-      <w:r>
-        <w:rPr>
-          <w:rFonts w:ascii="Brill" w:hAnsi="Brill"/>
-          <w:highlight w:val="yellow"/>
-          <w:lang w:val="es-ES"/>
-        </w:rPr>
-        <w:t>por e</w:t>
-      </w:r>
-      <w:r>
-        <w:rPr>
-          <w:rFonts w:ascii="Brill" w:hAnsi="Brill"/>
-          <w:highlight w:val="yellow"/>
-          <w:lang w:val="es-ES"/>
-        </w:rPr>
-        <w:t xml:space="preserve">l </w:t>
-      </w:r>
+        <w:t>filius</w:t>
+      </w:r>
+      <w:proofErr w:type="spellEnd"/>
       <w:r>
         <w:rPr>
           <w:rFonts w:ascii="Brill" w:hAnsi="Brill"/>
@@ -11715,64 +13030,9 @@
           <w:highlight w:val="yellow"/>
           <w:lang w:val="es-ES"/>
         </w:rPr>
-        <w:t xml:space="preserve">Homiliario </w:t>
-      </w:r>
-      <w:r>
-        <w:rPr>
-          <w:rFonts w:ascii="Brill" w:hAnsi="Brill"/>
-          <w:highlight w:val="yellow"/>
-          <w:lang w:val="es-ES"/>
-        </w:rPr>
-        <w:t xml:space="preserve">de Pablo Diácono y citada </w:t>
-      </w:r>
-      <w:r>
-        <w:rPr>
-          <w:rFonts w:ascii="Brill" w:hAnsi="Brill"/>
-          <w:highlight w:val="yellow"/>
-          <w:lang w:val="es-ES"/>
-        </w:rPr>
-        <w:t xml:space="preserve">corrientemente </w:t>
-      </w:r>
-      <w:r>
-        <w:rPr>
-          <w:rFonts w:ascii="Brill" w:hAnsi="Brill"/>
-          <w:highlight w:val="yellow"/>
-          <w:lang w:val="es-ES"/>
-        </w:rPr>
-        <w:t xml:space="preserve">a lo largo de la Edad Media en lugar del texto bíblico. En el siglo XIII, fue especialmente popular entre los </w:t>
-      </w:r>
-      <w:r>
-        <w:rPr>
-          <w:rFonts w:ascii="Brill" w:hAnsi="Brill"/>
-          <w:highlight w:val="yellow"/>
-          <w:lang w:val="es-ES"/>
-        </w:rPr>
-        <w:t>dominicos</w:t>
-      </w:r>
-      <w:r>
-        <w:rPr>
-          <w:rFonts w:ascii="Brill" w:hAnsi="Brill"/>
-          <w:highlight w:val="yellow"/>
-          <w:lang w:val="es-ES"/>
-        </w:rPr>
-        <w:t xml:space="preserve">, siendo citada por </w:t>
-      </w:r>
-      <w:r>
-        <w:rPr>
-          <w:rFonts w:ascii="Brill" w:hAnsi="Brill"/>
-          <w:highlight w:val="yellow"/>
-          <w:lang w:val="es-ES"/>
-        </w:rPr>
-        <w:t>Guillaume Peyraut</w:t>
-      </w:r>
-      <w:r>
-        <w:rPr>
-          <w:rFonts w:ascii="Brill" w:hAnsi="Brill"/>
-          <w:highlight w:val="yellow"/>
-          <w:lang w:val="es-ES"/>
-        </w:rPr>
-        <w:t xml:space="preserve"> (</w:t>
-      </w:r>
+        <w:t xml:space="preserve"> sapiens </w:t>
+      </w:r>
+      <w:proofErr w:type="spellStart"/>
       <w:r>
         <w:rPr>
           <w:rFonts w:ascii="Brill" w:hAnsi="Brill"/>
@@ -11781,48 +13041,9 @@
           <w:highlight w:val="yellow"/>
           <w:lang w:val="es-ES"/>
         </w:rPr>
-        <w:t>De eruditione principum</w:t>
-      </w:r>
-      <w:r>
-        <w:rPr>
-          <w:rFonts w:ascii="Brill" w:hAnsi="Brill"/>
-          <w:highlight w:val="yellow"/>
-          <w:lang w:val="es-ES"/>
-        </w:rPr>
-        <w:t xml:space="preserve">, p. </w:t>
-      </w:r>
-      <w:r>
-        <w:rPr>
-          <w:rFonts w:ascii="Brill" w:hAnsi="Brill"/>
-          <w:highlight w:val="yellow"/>
-          <w:lang w:val="es-ES"/>
-        </w:rPr>
-        <w:t>428a</w:t>
-      </w:r>
-      <w:r>
-        <w:rPr>
-          <w:rFonts w:ascii="Brill" w:hAnsi="Brill"/>
-          <w:highlight w:val="yellow"/>
-          <w:lang w:val="es-ES"/>
-        </w:rPr>
-        <w:t xml:space="preserve">) y </w:t>
-      </w:r>
-      <w:r>
-        <w:rPr>
-          <w:rFonts w:ascii="Brill" w:hAnsi="Brill"/>
-          <w:highlight w:val="yellow"/>
-          <w:lang w:val="es-ES"/>
-        </w:rPr>
-        <w:t xml:space="preserve">Tomás de </w:t>
-      </w:r>
-      <w:r>
-        <w:rPr>
-          <w:rFonts w:ascii="Brill" w:hAnsi="Brill"/>
-          <w:highlight w:val="yellow"/>
-          <w:lang w:val="es-ES"/>
-        </w:rPr>
-        <w:t>Aquino (</w:t>
-      </w:r>
+        <w:t>laetificat</w:t>
+      </w:r>
+      <w:proofErr w:type="spellEnd"/>
       <w:r>
         <w:rPr>
           <w:rFonts w:ascii="Brill" w:hAnsi="Brill"/>
@@ -11831,8 +13052,234 @@
           <w:highlight w:val="yellow"/>
           <w:lang w:val="es-ES"/>
         </w:rPr>
-        <w:t>Super ad Ephesios</w:t>
-      </w:r>
+        <w:t xml:space="preserve"> </w:t>
+      </w:r>
+      <w:proofErr w:type="spellStart"/>
+      <w:r>
+        <w:rPr>
+          <w:rFonts w:ascii="Brill" w:hAnsi="Brill"/>
+          <w:i/>
+          <w:iCs/>
+          <w:highlight w:val="yellow"/>
+          <w:lang w:val="es-ES"/>
+        </w:rPr>
+        <w:t>patrem</w:t>
+      </w:r>
+      <w:proofErr w:type="spellEnd"/>
+      <w:r>
+        <w:rPr>
+          <w:rFonts w:ascii="Brill" w:hAnsi="Brill"/>
+          <w:highlight w:val="yellow"/>
+          <w:lang w:val="es-ES"/>
+        </w:rPr>
+        <w:t>»</w:t>
+      </w:r>
+      <w:r>
+        <w:rPr>
+          <w:rFonts w:ascii="Brill" w:hAnsi="Brill"/>
+          <w:highlight w:val="yellow"/>
+          <w:lang w:val="es-ES"/>
+        </w:rPr>
+        <w:t xml:space="preserve">) popularizada </w:t>
+      </w:r>
+      <w:r>
+        <w:rPr>
+          <w:rFonts w:ascii="Brill" w:hAnsi="Brill"/>
+          <w:highlight w:val="yellow"/>
+          <w:lang w:val="es-ES"/>
+        </w:rPr>
+        <w:t>por e</w:t>
+      </w:r>
+      <w:r>
+        <w:rPr>
+          <w:rFonts w:ascii="Brill" w:hAnsi="Brill"/>
+          <w:highlight w:val="yellow"/>
+          <w:lang w:val="es-ES"/>
+        </w:rPr>
+        <w:t xml:space="preserve">l </w:t>
+      </w:r>
+      <w:r>
+        <w:rPr>
+          <w:rFonts w:ascii="Brill" w:hAnsi="Brill"/>
+          <w:i/>
+          <w:iCs/>
+          <w:highlight w:val="yellow"/>
+          <w:lang w:val="es-ES"/>
+        </w:rPr>
+        <w:t xml:space="preserve">Homiliario </w:t>
+      </w:r>
+      <w:r>
+        <w:rPr>
+          <w:rFonts w:ascii="Brill" w:hAnsi="Brill"/>
+          <w:highlight w:val="yellow"/>
+          <w:lang w:val="es-ES"/>
+        </w:rPr>
+        <w:t xml:space="preserve">de Pablo Diácono y citada </w:t>
+      </w:r>
+      <w:r>
+        <w:rPr>
+          <w:rFonts w:ascii="Brill" w:hAnsi="Brill"/>
+          <w:highlight w:val="yellow"/>
+          <w:lang w:val="es-ES"/>
+        </w:rPr>
+        <w:t xml:space="preserve">corrientemente </w:t>
+      </w:r>
+      <w:r>
+        <w:rPr>
+          <w:rFonts w:ascii="Brill" w:hAnsi="Brill"/>
+          <w:highlight w:val="yellow"/>
+          <w:lang w:val="es-ES"/>
+        </w:rPr>
+        <w:t xml:space="preserve">a lo largo de la Edad Media en lugar del texto bíblico. En el siglo XIII, fue especialmente popular entre los </w:t>
+      </w:r>
+      <w:r>
+        <w:rPr>
+          <w:rFonts w:ascii="Brill" w:hAnsi="Brill"/>
+          <w:highlight w:val="yellow"/>
+          <w:lang w:val="es-ES"/>
+        </w:rPr>
+        <w:t>dominicos</w:t>
+      </w:r>
+      <w:r>
+        <w:rPr>
+          <w:rFonts w:ascii="Brill" w:hAnsi="Brill"/>
+          <w:highlight w:val="yellow"/>
+          <w:lang w:val="es-ES"/>
+        </w:rPr>
+        <w:t xml:space="preserve">, siendo citada por </w:t>
+      </w:r>
+      <w:r>
+        <w:rPr>
+          <w:rFonts w:ascii="Brill" w:hAnsi="Brill"/>
+          <w:highlight w:val="yellow"/>
+          <w:lang w:val="es-ES"/>
+        </w:rPr>
+        <w:t xml:space="preserve">Guillaume </w:t>
+      </w:r>
+      <w:proofErr w:type="spellStart"/>
+      <w:r>
+        <w:rPr>
+          <w:rFonts w:ascii="Brill" w:hAnsi="Brill"/>
+          <w:highlight w:val="yellow"/>
+          <w:lang w:val="es-ES"/>
+        </w:rPr>
+        <w:t>Peyraut</w:t>
+      </w:r>
+      <w:proofErr w:type="spellEnd"/>
+      <w:r>
+        <w:rPr>
+          <w:rFonts w:ascii="Brill" w:hAnsi="Brill"/>
+          <w:highlight w:val="yellow"/>
+          <w:lang w:val="es-ES"/>
+        </w:rPr>
+        <w:t xml:space="preserve"> (</w:t>
+      </w:r>
+      <w:r>
+        <w:rPr>
+          <w:rFonts w:ascii="Brill" w:hAnsi="Brill"/>
+          <w:i/>
+          <w:iCs/>
+          <w:highlight w:val="yellow"/>
+          <w:lang w:val="es-ES"/>
+        </w:rPr>
+        <w:t xml:space="preserve">De </w:t>
+      </w:r>
+      <w:proofErr w:type="spellStart"/>
+      <w:r>
+        <w:rPr>
+          <w:rFonts w:ascii="Brill" w:hAnsi="Brill"/>
+          <w:i/>
+          <w:iCs/>
+          <w:highlight w:val="yellow"/>
+          <w:lang w:val="es-ES"/>
+        </w:rPr>
+        <w:t>eruditione</w:t>
+      </w:r>
+      <w:proofErr w:type="spellEnd"/>
+      <w:r>
+        <w:rPr>
+          <w:rFonts w:ascii="Brill" w:hAnsi="Brill"/>
+          <w:i/>
+          <w:iCs/>
+          <w:highlight w:val="yellow"/>
+          <w:lang w:val="es-ES"/>
+        </w:rPr>
+        <w:t xml:space="preserve"> </w:t>
+      </w:r>
+      <w:proofErr w:type="spellStart"/>
+      <w:r>
+        <w:rPr>
+          <w:rFonts w:ascii="Brill" w:hAnsi="Brill"/>
+          <w:i/>
+          <w:iCs/>
+          <w:highlight w:val="yellow"/>
+          <w:lang w:val="es-ES"/>
+        </w:rPr>
+        <w:t>principum</w:t>
+      </w:r>
+      <w:proofErr w:type="spellEnd"/>
+      <w:r>
+        <w:rPr>
+          <w:rFonts w:ascii="Brill" w:hAnsi="Brill"/>
+          <w:highlight w:val="yellow"/>
+          <w:lang w:val="es-ES"/>
+        </w:rPr>
+        <w:t xml:space="preserve">, p. </w:t>
+      </w:r>
+      <w:r>
+        <w:rPr>
+          <w:rFonts w:ascii="Brill" w:hAnsi="Brill"/>
+          <w:highlight w:val="yellow"/>
+          <w:lang w:val="es-ES"/>
+        </w:rPr>
+        <w:t>428a</w:t>
+      </w:r>
+      <w:r>
+        <w:rPr>
+          <w:rFonts w:ascii="Brill" w:hAnsi="Brill"/>
+          <w:highlight w:val="yellow"/>
+          <w:lang w:val="es-ES"/>
+        </w:rPr>
+        <w:t xml:space="preserve">) y </w:t>
+      </w:r>
+      <w:r>
+        <w:rPr>
+          <w:rFonts w:ascii="Brill" w:hAnsi="Brill"/>
+          <w:highlight w:val="yellow"/>
+          <w:lang w:val="es-ES"/>
+        </w:rPr>
+        <w:t xml:space="preserve">Tomás de </w:t>
+      </w:r>
+      <w:r>
+        <w:rPr>
+          <w:rFonts w:ascii="Brill" w:hAnsi="Brill"/>
+          <w:highlight w:val="yellow"/>
+          <w:lang w:val="es-ES"/>
+        </w:rPr>
+        <w:t>Aquino (</w:t>
+      </w:r>
+      <w:r>
+        <w:rPr>
+          <w:rFonts w:ascii="Brill" w:hAnsi="Brill"/>
+          <w:i/>
+          <w:iCs/>
+          <w:highlight w:val="yellow"/>
+          <w:lang w:val="es-ES"/>
+        </w:rPr>
+        <w:t xml:space="preserve">Super ad </w:t>
+      </w:r>
+      <w:proofErr w:type="spellStart"/>
+      <w:r>
+        <w:rPr>
+          <w:rFonts w:ascii="Brill" w:hAnsi="Brill"/>
+          <w:i/>
+          <w:iCs/>
+          <w:highlight w:val="yellow"/>
+          <w:lang w:val="es-ES"/>
+        </w:rPr>
+        <w:t>Ephesios</w:t>
+      </w:r>
+      <w:proofErr w:type="spellEnd"/>
       <w:r>
         <w:rPr>
           <w:rFonts w:ascii="Brill" w:hAnsi="Brill"/>
@@ -11909,6 +13356,7 @@
         </w:rPr>
         <w:t xml:space="preserve">] </w:t>
       </w:r>
+      <w:proofErr w:type="spellStart"/>
       <w:r>
         <w:rPr>
           <w:rStyle w:val="Italic"/>
@@ -11917,7 +13365,18 @@
           <w:szCs w:val="20"/>
           <w:lang w:val="es-ES"/>
         </w:rPr>
-        <w:t>om.</w:t>
+        <w:t>om</w:t>
+      </w:r>
+      <w:proofErr w:type="spellEnd"/>
+      <w:r>
+        <w:rPr>
+          <w:rStyle w:val="Italic"/>
+          <w:rFonts w:ascii="Brill" w:hAnsi="Brill"/>
+          <w:sz w:val="20"/>
+          <w:szCs w:val="20"/>
+          <w:lang w:val="es-ES"/>
+        </w:rPr>
+        <w:t>.</w:t>
       </w:r>
       <w:r>
         <w:rPr>
@@ -12129,6 +13588,7 @@
         </w:rPr>
         <w:t xml:space="preserve">] </w:t>
       </w:r>
+      <w:proofErr w:type="spellStart"/>
       <w:r>
         <w:rPr>
           <w:rStyle w:val="Italic"/>
@@ -12137,7 +13597,18 @@
           <w:szCs w:val="20"/>
           <w:lang w:val="es-ES"/>
         </w:rPr>
-        <w:t>om.</w:t>
+        <w:t>om</w:t>
+      </w:r>
+      <w:proofErr w:type="spellEnd"/>
+      <w:r>
+        <w:rPr>
+          <w:rStyle w:val="Italic"/>
+          <w:rFonts w:ascii="Brill" w:hAnsi="Brill"/>
+          <w:sz w:val="20"/>
+          <w:szCs w:val="20"/>
+          <w:lang w:val="es-ES"/>
+        </w:rPr>
+        <w:t>.</w:t>
       </w:r>
       <w:r>
         <w:rPr>
@@ -12418,6 +13889,7 @@
         </w:rPr>
         <w:t xml:space="preserve">] </w:t>
       </w:r>
+      <w:proofErr w:type="spellStart"/>
       <w:r>
         <w:rPr>
           <w:rStyle w:val="Italic"/>
@@ -12426,7 +13898,18 @@
           <w:szCs w:val="20"/>
           <w:lang w:val="es-ES"/>
         </w:rPr>
-        <w:t>om.</w:t>
+        <w:t>om</w:t>
+      </w:r>
+      <w:proofErr w:type="spellEnd"/>
+      <w:r>
+        <w:rPr>
+          <w:rStyle w:val="Italic"/>
+          <w:rFonts w:ascii="Brill" w:hAnsi="Brill"/>
+          <w:sz w:val="20"/>
+          <w:szCs w:val="20"/>
+          <w:lang w:val="es-ES"/>
+        </w:rPr>
+        <w:t>.</w:t>
       </w:r>
       <w:r>
         <w:rPr>
@@ -12497,7 +13980,27 @@
           <w:szCs w:val="20"/>
           <w:lang w:val="es-ES"/>
         </w:rPr>
-        <w:t xml:space="preserve"> e </w:t>
+        <w:t xml:space="preserve"> </w:t>
+      </w:r>
+      <w:proofErr w:type="spellStart"/>
+      <w:r>
+        <w:rPr>
+          <w:rFonts w:ascii="Brill" w:hAnsi="Brill"/>
+          <w:sz w:val="20"/>
+          <w:szCs w:val="20"/>
+          <w:lang w:val="es-ES"/>
+        </w:rPr>
+        <w:t>e</w:t>
+      </w:r>
+      <w:proofErr w:type="spellEnd"/>
+      <w:r>
+        <w:rPr>
+          <w:rFonts w:ascii="Brill" w:hAnsi="Brill"/>
+          <w:sz w:val="20"/>
+          <w:szCs w:val="20"/>
+          <w:lang w:val="es-ES"/>
+        </w:rPr>
+        <w:t xml:space="preserve"> </w:t>
       </w:r>
       <w:r>
         <w:rPr>
@@ -12687,6 +14190,7 @@
         </w:rPr>
         <w:t xml:space="preserve">] </w:t>
       </w:r>
+      <w:proofErr w:type="spellStart"/>
       <w:r>
         <w:rPr>
           <w:rStyle w:val="Italic"/>
@@ -12695,7 +14199,18 @@
           <w:szCs w:val="20"/>
           <w:lang w:val="es-ES"/>
         </w:rPr>
-        <w:t>om.</w:t>
+        <w:t>om</w:t>
+      </w:r>
+      <w:proofErr w:type="spellEnd"/>
+      <w:r>
+        <w:rPr>
+          <w:rStyle w:val="Italic"/>
+          <w:rFonts w:ascii="Brill" w:hAnsi="Brill"/>
+          <w:sz w:val="20"/>
+          <w:szCs w:val="20"/>
+          <w:lang w:val="es-ES"/>
+        </w:rPr>
+        <w:t>.</w:t>
       </w:r>
       <w:r>
         <w:rPr>
@@ -13062,6 +14577,7 @@
         </w:rPr>
         <w:t xml:space="preserve"> | </w:t>
       </w:r>
+      <w:proofErr w:type="spellStart"/>
       <w:r>
         <w:rPr>
           <w:rFonts w:ascii="Brill" w:hAnsi="Brill"/>
@@ -13071,7 +14587,19 @@
           <w:szCs w:val="20"/>
           <w:lang w:val="es-ES"/>
         </w:rPr>
-        <w:t xml:space="preserve">vincti sunt F </w:t>
+        <w:t>vincti</w:t>
+      </w:r>
+      <w:proofErr w:type="spellEnd"/>
+      <w:r>
+        <w:rPr>
+          <w:rFonts w:ascii="Brill" w:hAnsi="Brill"/>
+          <w:i/>
+          <w:iCs/>
+          <w:sz w:val="20"/>
+          <w:szCs w:val="20"/>
+          <w:lang w:val="es-ES"/>
+        </w:rPr>
+        <w:t xml:space="preserve"> sunt F </w:t>
       </w:r>
       <w:r>
         <w:rPr>
@@ -13444,6 +14972,7 @@
         </w:rPr>
         <w:t xml:space="preserve">] </w:t>
       </w:r>
+      <w:proofErr w:type="spellStart"/>
       <w:r>
         <w:rPr>
           <w:rStyle w:val="Italic"/>
@@ -13452,7 +14981,18 @@
           <w:szCs w:val="20"/>
           <w:lang w:val="es-ES"/>
         </w:rPr>
-        <w:t>om.</w:t>
+        <w:t>om</w:t>
+      </w:r>
+      <w:proofErr w:type="spellEnd"/>
+      <w:r>
+        <w:rPr>
+          <w:rStyle w:val="Italic"/>
+          <w:rFonts w:ascii="Brill" w:hAnsi="Brill"/>
+          <w:sz w:val="20"/>
+          <w:szCs w:val="20"/>
+          <w:lang w:val="es-ES"/>
+        </w:rPr>
+        <w:t>.</w:t>
       </w:r>
       <w:r>
         <w:rPr>
@@ -13759,18 +15299,46 @@
         </w:rPr>
         <w:t xml:space="preserve"> | </w:t>
       </w:r>
-      <w:r>
-        <w:rPr>
-          <w:rStyle w:val="Witnesses"/>
-          <w:rFonts w:ascii="Brill" w:hAnsi="Brill"/>
-          <w:b w:val="0"/>
-          <w:bCs w:val="0"/>
-          <w:sz w:val="20"/>
-          <w:szCs w:val="20"/>
-          <w:lang w:val="es-ES"/>
-        </w:rPr>
-        <w:t>firmatum et manens</w:t>
-      </w:r>
+      <w:proofErr w:type="spellStart"/>
+      <w:r>
+        <w:rPr>
+          <w:rStyle w:val="Witnesses"/>
+          <w:rFonts w:ascii="Brill" w:hAnsi="Brill"/>
+          <w:b w:val="0"/>
+          <w:bCs w:val="0"/>
+          <w:sz w:val="20"/>
+          <w:szCs w:val="20"/>
+          <w:lang w:val="es-ES"/>
+        </w:rPr>
+        <w:t>firmatum</w:t>
+      </w:r>
+      <w:proofErr w:type="spellEnd"/>
+      <w:r>
+        <w:rPr>
+          <w:rStyle w:val="Witnesses"/>
+          <w:rFonts w:ascii="Brill" w:hAnsi="Brill"/>
+          <w:b w:val="0"/>
+          <w:bCs w:val="0"/>
+          <w:sz w:val="20"/>
+          <w:szCs w:val="20"/>
+          <w:lang w:val="es-ES"/>
+        </w:rPr>
+        <w:t xml:space="preserve"> et </w:t>
+      </w:r>
+      <w:proofErr w:type="spellStart"/>
+      <w:r>
+        <w:rPr>
+          <w:rStyle w:val="Witnesses"/>
+          <w:rFonts w:ascii="Brill" w:hAnsi="Brill"/>
+          <w:b w:val="0"/>
+          <w:bCs w:val="0"/>
+          <w:sz w:val="20"/>
+          <w:szCs w:val="20"/>
+          <w:lang w:val="es-ES"/>
+        </w:rPr>
+        <w:t>manens</w:t>
+      </w:r>
+      <w:proofErr w:type="spellEnd"/>
       <w:r>
         <w:rPr>
           <w:rStyle w:val="Witnesses"/>
@@ -14133,14 +15701,25 @@
         </w:rPr>
         <w:t xml:space="preserve"> | </w:t>
       </w:r>
-      <w:r>
-        <w:rPr>
-          <w:rFonts w:ascii="Brill" w:hAnsi="Brill"/>
-          <w:sz w:val="20"/>
-          <w:szCs w:val="20"/>
-          <w:lang w:val="es-ES"/>
-        </w:rPr>
-        <w:t xml:space="preserve">abía </w:t>
+      <w:proofErr w:type="spellStart"/>
+      <w:r>
+        <w:rPr>
+          <w:rFonts w:ascii="Brill" w:hAnsi="Brill"/>
+          <w:sz w:val="20"/>
+          <w:szCs w:val="20"/>
+          <w:lang w:val="es-ES"/>
+        </w:rPr>
+        <w:t>abía</w:t>
+      </w:r>
+      <w:proofErr w:type="spellEnd"/>
+      <w:r>
+        <w:rPr>
+          <w:rFonts w:ascii="Brill" w:hAnsi="Brill"/>
+          <w:sz w:val="20"/>
+          <w:szCs w:val="20"/>
+          <w:lang w:val="es-ES"/>
+        </w:rPr>
+        <w:t xml:space="preserve"> </w:t>
       </w:r>
       <w:r>
         <w:rPr>
@@ -14397,7 +15976,17 @@
           <w:szCs w:val="20"/>
           <w:lang w:val="es-ES"/>
         </w:rPr>
-        <w:t xml:space="preserve"> | receb</w:t>
+        <w:t xml:space="preserve"> | </w:t>
+      </w:r>
+      <w:proofErr w:type="spellStart"/>
+      <w:r>
+        <w:rPr>
+          <w:rFonts w:ascii="Brill" w:hAnsi="Brill"/>
+          <w:sz w:val="20"/>
+          <w:szCs w:val="20"/>
+          <w:lang w:val="es-ES"/>
+        </w:rPr>
+        <w:t>receb</w:t>
       </w:r>
       <w:r>
         <w:rPr>
@@ -14415,7 +16004,17 @@
           <w:szCs w:val="20"/>
           <w:lang w:val="es-ES"/>
         </w:rPr>
-        <w:t xml:space="preserve">an </w:t>
+        <w:t>an</w:t>
+      </w:r>
+      <w:proofErr w:type="spellEnd"/>
+      <w:r>
+        <w:rPr>
+          <w:rFonts w:ascii="Brill" w:hAnsi="Brill"/>
+          <w:sz w:val="20"/>
+          <w:szCs w:val="20"/>
+          <w:lang w:val="es-ES"/>
+        </w:rPr>
+        <w:t xml:space="preserve"> </w:t>
       </w:r>
       <w:r>
         <w:rPr>
@@ -14482,14 +16081,25 @@
         </w:rPr>
         <w:t xml:space="preserve"> | </w:t>
       </w:r>
-      <w:r>
-        <w:rPr>
-          <w:rFonts w:ascii="Brill" w:hAnsi="Brill"/>
-          <w:sz w:val="20"/>
-          <w:szCs w:val="20"/>
-          <w:lang w:val="es-ES"/>
-        </w:rPr>
-        <w:t xml:space="preserve">oviere </w:t>
+      <w:proofErr w:type="spellStart"/>
+      <w:r>
+        <w:rPr>
+          <w:rFonts w:ascii="Brill" w:hAnsi="Brill"/>
+          <w:sz w:val="20"/>
+          <w:szCs w:val="20"/>
+          <w:lang w:val="es-ES"/>
+        </w:rPr>
+        <w:t>oviere</w:t>
+      </w:r>
+      <w:proofErr w:type="spellEnd"/>
+      <w:r>
+        <w:rPr>
+          <w:rFonts w:ascii="Brill" w:hAnsi="Brill"/>
+          <w:sz w:val="20"/>
+          <w:szCs w:val="20"/>
+          <w:lang w:val="es-ES"/>
+        </w:rPr>
+        <w:t xml:space="preserve"> </w:t>
       </w:r>
       <w:r>
         <w:rPr>
@@ -14845,6 +16455,7 @@
         </w:rPr>
         <w:t xml:space="preserve">] </w:t>
       </w:r>
+      <w:proofErr w:type="spellStart"/>
       <w:r>
         <w:rPr>
           <w:rStyle w:val="Italic"/>
@@ -14853,7 +16464,18 @@
           <w:szCs w:val="20"/>
           <w:lang w:val="es-ES"/>
         </w:rPr>
-        <w:t>om.</w:t>
+        <w:t>om</w:t>
+      </w:r>
+      <w:proofErr w:type="spellEnd"/>
+      <w:r>
+        <w:rPr>
+          <w:rStyle w:val="Italic"/>
+          <w:rFonts w:ascii="Brill" w:hAnsi="Brill"/>
+          <w:sz w:val="20"/>
+          <w:szCs w:val="20"/>
+          <w:lang w:val="es-ES"/>
+        </w:rPr>
+        <w:t>.</w:t>
       </w:r>
       <w:r>
         <w:rPr>
@@ -15058,6 +16680,7 @@
         </w:rPr>
         <w:t xml:space="preserve">] </w:t>
       </w:r>
+      <w:proofErr w:type="spellStart"/>
       <w:r>
         <w:rPr>
           <w:rFonts w:ascii="Brill" w:hAnsi="Brill"/>
@@ -15067,7 +16690,19 @@
           <w:szCs w:val="20"/>
           <w:lang w:val="es-ES"/>
         </w:rPr>
-        <w:t xml:space="preserve">om. </w:t>
+        <w:t>om</w:t>
+      </w:r>
+      <w:proofErr w:type="spellEnd"/>
+      <w:r>
+        <w:rPr>
+          <w:rFonts w:ascii="Brill" w:hAnsi="Brill"/>
+          <w:i/>
+          <w:iCs/>
+          <w:sz w:val="20"/>
+          <w:szCs w:val="20"/>
+          <w:lang w:val="es-ES"/>
+        </w:rPr>
+        <w:t xml:space="preserve">. </w:t>
       </w:r>
       <w:r>
         <w:rPr>
@@ -15243,7 +16878,27 @@
           <w:szCs w:val="20"/>
           <w:lang w:val="es-ES"/>
         </w:rPr>
-        <w:t xml:space="preserve"> reluzen </w:t>
+        <w:t xml:space="preserve"> </w:t>
+      </w:r>
+      <w:proofErr w:type="spellStart"/>
+      <w:r>
+        <w:rPr>
+          <w:rFonts w:ascii="Brill" w:hAnsi="Brill"/>
+          <w:sz w:val="20"/>
+          <w:szCs w:val="20"/>
+          <w:lang w:val="es-ES"/>
+        </w:rPr>
+        <w:t>reluzen</w:t>
+      </w:r>
+      <w:proofErr w:type="spellEnd"/>
+      <w:r>
+        <w:rPr>
+          <w:rFonts w:ascii="Brill" w:hAnsi="Brill"/>
+          <w:sz w:val="20"/>
+          <w:szCs w:val="20"/>
+          <w:lang w:val="es-ES"/>
+        </w:rPr>
+        <w:t xml:space="preserve"> </w:t>
       </w:r>
       <w:r>
         <w:rPr>
@@ -15264,7 +16919,27 @@
           <w:szCs w:val="20"/>
           <w:lang w:val="es-ES"/>
         </w:rPr>
-        <w:t xml:space="preserve">] reluze </w:t>
+        <w:t xml:space="preserve">] </w:t>
+      </w:r>
+      <w:proofErr w:type="spellStart"/>
+      <w:r>
+        <w:rPr>
+          <w:rFonts w:ascii="Brill" w:hAnsi="Brill"/>
+          <w:sz w:val="20"/>
+          <w:szCs w:val="20"/>
+          <w:lang w:val="es-ES"/>
+        </w:rPr>
+        <w:t>reluze</w:t>
+      </w:r>
+      <w:proofErr w:type="spellEnd"/>
+      <w:r>
+        <w:rPr>
+          <w:rFonts w:ascii="Brill" w:hAnsi="Brill"/>
+          <w:sz w:val="20"/>
+          <w:szCs w:val="20"/>
+          <w:lang w:val="es-ES"/>
+        </w:rPr>
+        <w:t xml:space="preserve"> </w:t>
       </w:r>
       <w:r>
         <w:rPr>
@@ -15351,6 +17026,7 @@
         </w:rPr>
         <w:t xml:space="preserve"> | </w:t>
       </w:r>
+      <w:proofErr w:type="spellStart"/>
       <w:r>
         <w:rPr>
           <w:rFonts w:ascii="Brill" w:hAnsi="Brill"/>
@@ -15360,7 +17036,19 @@
           <w:szCs w:val="20"/>
           <w:lang w:val="es-ES"/>
         </w:rPr>
-        <w:t xml:space="preserve">naturae F </w:t>
+        <w:t>naturae</w:t>
+      </w:r>
+      <w:proofErr w:type="spellEnd"/>
+      <w:r>
+        <w:rPr>
+          <w:rFonts w:ascii="Brill" w:hAnsi="Brill"/>
+          <w:i/>
+          <w:iCs/>
+          <w:sz w:val="20"/>
+          <w:szCs w:val="20"/>
+          <w:lang w:val="es-ES"/>
+        </w:rPr>
+        <w:t xml:space="preserve"> F </w:t>
       </w:r>
       <w:r>
         <w:rPr>
@@ -15545,6 +17233,7 @@
         </w:rPr>
         <w:t xml:space="preserve">] </w:t>
       </w:r>
+      <w:proofErr w:type="spellStart"/>
       <w:r>
         <w:rPr>
           <w:rStyle w:val="Italic"/>
@@ -15553,7 +17242,18 @@
           <w:szCs w:val="20"/>
           <w:lang w:val="es-ES"/>
         </w:rPr>
-        <w:t>om.</w:t>
+        <w:t>om</w:t>
+      </w:r>
+      <w:proofErr w:type="spellEnd"/>
+      <w:r>
+        <w:rPr>
+          <w:rStyle w:val="Italic"/>
+          <w:rFonts w:ascii="Brill" w:hAnsi="Brill"/>
+          <w:sz w:val="20"/>
+          <w:szCs w:val="20"/>
+          <w:lang w:val="es-ES"/>
+        </w:rPr>
+        <w:t>.</w:t>
       </w:r>
       <w:r>
         <w:rPr>
@@ -15800,7 +17500,27 @@
           <w:szCs w:val="20"/>
           <w:lang w:val="es-ES"/>
         </w:rPr>
-        <w:t xml:space="preserve"> e </w:t>
+        <w:t xml:space="preserve"> </w:t>
+      </w:r>
+      <w:proofErr w:type="spellStart"/>
+      <w:r>
+        <w:rPr>
+          <w:rFonts w:ascii="Brill" w:hAnsi="Brill"/>
+          <w:sz w:val="20"/>
+          <w:szCs w:val="20"/>
+          <w:lang w:val="es-ES"/>
+        </w:rPr>
+        <w:t>e</w:t>
+      </w:r>
+      <w:proofErr w:type="spellEnd"/>
+      <w:r>
+        <w:rPr>
+          <w:rFonts w:ascii="Brill" w:hAnsi="Brill"/>
+          <w:sz w:val="20"/>
+          <w:szCs w:val="20"/>
+          <w:lang w:val="es-ES"/>
+        </w:rPr>
+        <w:t xml:space="preserve"> </w:t>
       </w:r>
       <w:r>
         <w:rPr>
@@ -15960,6 +17680,7 @@
         </w:rPr>
         <w:t xml:space="preserve">] </w:t>
       </w:r>
+      <w:proofErr w:type="spellStart"/>
       <w:r>
         <w:rPr>
           <w:rStyle w:val="Italic"/>
@@ -15968,7 +17689,18 @@
           <w:szCs w:val="20"/>
           <w:lang w:val="es-ES"/>
         </w:rPr>
-        <w:t>om.</w:t>
+        <w:t>om</w:t>
+      </w:r>
+      <w:proofErr w:type="spellEnd"/>
+      <w:r>
+        <w:rPr>
+          <w:rStyle w:val="Italic"/>
+          <w:rFonts w:ascii="Brill" w:hAnsi="Brill"/>
+          <w:sz w:val="20"/>
+          <w:szCs w:val="20"/>
+          <w:lang w:val="es-ES"/>
+        </w:rPr>
+        <w:t>.</w:t>
       </w:r>
       <w:r>
         <w:rPr>
@@ -16022,6 +17754,7 @@
         </w:rPr>
         <w:t xml:space="preserve"> </w:t>
       </w:r>
+      <w:proofErr w:type="spellStart"/>
       <w:r>
         <w:rPr>
           <w:rFonts w:ascii="Brill" w:hAnsi="Brill"/>
@@ -16038,7 +17771,17 @@
           <w:szCs w:val="20"/>
           <w:lang w:val="es-ES"/>
         </w:rPr>
-        <w:t xml:space="preserve">l </w:t>
+        <w:t>l</w:t>
+      </w:r>
+      <w:proofErr w:type="spellEnd"/>
+      <w:r>
+        <w:rPr>
+          <w:rFonts w:ascii="Brill" w:hAnsi="Brill"/>
+          <w:sz w:val="20"/>
+          <w:szCs w:val="20"/>
+          <w:lang w:val="es-ES"/>
+        </w:rPr>
+        <w:t xml:space="preserve"> </w:t>
       </w:r>
       <w:r>
         <w:rPr>
@@ -16057,7 +17800,27 @@
           <w:szCs w:val="20"/>
           <w:lang w:val="es-ES"/>
         </w:rPr>
-        <w:t xml:space="preserve"> e </w:t>
+        <w:t xml:space="preserve"> </w:t>
+      </w:r>
+      <w:proofErr w:type="spellStart"/>
+      <w:r>
+        <w:rPr>
+          <w:rFonts w:ascii="Brill" w:hAnsi="Brill"/>
+          <w:sz w:val="20"/>
+          <w:szCs w:val="20"/>
+          <w:lang w:val="es-ES"/>
+        </w:rPr>
+        <w:t>e</w:t>
+      </w:r>
+      <w:proofErr w:type="spellEnd"/>
+      <w:r>
+        <w:rPr>
+          <w:rFonts w:ascii="Brill" w:hAnsi="Brill"/>
+          <w:sz w:val="20"/>
+          <w:szCs w:val="20"/>
+          <w:lang w:val="es-ES"/>
+        </w:rPr>
+        <w:t xml:space="preserve"> </w:t>
       </w:r>
       <w:r>
         <w:rPr>
@@ -16123,6 +17886,7 @@
         </w:rPr>
         <w:t xml:space="preserve">] </w:t>
       </w:r>
+      <w:proofErr w:type="spellStart"/>
       <w:r>
         <w:rPr>
           <w:rStyle w:val="Italic"/>
@@ -16131,7 +17895,18 @@
           <w:szCs w:val="20"/>
           <w:lang w:val="es-ES"/>
         </w:rPr>
-        <w:t>om.</w:t>
+        <w:t>om</w:t>
+      </w:r>
+      <w:proofErr w:type="spellEnd"/>
+      <w:r>
+        <w:rPr>
+          <w:rStyle w:val="Italic"/>
+          <w:rFonts w:ascii="Brill" w:hAnsi="Brill"/>
+          <w:sz w:val="20"/>
+          <w:szCs w:val="20"/>
+          <w:lang w:val="es-ES"/>
+        </w:rPr>
+        <w:t>.</w:t>
       </w:r>
       <w:r>
         <w:rPr>
@@ -16269,7 +18044,27 @@
           <w:szCs w:val="20"/>
           <w:lang w:val="es-ES"/>
         </w:rPr>
-        <w:t xml:space="preserve"> abraçando </w:t>
+        <w:t xml:space="preserve"> </w:t>
+      </w:r>
+      <w:proofErr w:type="spellStart"/>
+      <w:r>
+        <w:rPr>
+          <w:rFonts w:ascii="Brill" w:hAnsi="Brill"/>
+          <w:sz w:val="20"/>
+          <w:szCs w:val="20"/>
+          <w:lang w:val="es-ES"/>
+        </w:rPr>
+        <w:t>abraçando</w:t>
+      </w:r>
+      <w:proofErr w:type="spellEnd"/>
+      <w:r>
+        <w:rPr>
+          <w:rFonts w:ascii="Brill" w:hAnsi="Brill"/>
+          <w:sz w:val="20"/>
+          <w:szCs w:val="20"/>
+          <w:lang w:val="es-ES"/>
+        </w:rPr>
+        <w:t xml:space="preserve"> </w:t>
       </w:r>
       <w:r>
         <w:rPr>
@@ -16302,7 +18097,27 @@
           <w:szCs w:val="20"/>
           <w:lang w:val="es-ES"/>
         </w:rPr>
-        <w:t xml:space="preserve">] abraçadas </w:t>
+        <w:t xml:space="preserve">] </w:t>
+      </w:r>
+      <w:proofErr w:type="spellStart"/>
+      <w:r>
+        <w:rPr>
+          <w:rFonts w:ascii="Brill" w:hAnsi="Brill"/>
+          <w:sz w:val="20"/>
+          <w:szCs w:val="20"/>
+          <w:lang w:val="es-ES"/>
+        </w:rPr>
+        <w:t>abraçadas</w:t>
+      </w:r>
+      <w:proofErr w:type="spellEnd"/>
+      <w:r>
+        <w:rPr>
+          <w:rFonts w:ascii="Brill" w:hAnsi="Brill"/>
+          <w:sz w:val="20"/>
+          <w:szCs w:val="20"/>
+          <w:lang w:val="es-ES"/>
+        </w:rPr>
+        <w:t xml:space="preserve"> </w:t>
       </w:r>
       <w:r>
         <w:rPr>
@@ -16330,17 +18145,31 @@
         </w:rPr>
         <w:t xml:space="preserve"> | </w:t>
       </w:r>
-      <w:r>
-        <w:rPr>
-          <w:rStyle w:val="Witnesses"/>
-          <w:rFonts w:ascii="Brill" w:hAnsi="Brill"/>
-          <w:b w:val="0"/>
-          <w:bCs w:val="0"/>
-          <w:sz w:val="20"/>
-          <w:szCs w:val="20"/>
-          <w:lang w:val="es-ES"/>
-        </w:rPr>
-        <w:t>amplexantur se F</w:t>
+      <w:proofErr w:type="spellStart"/>
+      <w:r>
+        <w:rPr>
+          <w:rStyle w:val="Witnesses"/>
+          <w:rFonts w:ascii="Brill" w:hAnsi="Brill"/>
+          <w:b w:val="0"/>
+          <w:bCs w:val="0"/>
+          <w:sz w:val="20"/>
+          <w:szCs w:val="20"/>
+          <w:lang w:val="es-ES"/>
+        </w:rPr>
+        <w:t>amplexantur</w:t>
+      </w:r>
+      <w:proofErr w:type="spellEnd"/>
+      <w:r>
+        <w:rPr>
+          <w:rStyle w:val="Witnesses"/>
+          <w:rFonts w:ascii="Brill" w:hAnsi="Brill"/>
+          <w:b w:val="0"/>
+          <w:bCs w:val="0"/>
+          <w:sz w:val="20"/>
+          <w:szCs w:val="20"/>
+          <w:lang w:val="es-ES"/>
+        </w:rPr>
+        <w:t xml:space="preserve"> se F</w:t>
       </w:r>
     </w:p>
   </w:footnote>
@@ -16390,7 +18219,27 @@
           <w:szCs w:val="20"/>
           <w:lang w:val="es-ES"/>
         </w:rPr>
-        <w:t xml:space="preserve"> e </w:t>
+        <w:t xml:space="preserve"> </w:t>
+      </w:r>
+      <w:proofErr w:type="spellStart"/>
+      <w:r>
+        <w:rPr>
+          <w:rFonts w:ascii="Brill" w:hAnsi="Brill"/>
+          <w:sz w:val="20"/>
+          <w:szCs w:val="20"/>
+          <w:lang w:val="es-ES"/>
+        </w:rPr>
+        <w:t>e</w:t>
+      </w:r>
+      <w:proofErr w:type="spellEnd"/>
+      <w:r>
+        <w:rPr>
+          <w:rFonts w:ascii="Brill" w:hAnsi="Brill"/>
+          <w:sz w:val="20"/>
+          <w:szCs w:val="20"/>
+          <w:lang w:val="es-ES"/>
+        </w:rPr>
+        <w:t xml:space="preserve"> </w:t>
       </w:r>
       <w:r>
         <w:rPr>
@@ -16826,6 +18675,7 @@
         </w:rPr>
         <w:t xml:space="preserve">] </w:t>
       </w:r>
+      <w:proofErr w:type="spellStart"/>
       <w:r>
         <w:rPr>
           <w:rStyle w:val="Italic"/>
@@ -16834,7 +18684,18 @@
           <w:szCs w:val="20"/>
           <w:lang w:val="es-ES"/>
         </w:rPr>
-        <w:t>om.</w:t>
+        <w:t>om</w:t>
+      </w:r>
+      <w:proofErr w:type="spellEnd"/>
+      <w:r>
+        <w:rPr>
+          <w:rStyle w:val="Italic"/>
+          <w:rFonts w:ascii="Brill" w:hAnsi="Brill"/>
+          <w:sz w:val="20"/>
+          <w:szCs w:val="20"/>
+          <w:lang w:val="es-ES"/>
+        </w:rPr>
+        <w:t>.</w:t>
       </w:r>
       <w:r>
         <w:rPr>
@@ -17035,6 +18896,7 @@
         </w:rPr>
         <w:t xml:space="preserve">] </w:t>
       </w:r>
+      <w:proofErr w:type="spellStart"/>
       <w:r>
         <w:rPr>
           <w:rStyle w:val="Italic"/>
@@ -17043,7 +18905,18 @@
           <w:szCs w:val="20"/>
           <w:lang w:val="es-ES"/>
         </w:rPr>
-        <w:t>om.</w:t>
+        <w:t>om</w:t>
+      </w:r>
+      <w:proofErr w:type="spellEnd"/>
+      <w:r>
+        <w:rPr>
+          <w:rStyle w:val="Italic"/>
+          <w:rFonts w:ascii="Brill" w:hAnsi="Brill"/>
+          <w:sz w:val="20"/>
+          <w:szCs w:val="20"/>
+          <w:lang w:val="es-ES"/>
+        </w:rPr>
+        <w:t>.</w:t>
       </w:r>
       <w:r>
         <w:rPr>
@@ -17192,16 +19065,36 @@
           <w:szCs w:val="20"/>
           <w:lang w:val="es-ES"/>
         </w:rPr>
-        <w:t>en guisa_entreamb</w:t>
-      </w:r>
-      <w:r>
-        <w:rPr>
-          <w:rFonts w:ascii="Brill" w:hAnsi="Brill"/>
-          <w:sz w:val="20"/>
-          <w:szCs w:val="20"/>
-          <w:lang w:val="es-ES"/>
-        </w:rPr>
-        <w:t xml:space="preserve">os </w:t>
+        <w:t xml:space="preserve">en </w:t>
+      </w:r>
+      <w:proofErr w:type="spellStart"/>
+      <w:r>
+        <w:rPr>
+          <w:rFonts w:ascii="Brill" w:hAnsi="Brill"/>
+          <w:sz w:val="20"/>
+          <w:szCs w:val="20"/>
+          <w:lang w:val="es-ES"/>
+        </w:rPr>
+        <w:t>guisa_entreamb</w:t>
+      </w:r>
+      <w:r>
+        <w:rPr>
+          <w:rFonts w:ascii="Brill" w:hAnsi="Brill"/>
+          <w:sz w:val="20"/>
+          <w:szCs w:val="20"/>
+          <w:lang w:val="es-ES"/>
+        </w:rPr>
+        <w:t>os</w:t>
+      </w:r>
+      <w:proofErr w:type="spellEnd"/>
+      <w:r>
+        <w:rPr>
+          <w:rFonts w:ascii="Brill" w:hAnsi="Brill"/>
+          <w:sz w:val="20"/>
+          <w:szCs w:val="20"/>
+          <w:lang w:val="es-ES"/>
+        </w:rPr>
+        <w:t xml:space="preserve"> </w:t>
       </w:r>
       <w:r>
         <w:rPr>
@@ -17235,6 +19128,7 @@
         </w:rPr>
         <w:t xml:space="preserve">] </w:t>
       </w:r>
+      <w:proofErr w:type="spellStart"/>
       <w:r>
         <w:rPr>
           <w:rStyle w:val="Italic"/>
@@ -17243,7 +19137,18 @@
           <w:szCs w:val="20"/>
           <w:lang w:val="es-ES"/>
         </w:rPr>
-        <w:t>om.</w:t>
+        <w:t>om</w:t>
+      </w:r>
+      <w:proofErr w:type="spellEnd"/>
+      <w:r>
+        <w:rPr>
+          <w:rStyle w:val="Italic"/>
+          <w:rFonts w:ascii="Brill" w:hAnsi="Brill"/>
+          <w:sz w:val="20"/>
+          <w:szCs w:val="20"/>
+          <w:lang w:val="es-ES"/>
+        </w:rPr>
+        <w:t>.</w:t>
       </w:r>
       <w:r>
         <w:rPr>
@@ -17390,7 +19295,27 @@
           <w:szCs w:val="20"/>
           <w:lang w:val="es-ES"/>
         </w:rPr>
-        <w:t xml:space="preserve">] otabo </w:t>
+        <w:t xml:space="preserve">] </w:t>
+      </w:r>
+      <w:proofErr w:type="spellStart"/>
+      <w:r>
+        <w:rPr>
+          <w:rFonts w:ascii="Brill" w:hAnsi="Brill"/>
+          <w:sz w:val="20"/>
+          <w:szCs w:val="20"/>
+          <w:lang w:val="es-ES"/>
+        </w:rPr>
+        <w:t>otabo</w:t>
+      </w:r>
+      <w:proofErr w:type="spellEnd"/>
+      <w:r>
+        <w:rPr>
+          <w:rFonts w:ascii="Brill" w:hAnsi="Brill"/>
+          <w:sz w:val="20"/>
+          <w:szCs w:val="20"/>
+          <w:lang w:val="es-ES"/>
+        </w:rPr>
+        <w:t xml:space="preserve"> </w:t>
       </w:r>
       <w:r>
         <w:rPr>
@@ -17598,7 +19523,27 @@
           <w:szCs w:val="20"/>
           <w:lang w:val="es-ES"/>
         </w:rPr>
-        <w:t>] llamos n</w:t>
+        <w:t xml:space="preserve">] </w:t>
+      </w:r>
+      <w:proofErr w:type="spellStart"/>
+      <w:r>
+        <w:rPr>
+          <w:rFonts w:ascii="Brill" w:hAnsi="Brill"/>
+          <w:sz w:val="20"/>
+          <w:szCs w:val="20"/>
+          <w:lang w:val="es-ES"/>
+        </w:rPr>
+        <w:t>llamos</w:t>
+      </w:r>
+      <w:proofErr w:type="spellEnd"/>
+      <w:r>
+        <w:rPr>
+          <w:rFonts w:ascii="Brill" w:hAnsi="Brill"/>
+          <w:sz w:val="20"/>
+          <w:szCs w:val="20"/>
+          <w:lang w:val="es-ES"/>
+        </w:rPr>
+        <w:t xml:space="preserve"> n</w:t>
       </w:r>
       <w:r>
         <w:rPr>
@@ -17675,7 +19620,33 @@
           <w:szCs w:val="20"/>
           <w:lang w:val="es-ES"/>
         </w:rPr>
-        <w:t>nos dicimus F</w:t>
+        <w:t xml:space="preserve">nos </w:t>
+      </w:r>
+      <w:proofErr w:type="spellStart"/>
+      <w:r>
+        <w:rPr>
+          <w:rStyle w:val="Witnesses"/>
+          <w:rFonts w:ascii="Brill" w:hAnsi="Brill"/>
+          <w:b w:val="0"/>
+          <w:bCs w:val="0"/>
+          <w:sz w:val="20"/>
+          <w:szCs w:val="20"/>
+          <w:lang w:val="es-ES"/>
+        </w:rPr>
+        <w:t>dicimus</w:t>
+      </w:r>
+      <w:proofErr w:type="spellEnd"/>
+      <w:r>
+        <w:rPr>
+          <w:rStyle w:val="Witnesses"/>
+          <w:rFonts w:ascii="Brill" w:hAnsi="Brill"/>
+          <w:b w:val="0"/>
+          <w:bCs w:val="0"/>
+          <w:sz w:val="20"/>
+          <w:szCs w:val="20"/>
+          <w:lang w:val="es-ES"/>
+        </w:rPr>
+        <w:t xml:space="preserve"> F</w:t>
       </w:r>
     </w:p>
   </w:footnote>
@@ -17747,6 +19718,7 @@
         </w:rPr>
         <w:t xml:space="preserve">] </w:t>
       </w:r>
+      <w:proofErr w:type="spellStart"/>
       <w:r>
         <w:rPr>
           <w:rStyle w:val="Italic"/>
@@ -17755,7 +19727,18 @@
           <w:szCs w:val="20"/>
           <w:lang w:val="es-ES"/>
         </w:rPr>
-        <w:t>om.</w:t>
+        <w:t>om</w:t>
+      </w:r>
+      <w:proofErr w:type="spellEnd"/>
+      <w:r>
+        <w:rPr>
+          <w:rStyle w:val="Italic"/>
+          <w:rFonts w:ascii="Brill" w:hAnsi="Brill"/>
+          <w:sz w:val="20"/>
+          <w:szCs w:val="20"/>
+          <w:lang w:val="es-ES"/>
+        </w:rPr>
+        <w:t>.</w:t>
       </w:r>
       <w:r>
         <w:rPr>
@@ -17828,7 +19811,27 @@
           <w:szCs w:val="20"/>
           <w:lang w:val="es-ES"/>
         </w:rPr>
-        <w:t xml:space="preserve">] estoviese </w:t>
+        <w:t xml:space="preserve">] </w:t>
+      </w:r>
+      <w:proofErr w:type="spellStart"/>
+      <w:r>
+        <w:rPr>
+          <w:rFonts w:ascii="Brill" w:hAnsi="Brill"/>
+          <w:sz w:val="20"/>
+          <w:szCs w:val="20"/>
+          <w:lang w:val="es-ES"/>
+        </w:rPr>
+        <w:t>estoviese</w:t>
+      </w:r>
+      <w:proofErr w:type="spellEnd"/>
+      <w:r>
+        <w:rPr>
+          <w:rFonts w:ascii="Brill" w:hAnsi="Brill"/>
+          <w:sz w:val="20"/>
+          <w:szCs w:val="20"/>
+          <w:lang w:val="es-ES"/>
+        </w:rPr>
+        <w:t xml:space="preserve"> </w:t>
       </w:r>
       <w:r>
         <w:rPr>
@@ -17968,7 +19971,27 @@
           <w:szCs w:val="20"/>
           <w:lang w:val="es-ES"/>
         </w:rPr>
-        <w:t xml:space="preserve">] estodiese </w:t>
+        <w:t xml:space="preserve">] </w:t>
+      </w:r>
+      <w:proofErr w:type="spellStart"/>
+      <w:r>
+        <w:rPr>
+          <w:rFonts w:ascii="Brill" w:hAnsi="Brill"/>
+          <w:sz w:val="20"/>
+          <w:szCs w:val="20"/>
+          <w:lang w:val="es-ES"/>
+        </w:rPr>
+        <w:t>estodiese</w:t>
+      </w:r>
+      <w:proofErr w:type="spellEnd"/>
+      <w:r>
+        <w:rPr>
+          <w:rFonts w:ascii="Brill" w:hAnsi="Brill"/>
+          <w:sz w:val="20"/>
+          <w:szCs w:val="20"/>
+          <w:lang w:val="es-ES"/>
+        </w:rPr>
+        <w:t xml:space="preserve"> </w:t>
       </w:r>
       <w:r>
         <w:rPr>
@@ -17989,7 +20012,27 @@
           <w:szCs w:val="20"/>
           <w:lang w:val="es-ES"/>
         </w:rPr>
-        <w:t xml:space="preserve"> | estoviese </w:t>
+        <w:t xml:space="preserve"> | </w:t>
+      </w:r>
+      <w:proofErr w:type="spellStart"/>
+      <w:r>
+        <w:rPr>
+          <w:rFonts w:ascii="Brill" w:hAnsi="Brill"/>
+          <w:sz w:val="20"/>
+          <w:szCs w:val="20"/>
+          <w:lang w:val="es-ES"/>
+        </w:rPr>
+        <w:t>estoviese</w:t>
+      </w:r>
+      <w:proofErr w:type="spellEnd"/>
+      <w:r>
+        <w:rPr>
+          <w:rFonts w:ascii="Brill" w:hAnsi="Brill"/>
+          <w:sz w:val="20"/>
+          <w:szCs w:val="20"/>
+          <w:lang w:val="es-ES"/>
+        </w:rPr>
+        <w:t xml:space="preserve"> </w:t>
       </w:r>
       <w:r>
         <w:rPr>
@@ -18032,7 +20075,27 @@
           <w:szCs w:val="20"/>
           <w:lang w:val="es-ES"/>
         </w:rPr>
-        <w:t xml:space="preserve"> estudiesen </w:t>
+        <w:t xml:space="preserve"> </w:t>
+      </w:r>
+      <w:proofErr w:type="spellStart"/>
+      <w:r>
+        <w:rPr>
+          <w:rFonts w:ascii="Brill" w:hAnsi="Brill"/>
+          <w:sz w:val="20"/>
+          <w:szCs w:val="20"/>
+          <w:lang w:val="es-ES"/>
+        </w:rPr>
+        <w:t>estudiesen</w:t>
+      </w:r>
+      <w:proofErr w:type="spellEnd"/>
+      <w:r>
+        <w:rPr>
+          <w:rFonts w:ascii="Brill" w:hAnsi="Brill"/>
+          <w:sz w:val="20"/>
+          <w:szCs w:val="20"/>
+          <w:lang w:val="es-ES"/>
+        </w:rPr>
+        <w:t xml:space="preserve"> </w:t>
       </w:r>
       <w:r>
         <w:rPr>
@@ -18065,7 +20128,27 @@
           <w:szCs w:val="20"/>
           <w:lang w:val="es-ES"/>
         </w:rPr>
-        <w:t xml:space="preserve">] estoviesen </w:t>
+        <w:t xml:space="preserve">] </w:t>
+      </w:r>
+      <w:proofErr w:type="spellStart"/>
+      <w:r>
+        <w:rPr>
+          <w:rFonts w:ascii="Brill" w:hAnsi="Brill"/>
+          <w:sz w:val="20"/>
+          <w:szCs w:val="20"/>
+          <w:lang w:val="es-ES"/>
+        </w:rPr>
+        <w:t>estoviesen</w:t>
+      </w:r>
+      <w:proofErr w:type="spellEnd"/>
+      <w:r>
+        <w:rPr>
+          <w:rFonts w:ascii="Brill" w:hAnsi="Brill"/>
+          <w:sz w:val="20"/>
+          <w:szCs w:val="20"/>
+          <w:lang w:val="es-ES"/>
+        </w:rPr>
+        <w:t xml:space="preserve"> </w:t>
       </w:r>
       <w:r>
         <w:rPr>
@@ -18129,7 +20212,27 @@
           <w:szCs w:val="20"/>
           <w:lang w:val="es-ES"/>
         </w:rPr>
-        <w:t xml:space="preserve">] igualdat </w:t>
+        <w:t xml:space="preserve">] </w:t>
+      </w:r>
+      <w:proofErr w:type="spellStart"/>
+      <w:r>
+        <w:rPr>
+          <w:rFonts w:ascii="Brill" w:hAnsi="Brill"/>
+          <w:sz w:val="20"/>
+          <w:szCs w:val="20"/>
+          <w:lang w:val="es-ES"/>
+        </w:rPr>
+        <w:t>igualdat</w:t>
+      </w:r>
+      <w:proofErr w:type="spellEnd"/>
+      <w:r>
+        <w:rPr>
+          <w:rFonts w:ascii="Brill" w:hAnsi="Brill"/>
+          <w:sz w:val="20"/>
+          <w:szCs w:val="20"/>
+          <w:lang w:val="es-ES"/>
+        </w:rPr>
+        <w:t xml:space="preserve"> </w:t>
       </w:r>
       <w:r>
         <w:rPr>
@@ -18405,6 +20508,7 @@
         </w:rPr>
         <w:t xml:space="preserve">] </w:t>
       </w:r>
+      <w:proofErr w:type="spellStart"/>
       <w:r>
         <w:rPr>
           <w:rStyle w:val="Italic"/>
@@ -18413,7 +20517,18 @@
           <w:szCs w:val="20"/>
           <w:lang w:val="es-ES"/>
         </w:rPr>
-        <w:t>om.</w:t>
+        <w:t>om</w:t>
+      </w:r>
+      <w:proofErr w:type="spellEnd"/>
+      <w:r>
+        <w:rPr>
+          <w:rStyle w:val="Italic"/>
+          <w:rFonts w:ascii="Brill" w:hAnsi="Brill"/>
+          <w:sz w:val="20"/>
+          <w:szCs w:val="20"/>
+          <w:lang w:val="es-ES"/>
+        </w:rPr>
+        <w:t>.</w:t>
       </w:r>
       <w:r>
         <w:rPr>
@@ -18919,6 +21034,7 @@
         </w:rPr>
         <w:t xml:space="preserve">] </w:t>
       </w:r>
+      <w:proofErr w:type="spellStart"/>
       <w:r>
         <w:rPr>
           <w:rStyle w:val="Italic"/>
@@ -18927,7 +21043,18 @@
           <w:szCs w:val="20"/>
           <w:lang w:val="es-ES"/>
         </w:rPr>
-        <w:t>om.</w:t>
+        <w:t>om</w:t>
+      </w:r>
+      <w:proofErr w:type="spellEnd"/>
+      <w:r>
+        <w:rPr>
+          <w:rStyle w:val="Italic"/>
+          <w:rFonts w:ascii="Brill" w:hAnsi="Brill"/>
+          <w:sz w:val="20"/>
+          <w:szCs w:val="20"/>
+          <w:lang w:val="es-ES"/>
+        </w:rPr>
+        <w:t>.</w:t>
       </w:r>
       <w:r>
         <w:rPr>
@@ -19026,6 +21153,7 @@
         </w:rPr>
         <w:t xml:space="preserve">] </w:t>
       </w:r>
+      <w:proofErr w:type="spellStart"/>
       <w:r>
         <w:rPr>
           <w:rStyle w:val="Italic"/>
@@ -19034,7 +21162,18 @@
           <w:szCs w:val="20"/>
           <w:lang w:val="es-ES"/>
         </w:rPr>
-        <w:t>om.</w:t>
+        <w:t>om</w:t>
+      </w:r>
+      <w:proofErr w:type="spellEnd"/>
+      <w:r>
+        <w:rPr>
+          <w:rStyle w:val="Italic"/>
+          <w:rFonts w:ascii="Brill" w:hAnsi="Brill"/>
+          <w:sz w:val="20"/>
+          <w:szCs w:val="20"/>
+          <w:lang w:val="es-ES"/>
+        </w:rPr>
+        <w:t>.</w:t>
       </w:r>
       <w:r>
         <w:rPr>
@@ -19169,6 +21308,7 @@
         </w:rPr>
         <w:t xml:space="preserve">] </w:t>
       </w:r>
+      <w:proofErr w:type="spellStart"/>
       <w:r>
         <w:rPr>
           <w:rStyle w:val="Italic"/>
@@ -19177,7 +21317,18 @@
           <w:szCs w:val="20"/>
           <w:lang w:val="es-ES"/>
         </w:rPr>
-        <w:t>om.</w:t>
+        <w:t>om</w:t>
+      </w:r>
+      <w:proofErr w:type="spellEnd"/>
+      <w:r>
+        <w:rPr>
+          <w:rStyle w:val="Italic"/>
+          <w:rFonts w:ascii="Brill" w:hAnsi="Brill"/>
+          <w:sz w:val="20"/>
+          <w:szCs w:val="20"/>
+          <w:lang w:val="es-ES"/>
+        </w:rPr>
+        <w:t>.</w:t>
       </w:r>
       <w:r>
         <w:rPr>
@@ -19319,6 +21470,7 @@
         </w:rPr>
         <w:t xml:space="preserve">] </w:t>
       </w:r>
+      <w:proofErr w:type="spellStart"/>
       <w:r>
         <w:rPr>
           <w:rStyle w:val="Italic"/>
@@ -19327,7 +21479,18 @@
           <w:szCs w:val="20"/>
           <w:lang w:val="es-ES"/>
         </w:rPr>
-        <w:t>om.</w:t>
+        <w:t>om</w:t>
+      </w:r>
+      <w:proofErr w:type="spellEnd"/>
+      <w:r>
+        <w:rPr>
+          <w:rStyle w:val="Italic"/>
+          <w:rFonts w:ascii="Brill" w:hAnsi="Brill"/>
+          <w:sz w:val="20"/>
+          <w:szCs w:val="20"/>
+          <w:lang w:val="es-ES"/>
+        </w:rPr>
+        <w:t>.</w:t>
       </w:r>
       <w:r>
         <w:rPr>
@@ -19640,6 +21803,7 @@
         </w:rPr>
         <w:t xml:space="preserve">] </w:t>
       </w:r>
+      <w:proofErr w:type="spellStart"/>
       <w:r>
         <w:rPr>
           <w:rStyle w:val="Italic"/>
@@ -19648,7 +21812,18 @@
           <w:szCs w:val="20"/>
           <w:lang w:val="es-ES"/>
         </w:rPr>
-        <w:t>om.</w:t>
+        <w:t>om</w:t>
+      </w:r>
+      <w:proofErr w:type="spellEnd"/>
+      <w:r>
+        <w:rPr>
+          <w:rStyle w:val="Italic"/>
+          <w:rFonts w:ascii="Brill" w:hAnsi="Brill"/>
+          <w:sz w:val="20"/>
+          <w:szCs w:val="20"/>
+          <w:lang w:val="es-ES"/>
+        </w:rPr>
+        <w:t>.</w:t>
       </w:r>
       <w:r>
         <w:rPr>
@@ -19744,6 +21919,7 @@
         </w:rPr>
         <w:t xml:space="preserve"> | </w:t>
       </w:r>
+      <w:proofErr w:type="spellStart"/>
       <w:r>
         <w:rPr>
           <w:rFonts w:ascii="Brill" w:hAnsi="Brill"/>
@@ -19753,7 +21929,19 @@
           <w:szCs w:val="20"/>
           <w:lang w:val="es-ES"/>
         </w:rPr>
-        <w:t>corporis F</w:t>
+        <w:t>corporis</w:t>
+      </w:r>
+      <w:proofErr w:type="spellEnd"/>
+      <w:r>
+        <w:rPr>
+          <w:rFonts w:ascii="Brill" w:hAnsi="Brill"/>
+          <w:i/>
+          <w:iCs/>
+          <w:sz w:val="20"/>
+          <w:szCs w:val="20"/>
+          <w:lang w:val="es-ES"/>
+        </w:rPr>
+        <w:t xml:space="preserve"> F</w:t>
       </w:r>
       <w:r>
         <w:rPr>
@@ -19783,6 +21971,7 @@
         </w:rPr>
         <w:t xml:space="preserve"> </w:t>
       </w:r>
+      <w:proofErr w:type="spellStart"/>
       <w:r>
         <w:rPr>
           <w:rFonts w:ascii="Brill" w:hAnsi="Brill"/>
@@ -19799,7 +21988,17 @@
           <w:szCs w:val="20"/>
           <w:lang w:val="es-ES"/>
         </w:rPr>
-        <w:t xml:space="preserve">l </w:t>
+        <w:t>l</w:t>
+      </w:r>
+      <w:proofErr w:type="spellEnd"/>
+      <w:r>
+        <w:rPr>
+          <w:rFonts w:ascii="Brill" w:hAnsi="Brill"/>
+          <w:sz w:val="20"/>
+          <w:szCs w:val="20"/>
+          <w:lang w:val="es-ES"/>
+        </w:rPr>
+        <w:t xml:space="preserve"> </w:t>
       </w:r>
       <w:r>
         <w:rPr>
@@ -20065,6 +22264,7 @@
         </w:rPr>
         <w:t xml:space="preserve">] </w:t>
       </w:r>
+      <w:proofErr w:type="spellStart"/>
       <w:r>
         <w:rPr>
           <w:rStyle w:val="Italic"/>
@@ -20073,7 +22273,18 @@
           <w:szCs w:val="20"/>
           <w:lang w:val="es-ES"/>
         </w:rPr>
-        <w:t>om.</w:t>
+        <w:t>om</w:t>
+      </w:r>
+      <w:proofErr w:type="spellEnd"/>
+      <w:r>
+        <w:rPr>
+          <w:rStyle w:val="Italic"/>
+          <w:rFonts w:ascii="Brill" w:hAnsi="Brill"/>
+          <w:sz w:val="20"/>
+          <w:szCs w:val="20"/>
+          <w:lang w:val="es-ES"/>
+        </w:rPr>
+        <w:t>.</w:t>
       </w:r>
       <w:r>
         <w:rPr>
@@ -20125,7 +22336,27 @@
           <w:szCs w:val="20"/>
           <w:lang w:val="es-ES"/>
         </w:rPr>
-        <w:t xml:space="preserve"> rezia </w:t>
+        <w:t xml:space="preserve"> </w:t>
+      </w:r>
+      <w:proofErr w:type="spellStart"/>
+      <w:r>
+        <w:rPr>
+          <w:rFonts w:ascii="Brill" w:hAnsi="Brill"/>
+          <w:sz w:val="20"/>
+          <w:szCs w:val="20"/>
+          <w:lang w:val="es-ES"/>
+        </w:rPr>
+        <w:t>rezia</w:t>
+      </w:r>
+      <w:proofErr w:type="spellEnd"/>
+      <w:r>
+        <w:rPr>
+          <w:rFonts w:ascii="Brill" w:hAnsi="Brill"/>
+          <w:sz w:val="20"/>
+          <w:szCs w:val="20"/>
+          <w:lang w:val="es-ES"/>
+        </w:rPr>
+        <w:t xml:space="preserve"> </w:t>
       </w:r>
       <w:r>
         <w:rPr>
@@ -20144,7 +22375,27 @@
           <w:szCs w:val="20"/>
           <w:lang w:val="es-ES"/>
         </w:rPr>
-        <w:t xml:space="preserve"> e </w:t>
+        <w:t xml:space="preserve"> </w:t>
+      </w:r>
+      <w:proofErr w:type="spellStart"/>
+      <w:r>
+        <w:rPr>
+          <w:rFonts w:ascii="Brill" w:hAnsi="Brill"/>
+          <w:sz w:val="20"/>
+          <w:szCs w:val="20"/>
+          <w:lang w:val="es-ES"/>
+        </w:rPr>
+        <w:t>e</w:t>
+      </w:r>
+      <w:proofErr w:type="spellEnd"/>
+      <w:r>
+        <w:rPr>
+          <w:rFonts w:ascii="Brill" w:hAnsi="Brill"/>
+          <w:sz w:val="20"/>
+          <w:szCs w:val="20"/>
+          <w:lang w:val="es-ES"/>
+        </w:rPr>
+        <w:t xml:space="preserve"> </w:t>
       </w:r>
       <w:r>
         <w:rPr>
@@ -20290,6 +22541,7 @@
         </w:rPr>
         <w:t xml:space="preserve">] </w:t>
       </w:r>
+      <w:proofErr w:type="spellStart"/>
       <w:r>
         <w:rPr>
           <w:rStyle w:val="Italic"/>
@@ -20298,7 +22550,18 @@
           <w:szCs w:val="20"/>
           <w:lang w:val="es-ES"/>
         </w:rPr>
-        <w:t>om.</w:t>
+        <w:t>om</w:t>
+      </w:r>
+      <w:proofErr w:type="spellEnd"/>
+      <w:r>
+        <w:rPr>
+          <w:rStyle w:val="Italic"/>
+          <w:rFonts w:ascii="Brill" w:hAnsi="Brill"/>
+          <w:sz w:val="20"/>
+          <w:szCs w:val="20"/>
+          <w:lang w:val="es-ES"/>
+        </w:rPr>
+        <w:t>.</w:t>
       </w:r>
       <w:r>
         <w:rPr>
@@ -20522,6 +22785,7 @@
         </w:rPr>
         <w:t xml:space="preserve">] </w:t>
       </w:r>
+      <w:proofErr w:type="spellStart"/>
       <w:r>
         <w:rPr>
           <w:rStyle w:val="Italic"/>
@@ -20530,7 +22794,18 @@
           <w:szCs w:val="20"/>
           <w:lang w:val="es-ES"/>
         </w:rPr>
-        <w:t>om.</w:t>
+        <w:t>om</w:t>
+      </w:r>
+      <w:proofErr w:type="spellEnd"/>
+      <w:r>
+        <w:rPr>
+          <w:rStyle w:val="Italic"/>
+          <w:rFonts w:ascii="Brill" w:hAnsi="Brill"/>
+          <w:sz w:val="20"/>
+          <w:szCs w:val="20"/>
+          <w:lang w:val="es-ES"/>
+        </w:rPr>
+        <w:t>.</w:t>
       </w:r>
       <w:r>
         <w:rPr>
@@ -20605,6 +22880,7 @@
         </w:rPr>
         <w:t xml:space="preserve">] </w:t>
       </w:r>
+      <w:proofErr w:type="spellStart"/>
       <w:r>
         <w:rPr>
           <w:rStyle w:val="Italic"/>
@@ -20613,7 +22889,18 @@
           <w:szCs w:val="20"/>
           <w:lang w:val="es-ES"/>
         </w:rPr>
-        <w:t>om.</w:t>
+        <w:t>om</w:t>
+      </w:r>
+      <w:proofErr w:type="spellEnd"/>
+      <w:r>
+        <w:rPr>
+          <w:rStyle w:val="Italic"/>
+          <w:rFonts w:ascii="Brill" w:hAnsi="Brill"/>
+          <w:sz w:val="20"/>
+          <w:szCs w:val="20"/>
+          <w:lang w:val="es-ES"/>
+        </w:rPr>
+        <w:t>.</w:t>
       </w:r>
       <w:r>
         <w:rPr>
@@ -20729,7 +23016,27 @@
           <w:szCs w:val="20"/>
           <w:lang w:val="es-ES"/>
         </w:rPr>
-        <w:t xml:space="preserve"> fuye </w:t>
+        <w:t xml:space="preserve"> </w:t>
+      </w:r>
+      <w:proofErr w:type="spellStart"/>
+      <w:r>
+        <w:rPr>
+          <w:rFonts w:ascii="Brill" w:hAnsi="Brill"/>
+          <w:sz w:val="20"/>
+          <w:szCs w:val="20"/>
+          <w:lang w:val="es-ES"/>
+        </w:rPr>
+        <w:t>fuye</w:t>
+      </w:r>
+      <w:proofErr w:type="spellEnd"/>
+      <w:r>
+        <w:rPr>
+          <w:rFonts w:ascii="Brill" w:hAnsi="Brill"/>
+          <w:sz w:val="20"/>
+          <w:szCs w:val="20"/>
+          <w:lang w:val="es-ES"/>
+        </w:rPr>
+        <w:t xml:space="preserve"> </w:t>
       </w:r>
       <w:r>
         <w:rPr>
@@ -20750,7 +23057,17 @@
           <w:szCs w:val="20"/>
           <w:lang w:val="es-ES"/>
         </w:rPr>
-        <w:t>] fuir</w:t>
+        <w:t xml:space="preserve">] </w:t>
+      </w:r>
+      <w:proofErr w:type="spellStart"/>
+      <w:r>
+        <w:rPr>
+          <w:rFonts w:ascii="Brill" w:hAnsi="Brill"/>
+          <w:sz w:val="20"/>
+          <w:szCs w:val="20"/>
+          <w:lang w:val="es-ES"/>
+        </w:rPr>
+        <w:t>fuir</w:t>
       </w:r>
       <w:r>
         <w:rPr>
@@ -20761,6 +23078,7 @@
         </w:rPr>
         <w:t>á</w:t>
       </w:r>
+      <w:proofErr w:type="spellEnd"/>
       <w:r>
         <w:rPr>
           <w:rFonts w:ascii="Brill" w:hAnsi="Brill"/>
@@ -20789,7 +23107,17 @@
           <w:szCs w:val="20"/>
           <w:lang w:val="es-ES"/>
         </w:rPr>
-        <w:t xml:space="preserve"> | fuir</w:t>
+        <w:t xml:space="preserve"> | </w:t>
+      </w:r>
+      <w:proofErr w:type="spellStart"/>
+      <w:r>
+        <w:rPr>
+          <w:rFonts w:ascii="Brill" w:hAnsi="Brill"/>
+          <w:sz w:val="20"/>
+          <w:szCs w:val="20"/>
+          <w:lang w:val="es-ES"/>
+        </w:rPr>
+        <w:t>fuir</w:t>
       </w:r>
       <w:r>
         <w:rPr>
@@ -20807,7 +23135,17 @@
           <w:szCs w:val="20"/>
           <w:lang w:val="es-ES"/>
         </w:rPr>
-        <w:t xml:space="preserve">a </w:t>
+        <w:t>a</w:t>
+      </w:r>
+      <w:proofErr w:type="spellEnd"/>
+      <w:r>
+        <w:rPr>
+          <w:rFonts w:ascii="Brill" w:hAnsi="Brill"/>
+          <w:sz w:val="20"/>
+          <w:szCs w:val="20"/>
+          <w:lang w:val="es-ES"/>
+        </w:rPr>
+        <w:t xml:space="preserve"> </w:t>
       </w:r>
       <w:r>
         <w:rPr>
@@ -20894,6 +23232,7 @@
         </w:rPr>
         <w:t xml:space="preserve">] </w:t>
       </w:r>
+      <w:proofErr w:type="spellStart"/>
       <w:r>
         <w:rPr>
           <w:rStyle w:val="Italic"/>
@@ -20902,7 +23241,18 @@
           <w:szCs w:val="20"/>
           <w:lang w:val="es-ES"/>
         </w:rPr>
-        <w:t>om.</w:t>
+        <w:t>om</w:t>
+      </w:r>
+      <w:proofErr w:type="spellEnd"/>
+      <w:r>
+        <w:rPr>
+          <w:rStyle w:val="Italic"/>
+          <w:rFonts w:ascii="Brill" w:hAnsi="Brill"/>
+          <w:sz w:val="20"/>
+          <w:szCs w:val="20"/>
+          <w:lang w:val="es-ES"/>
+        </w:rPr>
+        <w:t>.</w:t>
       </w:r>
       <w:r>
         <w:rPr>
@@ -20954,7 +23304,27 @@
           <w:szCs w:val="20"/>
           <w:lang w:val="es-ES"/>
         </w:rPr>
-        <w:t xml:space="preserve"> travados </w:t>
+        <w:t xml:space="preserve"> </w:t>
+      </w:r>
+      <w:proofErr w:type="spellStart"/>
+      <w:r>
+        <w:rPr>
+          <w:rFonts w:ascii="Brill" w:hAnsi="Brill"/>
+          <w:sz w:val="20"/>
+          <w:szCs w:val="20"/>
+          <w:lang w:val="es-ES"/>
+        </w:rPr>
+        <w:t>travados</w:t>
+      </w:r>
+      <w:proofErr w:type="spellEnd"/>
+      <w:r>
+        <w:rPr>
+          <w:rFonts w:ascii="Brill" w:hAnsi="Brill"/>
+          <w:sz w:val="20"/>
+          <w:szCs w:val="20"/>
+          <w:lang w:val="es-ES"/>
+        </w:rPr>
+        <w:t xml:space="preserve"> </w:t>
       </w:r>
       <w:r>
         <w:rPr>
@@ -21016,7 +23386,17 @@
           <w:szCs w:val="20"/>
           <w:lang w:val="es-ES"/>
         </w:rPr>
-        <w:t xml:space="preserve"> de</w:t>
+        <w:t xml:space="preserve"> </w:t>
+      </w:r>
+      <w:proofErr w:type="spellStart"/>
+      <w:r>
+        <w:rPr>
+          <w:rFonts w:ascii="Brill" w:hAnsi="Brill"/>
+          <w:sz w:val="20"/>
+          <w:szCs w:val="20"/>
+          <w:lang w:val="es-ES"/>
+        </w:rPr>
+        <w:t>de</w:t>
       </w:r>
       <w:r>
         <w:rPr>
@@ -21034,7 +23414,17 @@
           <w:szCs w:val="20"/>
           <w:lang w:val="es-ES"/>
         </w:rPr>
-        <w:t xml:space="preserve">adelante </w:t>
+        <w:t>adelante</w:t>
+      </w:r>
+      <w:proofErr w:type="spellEnd"/>
+      <w:r>
+        <w:rPr>
+          <w:rFonts w:ascii="Brill" w:hAnsi="Brill"/>
+          <w:sz w:val="20"/>
+          <w:szCs w:val="20"/>
+          <w:lang w:val="es-ES"/>
+        </w:rPr>
+        <w:t xml:space="preserve"> </w:t>
       </w:r>
       <w:r>
         <w:rPr>
@@ -21057,6 +23447,7 @@
         </w:rPr>
         <w:t xml:space="preserve">] </w:t>
       </w:r>
+      <w:proofErr w:type="spellStart"/>
       <w:r>
         <w:rPr>
           <w:rStyle w:val="Italic"/>
@@ -21065,7 +23456,18 @@
           <w:szCs w:val="20"/>
           <w:lang w:val="es-ES"/>
         </w:rPr>
-        <w:t>om.</w:t>
+        <w:t>om</w:t>
+      </w:r>
+      <w:proofErr w:type="spellEnd"/>
+      <w:r>
+        <w:rPr>
+          <w:rStyle w:val="Italic"/>
+          <w:rFonts w:ascii="Brill" w:hAnsi="Brill"/>
+          <w:sz w:val="20"/>
+          <w:szCs w:val="20"/>
+          <w:lang w:val="es-ES"/>
+        </w:rPr>
+        <w:t>.</w:t>
       </w:r>
       <w:r>
         <w:rPr>
@@ -21349,6 +23751,7 @@
         </w:rPr>
         <w:t xml:space="preserve">] </w:t>
       </w:r>
+      <w:proofErr w:type="spellStart"/>
       <w:r>
         <w:rPr>
           <w:rStyle w:val="Italic"/>
@@ -21357,7 +23760,18 @@
           <w:szCs w:val="20"/>
           <w:lang w:val="es-ES"/>
         </w:rPr>
-        <w:t>om.</w:t>
+        <w:t>om</w:t>
+      </w:r>
+      <w:proofErr w:type="spellEnd"/>
+      <w:r>
+        <w:rPr>
+          <w:rStyle w:val="Italic"/>
+          <w:rFonts w:ascii="Brill" w:hAnsi="Brill"/>
+          <w:sz w:val="20"/>
+          <w:szCs w:val="20"/>
+          <w:lang w:val="es-ES"/>
+        </w:rPr>
+        <w:t>.</w:t>
       </w:r>
       <w:r>
         <w:rPr>
@@ -21446,7 +23860,27 @@
           <w:szCs w:val="20"/>
           <w:lang w:val="es-ES"/>
         </w:rPr>
-        <w:t xml:space="preserve"> e </w:t>
+        <w:t xml:space="preserve"> </w:t>
+      </w:r>
+      <w:proofErr w:type="spellStart"/>
+      <w:r>
+        <w:rPr>
+          <w:rFonts w:ascii="Brill" w:hAnsi="Brill"/>
+          <w:sz w:val="20"/>
+          <w:szCs w:val="20"/>
+          <w:lang w:val="es-ES"/>
+        </w:rPr>
+        <w:t>e</w:t>
+      </w:r>
+      <w:proofErr w:type="spellEnd"/>
+      <w:r>
+        <w:rPr>
+          <w:rFonts w:ascii="Brill" w:hAnsi="Brill"/>
+          <w:sz w:val="20"/>
+          <w:szCs w:val="20"/>
+          <w:lang w:val="es-ES"/>
+        </w:rPr>
+        <w:t xml:space="preserve"> </w:t>
       </w:r>
       <w:r>
         <w:rPr>
@@ -21850,6 +24284,7 @@
         </w:rPr>
         <w:t xml:space="preserve">] </w:t>
       </w:r>
+      <w:proofErr w:type="spellStart"/>
       <w:r>
         <w:rPr>
           <w:rStyle w:val="Italic"/>
@@ -21858,7 +24293,18 @@
           <w:szCs w:val="20"/>
           <w:lang w:val="es-ES"/>
         </w:rPr>
-        <w:t>om.</w:t>
+        <w:t>om</w:t>
+      </w:r>
+      <w:proofErr w:type="spellEnd"/>
+      <w:r>
+        <w:rPr>
+          <w:rStyle w:val="Italic"/>
+          <w:rFonts w:ascii="Brill" w:hAnsi="Brill"/>
+          <w:sz w:val="20"/>
+          <w:szCs w:val="20"/>
+          <w:lang w:val="es-ES"/>
+        </w:rPr>
+        <w:t>.</w:t>
       </w:r>
       <w:r>
         <w:rPr>
@@ -22519,7 +24965,27 @@
           <w:szCs w:val="20"/>
           <w:lang w:val="es-ES"/>
         </w:rPr>
-        <w:t xml:space="preserve"> e quedas </w:t>
+        <w:t xml:space="preserve"> </w:t>
+      </w:r>
+      <w:proofErr w:type="spellStart"/>
+      <w:r>
+        <w:rPr>
+          <w:rFonts w:ascii="Brill" w:hAnsi="Brill"/>
+          <w:sz w:val="20"/>
+          <w:szCs w:val="20"/>
+          <w:lang w:val="es-ES"/>
+        </w:rPr>
+        <w:t>e</w:t>
+      </w:r>
+      <w:proofErr w:type="spellEnd"/>
+      <w:r>
+        <w:rPr>
+          <w:rFonts w:ascii="Brill" w:hAnsi="Brill"/>
+          <w:sz w:val="20"/>
+          <w:szCs w:val="20"/>
+          <w:lang w:val="es-ES"/>
+        </w:rPr>
+        <w:t xml:space="preserve"> quedas </w:t>
       </w:r>
       <w:r>
         <w:rPr>
@@ -22554,6 +25020,7 @@
         </w:rPr>
         <w:t xml:space="preserve">] </w:t>
       </w:r>
+      <w:proofErr w:type="spellStart"/>
       <w:r>
         <w:rPr>
           <w:rStyle w:val="Italic"/>
@@ -22562,7 +25029,18 @@
           <w:szCs w:val="20"/>
           <w:lang w:val="es-ES"/>
         </w:rPr>
-        <w:t>om.</w:t>
+        <w:t>om</w:t>
+      </w:r>
+      <w:proofErr w:type="spellEnd"/>
+      <w:r>
+        <w:rPr>
+          <w:rStyle w:val="Italic"/>
+          <w:rFonts w:ascii="Brill" w:hAnsi="Brill"/>
+          <w:sz w:val="20"/>
+          <w:szCs w:val="20"/>
+          <w:lang w:val="es-ES"/>
+        </w:rPr>
+        <w:t>.</w:t>
       </w:r>
       <w:r>
         <w:rPr>
@@ -22620,7 +25098,27 @@
           <w:szCs w:val="20"/>
           <w:lang w:val="es-ES"/>
         </w:rPr>
-        <w:t xml:space="preserve"> e </w:t>
+        <w:t xml:space="preserve"> </w:t>
+      </w:r>
+      <w:proofErr w:type="spellStart"/>
+      <w:r>
+        <w:rPr>
+          <w:rFonts w:ascii="Brill" w:hAnsi="Brill"/>
+          <w:sz w:val="20"/>
+          <w:szCs w:val="20"/>
+          <w:lang w:val="es-ES"/>
+        </w:rPr>
+        <w:t>e</w:t>
+      </w:r>
+      <w:proofErr w:type="spellEnd"/>
+      <w:r>
+        <w:rPr>
+          <w:rFonts w:ascii="Brill" w:hAnsi="Brill"/>
+          <w:sz w:val="20"/>
+          <w:szCs w:val="20"/>
+          <w:lang w:val="es-ES"/>
+        </w:rPr>
+        <w:t xml:space="preserve"> </w:t>
       </w:r>
       <w:r>
         <w:rPr>
@@ -22686,6 +25184,7 @@
         </w:rPr>
         <w:t xml:space="preserve">] </w:t>
       </w:r>
+      <w:proofErr w:type="spellStart"/>
       <w:r>
         <w:rPr>
           <w:rStyle w:val="Italic"/>
@@ -22694,7 +25193,18 @@
           <w:szCs w:val="20"/>
           <w:lang w:val="es-ES"/>
         </w:rPr>
-        <w:t>om.</w:t>
+        <w:t>om</w:t>
+      </w:r>
+      <w:proofErr w:type="spellEnd"/>
+      <w:r>
+        <w:rPr>
+          <w:rStyle w:val="Italic"/>
+          <w:rFonts w:ascii="Brill" w:hAnsi="Brill"/>
+          <w:sz w:val="20"/>
+          <w:szCs w:val="20"/>
+          <w:lang w:val="es-ES"/>
+        </w:rPr>
+        <w:t>.</w:t>
       </w:r>
       <w:r>
         <w:rPr>
@@ -22808,7 +25318,27 @@
           <w:szCs w:val="20"/>
           <w:lang w:val="es-ES"/>
         </w:rPr>
-        <w:t xml:space="preserve"> e </w:t>
+        <w:t xml:space="preserve"> </w:t>
+      </w:r>
+      <w:proofErr w:type="spellStart"/>
+      <w:r>
+        <w:rPr>
+          <w:rFonts w:ascii="Brill" w:hAnsi="Brill"/>
+          <w:sz w:val="20"/>
+          <w:szCs w:val="20"/>
+          <w:lang w:val="es-ES"/>
+        </w:rPr>
+        <w:t>e</w:t>
+      </w:r>
+      <w:proofErr w:type="spellEnd"/>
+      <w:r>
+        <w:rPr>
+          <w:rFonts w:ascii="Brill" w:hAnsi="Brill"/>
+          <w:sz w:val="20"/>
+          <w:szCs w:val="20"/>
+          <w:lang w:val="es-ES"/>
+        </w:rPr>
+        <w:t xml:space="preserve"> </w:t>
       </w:r>
       <w:r>
         <w:rPr>
@@ -22971,6 +25501,7 @@
         </w:rPr>
         <w:t xml:space="preserve">] </w:t>
       </w:r>
+      <w:proofErr w:type="spellStart"/>
       <w:r>
         <w:rPr>
           <w:rStyle w:val="Italic"/>
@@ -22979,7 +25510,18 @@
           <w:szCs w:val="20"/>
           <w:lang w:val="es-ES"/>
         </w:rPr>
-        <w:t>om.</w:t>
+        <w:t>om</w:t>
+      </w:r>
+      <w:proofErr w:type="spellEnd"/>
+      <w:r>
+        <w:rPr>
+          <w:rStyle w:val="Italic"/>
+          <w:rFonts w:ascii="Brill" w:hAnsi="Brill"/>
+          <w:sz w:val="20"/>
+          <w:szCs w:val="20"/>
+          <w:lang w:val="es-ES"/>
+        </w:rPr>
+        <w:t>.</w:t>
       </w:r>
       <w:r>
         <w:rPr>
@@ -23171,6 +25713,7 @@
         </w:rPr>
         <w:t xml:space="preserve"> que] </w:t>
       </w:r>
+      <w:proofErr w:type="spellStart"/>
       <w:r>
         <w:rPr>
           <w:rStyle w:val="Italic"/>
@@ -23179,7 +25722,18 @@
           <w:szCs w:val="20"/>
           <w:lang w:val="es-ES"/>
         </w:rPr>
-        <w:t>om.</w:t>
+        <w:t>om</w:t>
+      </w:r>
+      <w:proofErr w:type="spellEnd"/>
+      <w:r>
+        <w:rPr>
+          <w:rStyle w:val="Italic"/>
+          <w:rFonts w:ascii="Brill" w:hAnsi="Brill"/>
+          <w:sz w:val="20"/>
+          <w:szCs w:val="20"/>
+          <w:lang w:val="es-ES"/>
+        </w:rPr>
+        <w:t>.</w:t>
       </w:r>
       <w:r>
         <w:rPr>
@@ -23375,6 +25929,7 @@
         </w:rPr>
         <w:t xml:space="preserve">] </w:t>
       </w:r>
+      <w:proofErr w:type="spellStart"/>
       <w:r>
         <w:rPr>
           <w:rStyle w:val="Italic"/>
@@ -23383,7 +25938,18 @@
           <w:szCs w:val="20"/>
           <w:lang w:val="es-ES"/>
         </w:rPr>
-        <w:t>om.</w:t>
+        <w:t>om</w:t>
+      </w:r>
+      <w:proofErr w:type="spellEnd"/>
+      <w:r>
+        <w:rPr>
+          <w:rStyle w:val="Italic"/>
+          <w:rFonts w:ascii="Brill" w:hAnsi="Brill"/>
+          <w:sz w:val="20"/>
+          <w:szCs w:val="20"/>
+          <w:lang w:val="es-ES"/>
+        </w:rPr>
+        <w:t>.</w:t>
       </w:r>
       <w:r>
         <w:rPr>
@@ -23636,6 +26202,7 @@
         </w:rPr>
         <w:t xml:space="preserve">] </w:t>
       </w:r>
+      <w:proofErr w:type="spellStart"/>
       <w:r>
         <w:rPr>
           <w:rStyle w:val="Italic"/>
@@ -23644,7 +26211,18 @@
           <w:szCs w:val="20"/>
           <w:lang w:val="es-ES"/>
         </w:rPr>
-        <w:t>om.</w:t>
+        <w:t>om</w:t>
+      </w:r>
+      <w:proofErr w:type="spellEnd"/>
+      <w:r>
+        <w:rPr>
+          <w:rStyle w:val="Italic"/>
+          <w:rFonts w:ascii="Brill" w:hAnsi="Brill"/>
+          <w:sz w:val="20"/>
+          <w:szCs w:val="20"/>
+          <w:lang w:val="es-ES"/>
+        </w:rPr>
+        <w:t>.</w:t>
       </w:r>
       <w:r>
         <w:rPr>
@@ -23806,17 +26384,31 @@
         </w:rPr>
         <w:t xml:space="preserve"> | </w:t>
       </w:r>
-      <w:r>
-        <w:rPr>
-          <w:rStyle w:val="Witnesses"/>
-          <w:rFonts w:ascii="Brill" w:hAnsi="Brill"/>
-          <w:b w:val="0"/>
-          <w:bCs w:val="0"/>
-          <w:sz w:val="20"/>
-          <w:szCs w:val="20"/>
-          <w:lang w:val="es-ES"/>
-        </w:rPr>
-        <w:t>aut F</w:t>
+      <w:proofErr w:type="spellStart"/>
+      <w:r>
+        <w:rPr>
+          <w:rStyle w:val="Witnesses"/>
+          <w:rFonts w:ascii="Brill" w:hAnsi="Brill"/>
+          <w:b w:val="0"/>
+          <w:bCs w:val="0"/>
+          <w:sz w:val="20"/>
+          <w:szCs w:val="20"/>
+          <w:lang w:val="es-ES"/>
+        </w:rPr>
+        <w:t>aut</w:t>
+      </w:r>
+      <w:proofErr w:type="spellEnd"/>
+      <w:r>
+        <w:rPr>
+          <w:rStyle w:val="Witnesses"/>
+          <w:rFonts w:ascii="Brill" w:hAnsi="Brill"/>
+          <w:b w:val="0"/>
+          <w:bCs w:val="0"/>
+          <w:sz w:val="20"/>
+          <w:szCs w:val="20"/>
+          <w:lang w:val="es-ES"/>
+        </w:rPr>
+        <w:t xml:space="preserve"> F</w:t>
       </w:r>
     </w:p>
   </w:footnote>
@@ -24321,14 +26913,25 @@
         </w:rPr>
         <w:t xml:space="preserve"> </w:t>
       </w:r>
-      <w:r>
-        <w:rPr>
-          <w:rFonts w:ascii="Brill" w:hAnsi="Brill"/>
-          <w:sz w:val="20"/>
-          <w:szCs w:val="20"/>
-          <w:lang w:val="es-ES"/>
-        </w:rPr>
-        <w:t xml:space="preserve">acendentes </w:t>
+      <w:proofErr w:type="spellStart"/>
+      <w:r>
+        <w:rPr>
+          <w:rFonts w:ascii="Brill" w:hAnsi="Brill"/>
+          <w:sz w:val="20"/>
+          <w:szCs w:val="20"/>
+          <w:lang w:val="es-ES"/>
+        </w:rPr>
+        <w:t>acendentes</w:t>
+      </w:r>
+      <w:proofErr w:type="spellEnd"/>
+      <w:r>
+        <w:rPr>
+          <w:rFonts w:ascii="Brill" w:hAnsi="Brill"/>
+          <w:sz w:val="20"/>
+          <w:szCs w:val="20"/>
+          <w:lang w:val="es-ES"/>
+        </w:rPr>
+        <w:t xml:space="preserve"> </w:t>
       </w:r>
       <w:r>
         <w:rPr>
@@ -24348,7 +26951,27 @@
           <w:szCs w:val="20"/>
           <w:lang w:val="es-ES"/>
         </w:rPr>
-        <w:t xml:space="preserve">] dentes </w:t>
+        <w:t xml:space="preserve">] </w:t>
+      </w:r>
+      <w:proofErr w:type="spellStart"/>
+      <w:r>
+        <w:rPr>
+          <w:rFonts w:ascii="Brill" w:hAnsi="Brill"/>
+          <w:sz w:val="20"/>
+          <w:szCs w:val="20"/>
+          <w:lang w:val="es-ES"/>
+        </w:rPr>
+        <w:t>dentes</w:t>
+      </w:r>
+      <w:proofErr w:type="spellEnd"/>
+      <w:r>
+        <w:rPr>
+          <w:rFonts w:ascii="Brill" w:hAnsi="Brill"/>
+          <w:sz w:val="20"/>
+          <w:szCs w:val="20"/>
+          <w:lang w:val="es-ES"/>
+        </w:rPr>
+        <w:t xml:space="preserve"> </w:t>
       </w:r>
       <w:r>
         <w:rPr>
@@ -24368,7 +26991,27 @@
           <w:szCs w:val="20"/>
           <w:lang w:val="es-ES"/>
         </w:rPr>
-        <w:t xml:space="preserve"> | acidentes </w:t>
+        <w:t xml:space="preserve"> | </w:t>
+      </w:r>
+      <w:proofErr w:type="spellStart"/>
+      <w:r>
+        <w:rPr>
+          <w:rFonts w:ascii="Brill" w:hAnsi="Brill"/>
+          <w:sz w:val="20"/>
+          <w:szCs w:val="20"/>
+          <w:lang w:val="es-ES"/>
+        </w:rPr>
+        <w:t>acidentes</w:t>
+      </w:r>
+      <w:proofErr w:type="spellEnd"/>
+      <w:r>
+        <w:rPr>
+          <w:rFonts w:ascii="Brill" w:hAnsi="Brill"/>
+          <w:sz w:val="20"/>
+          <w:szCs w:val="20"/>
+          <w:lang w:val="es-ES"/>
+        </w:rPr>
+        <w:t xml:space="preserve"> </w:t>
       </w:r>
       <w:r>
         <w:rPr>
@@ -24388,7 +27031,27 @@
           <w:szCs w:val="20"/>
           <w:lang w:val="es-ES"/>
         </w:rPr>
-        <w:t xml:space="preserve"> | acidente </w:t>
+        <w:t xml:space="preserve"> | </w:t>
+      </w:r>
+      <w:proofErr w:type="spellStart"/>
+      <w:r>
+        <w:rPr>
+          <w:rFonts w:ascii="Brill" w:hAnsi="Brill"/>
+          <w:sz w:val="20"/>
+          <w:szCs w:val="20"/>
+          <w:lang w:val="es-ES"/>
+        </w:rPr>
+        <w:t>acidente</w:t>
+      </w:r>
+      <w:proofErr w:type="spellEnd"/>
+      <w:r>
+        <w:rPr>
+          <w:rFonts w:ascii="Brill" w:hAnsi="Brill"/>
+          <w:sz w:val="20"/>
+          <w:szCs w:val="20"/>
+          <w:lang w:val="es-ES"/>
+        </w:rPr>
+        <w:t xml:space="preserve"> </w:t>
       </w:r>
       <w:r>
         <w:rPr>
@@ -24935,6 +27598,7 @@
         </w:rPr>
         <w:t xml:space="preserve">] </w:t>
       </w:r>
+      <w:proofErr w:type="spellStart"/>
       <w:r>
         <w:rPr>
           <w:rStyle w:val="Italic"/>
@@ -24943,7 +27607,18 @@
           <w:szCs w:val="20"/>
           <w:lang w:val="es-ES"/>
         </w:rPr>
-        <w:t>om.</w:t>
+        <w:t>om</w:t>
+      </w:r>
+      <w:proofErr w:type="spellEnd"/>
+      <w:r>
+        <w:rPr>
+          <w:rStyle w:val="Italic"/>
+          <w:rFonts w:ascii="Brill" w:hAnsi="Brill"/>
+          <w:sz w:val="20"/>
+          <w:szCs w:val="20"/>
+          <w:lang w:val="es-ES"/>
+        </w:rPr>
+        <w:t>.</w:t>
       </w:r>
       <w:r>
         <w:rPr>
@@ -25386,6 +28061,7 @@
         </w:rPr>
         <w:t xml:space="preserve">] </w:t>
       </w:r>
+      <w:proofErr w:type="spellStart"/>
       <w:r>
         <w:rPr>
           <w:rStyle w:val="Italic"/>
@@ -25394,7 +28070,18 @@
           <w:szCs w:val="20"/>
           <w:lang w:val="es-ES"/>
         </w:rPr>
-        <w:t>om.</w:t>
+        <w:t>om</w:t>
+      </w:r>
+      <w:proofErr w:type="spellEnd"/>
+      <w:r>
+        <w:rPr>
+          <w:rStyle w:val="Italic"/>
+          <w:rFonts w:ascii="Brill" w:hAnsi="Brill"/>
+          <w:sz w:val="20"/>
+          <w:szCs w:val="20"/>
+          <w:lang w:val="es-ES"/>
+        </w:rPr>
+        <w:t>.</w:t>
       </w:r>
       <w:r>
         <w:rPr>
@@ -25871,7 +28558,27 @@
           <w:szCs w:val="20"/>
           <w:lang w:val="es-ES"/>
         </w:rPr>
-        <w:t xml:space="preserve"> e </w:t>
+        <w:t xml:space="preserve"> </w:t>
+      </w:r>
+      <w:proofErr w:type="spellStart"/>
+      <w:r>
+        <w:rPr>
+          <w:rFonts w:ascii="Brill" w:hAnsi="Brill"/>
+          <w:sz w:val="20"/>
+          <w:szCs w:val="20"/>
+          <w:lang w:val="es-ES"/>
+        </w:rPr>
+        <w:t>e</w:t>
+      </w:r>
+      <w:proofErr w:type="spellEnd"/>
+      <w:r>
+        <w:rPr>
+          <w:rFonts w:ascii="Brill" w:hAnsi="Brill"/>
+          <w:sz w:val="20"/>
+          <w:szCs w:val="20"/>
+          <w:lang w:val="es-ES"/>
+        </w:rPr>
+        <w:t xml:space="preserve"> </w:t>
       </w:r>
       <w:r>
         <w:rPr>
@@ -26089,6 +28796,7 @@
         </w:rPr>
         <w:t xml:space="preserve">] </w:t>
       </w:r>
+      <w:proofErr w:type="spellStart"/>
       <w:r>
         <w:rPr>
           <w:rStyle w:val="Italic"/>
@@ -26097,7 +28805,18 @@
           <w:szCs w:val="20"/>
           <w:lang w:val="es-ES"/>
         </w:rPr>
-        <w:t>om.</w:t>
+        <w:t>om</w:t>
+      </w:r>
+      <w:proofErr w:type="spellEnd"/>
+      <w:r>
+        <w:rPr>
+          <w:rStyle w:val="Italic"/>
+          <w:rFonts w:ascii="Brill" w:hAnsi="Brill"/>
+          <w:sz w:val="20"/>
+          <w:szCs w:val="20"/>
+          <w:lang w:val="es-ES"/>
+        </w:rPr>
+        <w:t>.</w:t>
       </w:r>
       <w:r>
         <w:rPr>
@@ -26134,17 +28853,31 @@
         </w:rPr>
         <w:t xml:space="preserve"> | </w:t>
       </w:r>
-      <w:r>
-        <w:rPr>
-          <w:rStyle w:val="Witnesses"/>
-          <w:rFonts w:ascii="Brill" w:hAnsi="Brill"/>
-          <w:b w:val="0"/>
-          <w:bCs w:val="0"/>
-          <w:sz w:val="20"/>
-          <w:szCs w:val="20"/>
-          <w:lang w:val="es-ES"/>
-        </w:rPr>
-        <w:t>hanc F</w:t>
+      <w:proofErr w:type="spellStart"/>
+      <w:r>
+        <w:rPr>
+          <w:rStyle w:val="Witnesses"/>
+          <w:rFonts w:ascii="Brill" w:hAnsi="Brill"/>
+          <w:b w:val="0"/>
+          <w:bCs w:val="0"/>
+          <w:sz w:val="20"/>
+          <w:szCs w:val="20"/>
+          <w:lang w:val="es-ES"/>
+        </w:rPr>
+        <w:t>hanc</w:t>
+      </w:r>
+      <w:proofErr w:type="spellEnd"/>
+      <w:r>
+        <w:rPr>
+          <w:rStyle w:val="Witnesses"/>
+          <w:rFonts w:ascii="Brill" w:hAnsi="Brill"/>
+          <w:b w:val="0"/>
+          <w:bCs w:val="0"/>
+          <w:sz w:val="20"/>
+          <w:szCs w:val="20"/>
+          <w:lang w:val="es-ES"/>
+        </w:rPr>
+        <w:t xml:space="preserve"> F</w:t>
       </w:r>
     </w:p>
   </w:footnote>
@@ -26278,6 +29011,7 @@
         </w:rPr>
         <w:t xml:space="preserve">] </w:t>
       </w:r>
+      <w:proofErr w:type="spellStart"/>
       <w:r>
         <w:rPr>
           <w:rStyle w:val="Italic"/>
@@ -26286,7 +29020,18 @@
           <w:szCs w:val="20"/>
           <w:lang w:val="es-ES"/>
         </w:rPr>
-        <w:t>om.</w:t>
+        <w:t>om</w:t>
+      </w:r>
+      <w:proofErr w:type="spellEnd"/>
+      <w:r>
+        <w:rPr>
+          <w:rStyle w:val="Italic"/>
+          <w:rFonts w:ascii="Brill" w:hAnsi="Brill"/>
+          <w:sz w:val="20"/>
+          <w:szCs w:val="20"/>
+          <w:lang w:val="es-ES"/>
+        </w:rPr>
+        <w:t>.</w:t>
       </w:r>
       <w:r>
         <w:rPr>
@@ -27070,7 +29815,17 @@
           <w:szCs w:val="20"/>
           <w:lang w:val="es-ES"/>
         </w:rPr>
-        <w:t xml:space="preserve"> se</w:t>
+        <w:t xml:space="preserve"> </w:t>
+      </w:r>
+      <w:proofErr w:type="spellStart"/>
+      <w:r>
+        <w:rPr>
+          <w:rFonts w:ascii="Brill" w:hAnsi="Brill"/>
+          <w:sz w:val="20"/>
+          <w:szCs w:val="20"/>
+          <w:lang w:val="es-ES"/>
+        </w:rPr>
+        <w:t>se</w:t>
       </w:r>
       <w:r>
         <w:rPr>
@@ -27088,7 +29843,17 @@
           <w:szCs w:val="20"/>
           <w:lang w:val="es-ES"/>
         </w:rPr>
-        <w:t xml:space="preserve">ella </w:t>
+        <w:t>ella</w:t>
+      </w:r>
+      <w:proofErr w:type="spellEnd"/>
+      <w:r>
+        <w:rPr>
+          <w:rFonts w:ascii="Brill" w:hAnsi="Brill"/>
+          <w:sz w:val="20"/>
+          <w:szCs w:val="20"/>
+          <w:lang w:val="es-ES"/>
+        </w:rPr>
+        <w:t xml:space="preserve"> </w:t>
       </w:r>
       <w:r>
         <w:rPr>
@@ -27132,14 +29897,25 @@
         </w:rPr>
         <w:t xml:space="preserve"> | </w:t>
       </w:r>
-      <w:r>
-        <w:rPr>
-          <w:rFonts w:ascii="Brill" w:hAnsi="Brill"/>
-          <w:sz w:val="20"/>
-          <w:szCs w:val="20"/>
-          <w:lang w:val="es-ES"/>
-        </w:rPr>
-        <w:t xml:space="preserve">ha ella </w:t>
+      <w:proofErr w:type="spellStart"/>
+      <w:r>
+        <w:rPr>
+          <w:rFonts w:ascii="Brill" w:hAnsi="Brill"/>
+          <w:sz w:val="20"/>
+          <w:szCs w:val="20"/>
+          <w:lang w:val="es-ES"/>
+        </w:rPr>
+        <w:t>ha</w:t>
+      </w:r>
+      <w:proofErr w:type="spellEnd"/>
+      <w:r>
+        <w:rPr>
+          <w:rFonts w:ascii="Brill" w:hAnsi="Brill"/>
+          <w:sz w:val="20"/>
+          <w:szCs w:val="20"/>
+          <w:lang w:val="es-ES"/>
+        </w:rPr>
+        <w:t xml:space="preserve"> ella </w:t>
       </w:r>
       <w:r>
         <w:rPr>
@@ -27253,15 +30029,27 @@
         </w:rPr>
         <w:t xml:space="preserve"> </w:t>
       </w:r>
-      <w:r>
-        <w:rPr>
-          <w:rFonts w:ascii="Brill" w:hAnsi="Brill"/>
-          <w:sz w:val="20"/>
-          <w:szCs w:val="20"/>
-          <w:lang w:val="es-ES"/>
-        </w:rPr>
-        <w:t xml:space="preserve">tuelle_e </w:t>
-      </w:r>
+      <w:proofErr w:type="spellStart"/>
+      <w:r>
+        <w:rPr>
+          <w:rFonts w:ascii="Brill" w:hAnsi="Brill"/>
+          <w:sz w:val="20"/>
+          <w:szCs w:val="20"/>
+          <w:lang w:val="es-ES"/>
+        </w:rPr>
+        <w:t>tuelle_e</w:t>
+      </w:r>
+      <w:proofErr w:type="spellEnd"/>
+      <w:r>
+        <w:rPr>
+          <w:rFonts w:ascii="Brill" w:hAnsi="Brill"/>
+          <w:sz w:val="20"/>
+          <w:szCs w:val="20"/>
+          <w:lang w:val="es-ES"/>
+        </w:rPr>
+        <w:t xml:space="preserve"> </w:t>
+      </w:r>
+      <w:proofErr w:type="spellStart"/>
       <w:r>
         <w:rPr>
           <w:rFonts w:ascii="Brill" w:hAnsi="Brill"/>
@@ -27271,7 +30059,19 @@
           <w:szCs w:val="20"/>
           <w:lang w:val="es-ES"/>
         </w:rPr>
-        <w:t xml:space="preserve">om. </w:t>
+        <w:t>om</w:t>
+      </w:r>
+      <w:proofErr w:type="spellEnd"/>
+      <w:r>
+        <w:rPr>
+          <w:rFonts w:ascii="Brill" w:hAnsi="Brill"/>
+          <w:i/>
+          <w:iCs/>
+          <w:sz w:val="20"/>
+          <w:szCs w:val="20"/>
+          <w:lang w:val="es-ES"/>
+        </w:rPr>
+        <w:t xml:space="preserve">. </w:t>
       </w:r>
       <w:r>
         <w:rPr>
@@ -27324,6 +30124,7 @@
         </w:rPr>
         <w:t xml:space="preserve">] </w:t>
       </w:r>
+      <w:proofErr w:type="spellStart"/>
       <w:r>
         <w:rPr>
           <w:rStyle w:val="Italic"/>
@@ -27332,7 +30133,18 @@
           <w:szCs w:val="20"/>
           <w:lang w:val="es-ES"/>
         </w:rPr>
-        <w:t>om.</w:t>
+        <w:t>om</w:t>
+      </w:r>
+      <w:proofErr w:type="spellEnd"/>
+      <w:r>
+        <w:rPr>
+          <w:rStyle w:val="Italic"/>
+          <w:rFonts w:ascii="Brill" w:hAnsi="Brill"/>
+          <w:sz w:val="20"/>
+          <w:szCs w:val="20"/>
+          <w:lang w:val="es-ES"/>
+        </w:rPr>
+        <w:t>.</w:t>
       </w:r>
       <w:r>
         <w:rPr>
@@ -27407,6 +30219,7 @@
         </w:rPr>
         <w:t xml:space="preserve">] </w:t>
       </w:r>
+      <w:proofErr w:type="spellStart"/>
       <w:r>
         <w:rPr>
           <w:rStyle w:val="Italic"/>
@@ -27415,7 +30228,18 @@
           <w:szCs w:val="20"/>
           <w:lang w:val="es-ES"/>
         </w:rPr>
-        <w:t>om.</w:t>
+        <w:t>om</w:t>
+      </w:r>
+      <w:proofErr w:type="spellEnd"/>
+      <w:r>
+        <w:rPr>
+          <w:rStyle w:val="Italic"/>
+          <w:rFonts w:ascii="Brill" w:hAnsi="Brill"/>
+          <w:sz w:val="20"/>
+          <w:szCs w:val="20"/>
+          <w:lang w:val="es-ES"/>
+        </w:rPr>
+        <w:t>.</w:t>
       </w:r>
       <w:r>
         <w:rPr>
@@ -27570,6 +30394,7 @@
         </w:rPr>
         <w:t xml:space="preserve">] </w:t>
       </w:r>
+      <w:proofErr w:type="spellStart"/>
       <w:r>
         <w:rPr>
           <w:rStyle w:val="Italic"/>
@@ -27578,7 +30403,18 @@
           <w:szCs w:val="20"/>
           <w:lang w:val="es-ES"/>
         </w:rPr>
-        <w:t>om.</w:t>
+        <w:t>om</w:t>
+      </w:r>
+      <w:proofErr w:type="spellEnd"/>
+      <w:r>
+        <w:rPr>
+          <w:rStyle w:val="Italic"/>
+          <w:rFonts w:ascii="Brill" w:hAnsi="Brill"/>
+          <w:sz w:val="20"/>
+          <w:szCs w:val="20"/>
+          <w:lang w:val="es-ES"/>
+        </w:rPr>
+        <w:t>.</w:t>
       </w:r>
       <w:r>
         <w:rPr>
@@ -27653,6 +30489,7 @@
         </w:rPr>
         <w:t xml:space="preserve">] </w:t>
       </w:r>
+      <w:proofErr w:type="spellStart"/>
       <w:r>
         <w:rPr>
           <w:rStyle w:val="Italic"/>
@@ -27661,7 +30498,18 @@
           <w:szCs w:val="20"/>
           <w:lang w:val="es-ES"/>
         </w:rPr>
-        <w:t>om.</w:t>
+        <w:t>om</w:t>
+      </w:r>
+      <w:proofErr w:type="spellEnd"/>
+      <w:r>
+        <w:rPr>
+          <w:rStyle w:val="Italic"/>
+          <w:rFonts w:ascii="Brill" w:hAnsi="Brill"/>
+          <w:sz w:val="20"/>
+          <w:szCs w:val="20"/>
+          <w:lang w:val="es-ES"/>
+        </w:rPr>
+        <w:t>.</w:t>
       </w:r>
       <w:r>
         <w:rPr>
@@ -27736,6 +30584,7 @@
         </w:rPr>
         <w:t xml:space="preserve">] </w:t>
       </w:r>
+      <w:proofErr w:type="spellStart"/>
       <w:r>
         <w:rPr>
           <w:rStyle w:val="Italic"/>
@@ -27744,7 +30593,18 @@
           <w:szCs w:val="20"/>
           <w:lang w:val="es-ES"/>
         </w:rPr>
-        <w:t>om.</w:t>
+        <w:t>om</w:t>
+      </w:r>
+      <w:proofErr w:type="spellEnd"/>
+      <w:r>
+        <w:rPr>
+          <w:rStyle w:val="Italic"/>
+          <w:rFonts w:ascii="Brill" w:hAnsi="Brill"/>
+          <w:sz w:val="20"/>
+          <w:szCs w:val="20"/>
+          <w:lang w:val="es-ES"/>
+        </w:rPr>
+        <w:t>.</w:t>
       </w:r>
       <w:r>
         <w:rPr>
@@ -27796,7 +30656,17 @@
           <w:szCs w:val="20"/>
           <w:lang w:val="es-ES"/>
         </w:rPr>
-        <w:t xml:space="preserve"> a</w:t>
+        <w:t xml:space="preserve"> </w:t>
+      </w:r>
+      <w:proofErr w:type="spellStart"/>
+      <w:r>
+        <w:rPr>
+          <w:rFonts w:ascii="Brill" w:hAnsi="Brill"/>
+          <w:sz w:val="20"/>
+          <w:szCs w:val="20"/>
+          <w:lang w:val="es-ES"/>
+        </w:rPr>
+        <w:t>a</w:t>
       </w:r>
       <w:r>
         <w:rPr>
@@ -27814,7 +30684,17 @@
           <w:szCs w:val="20"/>
           <w:lang w:val="es-ES"/>
         </w:rPr>
-        <w:t xml:space="preserve">toda </w:t>
+        <w:t>toda</w:t>
+      </w:r>
+      <w:proofErr w:type="spellEnd"/>
+      <w:r>
+        <w:rPr>
+          <w:rFonts w:ascii="Brill" w:hAnsi="Brill"/>
+          <w:sz w:val="20"/>
+          <w:szCs w:val="20"/>
+          <w:lang w:val="es-ES"/>
+        </w:rPr>
+        <w:t xml:space="preserve"> </w:t>
       </w:r>
       <w:r>
         <w:rPr>
@@ -27961,6 +30841,7 @@
         </w:rPr>
         <w:t xml:space="preserve">] </w:t>
       </w:r>
+      <w:proofErr w:type="spellStart"/>
       <w:r>
         <w:rPr>
           <w:rStyle w:val="Italic"/>
@@ -27969,7 +30850,18 @@
           <w:szCs w:val="20"/>
           <w:lang w:val="es-ES"/>
         </w:rPr>
-        <w:t>om.</w:t>
+        <w:t>om</w:t>
+      </w:r>
+      <w:proofErr w:type="spellEnd"/>
+      <w:r>
+        <w:rPr>
+          <w:rStyle w:val="Italic"/>
+          <w:rFonts w:ascii="Brill" w:hAnsi="Brill"/>
+          <w:sz w:val="20"/>
+          <w:szCs w:val="20"/>
+          <w:lang w:val="es-ES"/>
+        </w:rPr>
+        <w:t>.</w:t>
       </w:r>
       <w:r>
         <w:rPr>
@@ -28521,6 +31413,7 @@
         </w:rPr>
         <w:t xml:space="preserve">] </w:t>
       </w:r>
+      <w:proofErr w:type="spellStart"/>
       <w:r>
         <w:rPr>
           <w:rStyle w:val="Italic"/>
@@ -28529,7 +31422,18 @@
           <w:szCs w:val="20"/>
           <w:lang w:val="es-ES"/>
         </w:rPr>
-        <w:t>om.</w:t>
+        <w:t>om</w:t>
+      </w:r>
+      <w:proofErr w:type="spellEnd"/>
+      <w:r>
+        <w:rPr>
+          <w:rStyle w:val="Italic"/>
+          <w:rFonts w:ascii="Brill" w:hAnsi="Brill"/>
+          <w:sz w:val="20"/>
+          <w:szCs w:val="20"/>
+          <w:lang w:val="es-ES"/>
+        </w:rPr>
+        <w:t>.</w:t>
       </w:r>
       <w:r>
         <w:rPr>
@@ -28668,6 +31572,7 @@
         </w:rPr>
         <w:t xml:space="preserve">] </w:t>
       </w:r>
+      <w:proofErr w:type="spellStart"/>
       <w:r>
         <w:rPr>
           <w:rStyle w:val="Italic"/>
@@ -28676,7 +31581,18 @@
           <w:szCs w:val="20"/>
           <w:lang w:val="es-ES"/>
         </w:rPr>
-        <w:t>om.</w:t>
+        <w:t>om</w:t>
+      </w:r>
+      <w:proofErr w:type="spellEnd"/>
+      <w:r>
+        <w:rPr>
+          <w:rStyle w:val="Italic"/>
+          <w:rFonts w:ascii="Brill" w:hAnsi="Brill"/>
+          <w:sz w:val="20"/>
+          <w:szCs w:val="20"/>
+          <w:lang w:val="es-ES"/>
+        </w:rPr>
+        <w:t>.</w:t>
       </w:r>
       <w:r>
         <w:rPr>
@@ -28973,6 +31889,7 @@
         </w:rPr>
         <w:t xml:space="preserve">] </w:t>
       </w:r>
+      <w:proofErr w:type="spellStart"/>
       <w:r>
         <w:rPr>
           <w:rStyle w:val="Italic"/>
@@ -28981,7 +31898,18 @@
           <w:szCs w:val="20"/>
           <w:lang w:val="es-ES"/>
         </w:rPr>
-        <w:t>om.</w:t>
+        <w:t>om</w:t>
+      </w:r>
+      <w:proofErr w:type="spellEnd"/>
+      <w:r>
+        <w:rPr>
+          <w:rStyle w:val="Italic"/>
+          <w:rFonts w:ascii="Brill" w:hAnsi="Brill"/>
+          <w:sz w:val="20"/>
+          <w:szCs w:val="20"/>
+          <w:lang w:val="es-ES"/>
+        </w:rPr>
+        <w:t>.</w:t>
       </w:r>
       <w:r>
         <w:rPr>
@@ -29228,6 +32156,7 @@
         </w:rPr>
         <w:t xml:space="preserve"> | </w:t>
       </w:r>
+      <w:proofErr w:type="spellStart"/>
       <w:r>
         <w:rPr>
           <w:rFonts w:ascii="Brill" w:hAnsi="Brill"/>
@@ -29237,7 +32166,19 @@
           <w:szCs w:val="20"/>
           <w:lang w:val="es-ES"/>
         </w:rPr>
-        <w:t>nec F</w:t>
+        <w:t>nec</w:t>
+      </w:r>
+      <w:proofErr w:type="spellEnd"/>
+      <w:r>
+        <w:rPr>
+          <w:rFonts w:ascii="Brill" w:hAnsi="Brill"/>
+          <w:i/>
+          <w:iCs/>
+          <w:sz w:val="20"/>
+          <w:szCs w:val="20"/>
+          <w:lang w:val="es-ES"/>
+        </w:rPr>
+        <w:t xml:space="preserve"> F</w:t>
       </w:r>
     </w:p>
   </w:footnote>
@@ -29313,7 +32254,27 @@
           <w:szCs w:val="20"/>
           <w:lang w:val="es-ES"/>
         </w:rPr>
-        <w:t xml:space="preserve">] comiençan </w:t>
+        <w:t xml:space="preserve">] </w:t>
+      </w:r>
+      <w:proofErr w:type="spellStart"/>
+      <w:r>
+        <w:rPr>
+          <w:rFonts w:ascii="Brill" w:hAnsi="Brill"/>
+          <w:sz w:val="20"/>
+          <w:szCs w:val="20"/>
+          <w:lang w:val="es-ES"/>
+        </w:rPr>
+        <w:t>comiençan</w:t>
+      </w:r>
+      <w:proofErr w:type="spellEnd"/>
+      <w:r>
+        <w:rPr>
+          <w:rFonts w:ascii="Brill" w:hAnsi="Brill"/>
+          <w:sz w:val="20"/>
+          <w:szCs w:val="20"/>
+          <w:lang w:val="es-ES"/>
+        </w:rPr>
+        <w:t xml:space="preserve"> </w:t>
       </w:r>
       <w:r>
         <w:rPr>
@@ -29403,7 +32364,27 @@
           <w:szCs w:val="20"/>
           <w:lang w:val="es-ES"/>
         </w:rPr>
-        <w:t xml:space="preserve"> contesca </w:t>
+        <w:t xml:space="preserve"> </w:t>
+      </w:r>
+      <w:proofErr w:type="spellStart"/>
+      <w:r>
+        <w:rPr>
+          <w:rFonts w:ascii="Brill" w:hAnsi="Brill"/>
+          <w:sz w:val="20"/>
+          <w:szCs w:val="20"/>
+          <w:lang w:val="es-ES"/>
+        </w:rPr>
+        <w:t>contesca</w:t>
+      </w:r>
+      <w:proofErr w:type="spellEnd"/>
+      <w:r>
+        <w:rPr>
+          <w:rFonts w:ascii="Brill" w:hAnsi="Brill"/>
+          <w:sz w:val="20"/>
+          <w:szCs w:val="20"/>
+          <w:lang w:val="es-ES"/>
+        </w:rPr>
+        <w:t xml:space="preserve"> </w:t>
       </w:r>
       <w:r>
         <w:rPr>
@@ -29485,14 +32466,25 @@
         </w:rPr>
         <w:t xml:space="preserve"> | </w:t>
       </w:r>
-      <w:r>
-        <w:rPr>
-          <w:rFonts w:ascii="Brill" w:hAnsi="Brill"/>
-          <w:sz w:val="20"/>
-          <w:szCs w:val="20"/>
-          <w:lang w:val="es-ES"/>
-        </w:rPr>
-        <w:t xml:space="preserve">conosca </w:t>
+      <w:proofErr w:type="spellStart"/>
+      <w:r>
+        <w:rPr>
+          <w:rFonts w:ascii="Brill" w:hAnsi="Brill"/>
+          <w:sz w:val="20"/>
+          <w:szCs w:val="20"/>
+          <w:lang w:val="es-ES"/>
+        </w:rPr>
+        <w:t>conosca</w:t>
+      </w:r>
+      <w:proofErr w:type="spellEnd"/>
+      <w:r>
+        <w:rPr>
+          <w:rFonts w:ascii="Brill" w:hAnsi="Brill"/>
+          <w:sz w:val="20"/>
+          <w:szCs w:val="20"/>
+          <w:lang w:val="es-ES"/>
+        </w:rPr>
+        <w:t xml:space="preserve"> </w:t>
       </w:r>
       <w:r>
         <w:rPr>
@@ -29687,17 +32679,31 @@
         </w:rPr>
         <w:t xml:space="preserve"> | </w:t>
       </w:r>
-      <w:r>
-        <w:rPr>
-          <w:rStyle w:val="Witnesses"/>
-          <w:rFonts w:ascii="Brill" w:hAnsi="Brill"/>
-          <w:b w:val="0"/>
-          <w:bCs w:val="0"/>
-          <w:sz w:val="20"/>
-          <w:szCs w:val="20"/>
-          <w:lang w:val="es-ES"/>
-        </w:rPr>
-        <w:t>pertimescant F</w:t>
+      <w:proofErr w:type="spellStart"/>
+      <w:r>
+        <w:rPr>
+          <w:rStyle w:val="Witnesses"/>
+          <w:rFonts w:ascii="Brill" w:hAnsi="Brill"/>
+          <w:b w:val="0"/>
+          <w:bCs w:val="0"/>
+          <w:sz w:val="20"/>
+          <w:szCs w:val="20"/>
+          <w:lang w:val="es-ES"/>
+        </w:rPr>
+        <w:t>pertimescant</w:t>
+      </w:r>
+      <w:proofErr w:type="spellEnd"/>
+      <w:r>
+        <w:rPr>
+          <w:rStyle w:val="Witnesses"/>
+          <w:rFonts w:ascii="Brill" w:hAnsi="Brill"/>
+          <w:b w:val="0"/>
+          <w:bCs w:val="0"/>
+          <w:sz w:val="20"/>
+          <w:szCs w:val="20"/>
+          <w:lang w:val="es-ES"/>
+        </w:rPr>
+        <w:t xml:space="preserve"> F</w:t>
       </w:r>
     </w:p>
   </w:footnote>
@@ -29772,6 +32778,7 @@
         </w:rPr>
         <w:t xml:space="preserve"> | </w:t>
       </w:r>
+      <w:proofErr w:type="spellStart"/>
       <w:r>
         <w:rPr>
           <w:rStyle w:val="Italic"/>
@@ -29780,7 +32787,18 @@
           <w:szCs w:val="20"/>
           <w:lang w:val="es-ES"/>
         </w:rPr>
-        <w:t>om.</w:t>
+        <w:t>om</w:t>
+      </w:r>
+      <w:proofErr w:type="spellEnd"/>
+      <w:r>
+        <w:rPr>
+          <w:rStyle w:val="Italic"/>
+          <w:rFonts w:ascii="Brill" w:hAnsi="Brill"/>
+          <w:sz w:val="20"/>
+          <w:szCs w:val="20"/>
+          <w:lang w:val="es-ES"/>
+        </w:rPr>
+        <w:t>.</w:t>
       </w:r>
       <w:r>
         <w:rPr>
